--- a/data/revised_2026-10_full/tracked/v2/Core_Mathematics/SS2.2_Reflection_and_Congruence/Core_Mathematics_Reflection_and_Congruence_CBE_LessonSequence_TRACKED.docx
+++ b/data/revised_2026-10_full/tracked/v2/Core_Mathematics/SS2.2_Reflection_and_Congruence/Core_Mathematics_Reflection_and_Congruence_CBE_LessonSequence_TRACKED.docx
@@ -495,10 +495,10 @@
               <w:ind w:left="360" w:hanging="180"/>
               <w:jc w:val="left"/>
               <w:rPr>
-                <w:ins w:id="9002" w:author="Claude (AI) - proposed" w:date="2026-10-15T20:13:59Z"/>
-              </w:rPr>
-            </w:pPr>
-            <w:ins w:id="9001" w:author="Claude (AI) - proposed" w:date="2026-10-15T20:13:59Z">
+                <w:ins w:id="9002" w:author="Claude (AI) - proposed" w:date="2026-10-18T00:27:27Z"/>
+              </w:rPr>
+            </w:pPr>
+            <w:ins w:id="9001" w:author="Claude (AI) - proposed" w:date="2026-10-18T00:27:27Z">
               <w:r>
                 <w:rPr>
                   <w:rFonts w:ascii="Arial" w:cs="Arial" w:eastAsia="Arial" w:hAnsi="Arial"/>
@@ -520,10 +520,10 @@
               <w:ind w:left="360" w:hanging="180"/>
               <w:jc w:val="left"/>
               <w:rPr>
-                <w:ins w:id="9004" w:author="Claude (AI) - proposed" w:date="2026-10-15T20:13:59Z"/>
-              </w:rPr>
-            </w:pPr>
-            <w:ins w:id="9003" w:author="Claude (AI) - proposed" w:date="2026-10-15T20:13:59Z">
+                <w:ins w:id="9004" w:author="Claude (AI) - proposed" w:date="2026-10-18T00:27:27Z"/>
+              </w:rPr>
+            </w:pPr>
+            <w:ins w:id="9003" w:author="Claude (AI) - proposed" w:date="2026-10-18T00:27:27Z">
               <w:r>
                 <w:rPr>
                   <w:rFonts w:ascii="Arial" w:cs="Arial" w:eastAsia="Arial" w:hAnsi="Arial"/>
@@ -545,10 +545,10 @@
               <w:ind w:left="360" w:hanging="180"/>
               <w:jc w:val="left"/>
               <w:rPr>
-                <w:ins w:id="9006" w:author="Claude (AI) - proposed" w:date="2026-10-15T20:13:59Z"/>
-              </w:rPr>
-            </w:pPr>
-            <w:ins w:id="9005" w:author="Claude (AI) - proposed" w:date="2026-10-15T20:13:59Z">
+                <w:ins w:id="9006" w:author="Claude (AI) - proposed" w:date="2026-10-18T00:27:27Z"/>
+              </w:rPr>
+            </w:pPr>
+            <w:ins w:id="9005" w:author="Claude (AI) - proposed" w:date="2026-10-18T00:27:27Z">
               <w:r>
                 <w:rPr>
                   <w:rFonts w:ascii="Arial" w:cs="Arial" w:eastAsia="Arial" w:hAnsi="Arial"/>
@@ -570,10 +570,10 @@
               <w:ind w:left="360" w:hanging="180"/>
               <w:jc w:val="left"/>
               <w:rPr>
-                <w:ins w:id="9008" w:author="Claude (AI) - proposed" w:date="2026-10-15T20:13:59Z"/>
-              </w:rPr>
-            </w:pPr>
-            <w:ins w:id="9007" w:author="Claude (AI) - proposed" w:date="2026-10-15T20:13:59Z">
+                <w:ins w:id="9008" w:author="Claude (AI) - proposed" w:date="2026-10-18T00:27:27Z"/>
+              </w:rPr>
+            </w:pPr>
+            <w:ins w:id="9007" w:author="Claude (AI) - proposed" w:date="2026-10-18T00:27:27Z">
               <w:r>
                 <w:rPr>
                   <w:rFonts w:ascii="Arial" w:cs="Arial" w:eastAsia="Arial" w:hAnsi="Arial"/>
@@ -595,10 +595,10 @@
               <w:ind w:left="360" w:hanging="180"/>
               <w:jc w:val="left"/>
               <w:rPr>
-                <w:del w:id="9010" w:author="Claude (AI) - proposed" w:date="2026-10-15T20:13:59Z"/>
-              </w:rPr>
-            </w:pPr>
-            <w:del w:id="9009" w:author="Claude (AI) - proposed" w:date="2026-10-15T20:13:59Z">
+                <w:del w:id="9010" w:author="Claude (AI) - proposed" w:date="2026-10-18T00:27:27Z"/>
+              </w:rPr>
+            </w:pPr>
+            <w:del w:id="9009" w:author="Claude (AI) - proposed" w:date="2026-10-18T00:27:27Z">
               <w:r>
                 <w:rPr>
                   <w:rFonts w:ascii="Arial" w:cs="Arial" w:eastAsia="Arial" w:hAnsi="Arial"/>
@@ -620,10 +620,10 @@
               <w:ind w:left="360" w:hanging="180"/>
               <w:jc w:val="left"/>
               <w:rPr>
-                <w:del w:id="9012" w:author="Claude (AI) - proposed" w:date="2026-10-15T20:13:59Z"/>
-              </w:rPr>
-            </w:pPr>
-            <w:del w:id="9011" w:author="Claude (AI) - proposed" w:date="2026-10-15T20:13:59Z">
+                <w:del w:id="9012" w:author="Claude (AI) - proposed" w:date="2026-10-18T00:27:27Z"/>
+              </w:rPr>
+            </w:pPr>
+            <w:del w:id="9011" w:author="Claude (AI) - proposed" w:date="2026-10-18T00:27:27Z">
               <w:r>
                 <w:rPr>
                   <w:rFonts w:ascii="Arial" w:cs="Arial" w:eastAsia="Arial" w:hAnsi="Arial"/>
@@ -645,10 +645,10 @@
               <w:ind w:left="360" w:hanging="180"/>
               <w:jc w:val="left"/>
               <w:rPr>
-                <w:del w:id="9014" w:author="Claude (AI) - proposed" w:date="2026-10-15T20:13:59Z"/>
-              </w:rPr>
-            </w:pPr>
-            <w:del w:id="9013" w:author="Claude (AI) - proposed" w:date="2026-10-15T20:13:59Z">
+                <w:del w:id="9014" w:author="Claude (AI) - proposed" w:date="2026-10-18T00:27:27Z"/>
+              </w:rPr>
+            </w:pPr>
+            <w:del w:id="9013" w:author="Claude (AI) - proposed" w:date="2026-10-18T00:27:27Z">
               <w:r>
                 <w:rPr>
                   <w:rFonts w:ascii="Arial" w:cs="Arial" w:eastAsia="Arial" w:hAnsi="Arial"/>
@@ -670,10 +670,10 @@
               <w:ind w:left="360" w:hanging="180"/>
               <w:jc w:val="left"/>
               <w:rPr>
-                <w:del w:id="9016" w:author="Claude (AI) - proposed" w:date="2026-10-15T20:13:59Z"/>
-              </w:rPr>
-            </w:pPr>
-            <w:del w:id="9015" w:author="Claude (AI) - proposed" w:date="2026-10-15T20:13:59Z">
+                <w:del w:id="9016" w:author="Claude (AI) - proposed" w:date="2026-10-18T00:27:27Z"/>
+              </w:rPr>
+            </w:pPr>
+            <w:del w:id="9015" w:author="Claude (AI) - proposed" w:date="2026-10-18T00:27:27Z">
               <w:r>
                 <w:rPr>
                   <w:rFonts w:ascii="Arial" w:cs="Arial" w:eastAsia="Arial" w:hAnsi="Arial"/>
@@ -695,10 +695,10 @@
               <w:ind w:left="360" w:hanging="180"/>
               <w:jc w:val="left"/>
               <w:rPr>
-                <w:del w:id="9018" w:author="Claude (AI) - proposed" w:date="2026-10-15T20:13:59Z"/>
-              </w:rPr>
-            </w:pPr>
-            <w:del w:id="9017" w:author="Claude (AI) - proposed" w:date="2026-10-15T20:13:59Z">
+                <w:del w:id="9018" w:author="Claude (AI) - proposed" w:date="2026-10-18T00:27:27Z"/>
+              </w:rPr>
+            </w:pPr>
+            <w:del w:id="9017" w:author="Claude (AI) - proposed" w:date="2026-10-18T00:27:27Z">
               <w:r>
                 <w:rPr>
                   <w:rFonts w:ascii="Arial" w:cs="Arial" w:eastAsia="Arial" w:hAnsi="Arial"/>
@@ -969,7 +969,7 @@
               </w:rPr>
               <w:t xml:space="preserve">–  Learning to Learn: the learner applies the properties of reflection to generate the image of an object on a given mirror line</w:t>
             </w:r>
-            <w:del w:id="9019" w:author="Claude (AI) - proposed" w:date="2026-10-15T20:13:59Z">
+            <w:del w:id="9019" w:author="Claude (AI) - proposed" w:date="2026-10-18T00:27:27Z">
               <w:r>
                 <w:rPr>
                   <w:rFonts w:ascii="Arial" w:cs="Arial" w:eastAsia="Arial" w:hAnsi="Arial"/>
@@ -1017,7 +1017,7 @@
               </w:rPr>
               <w:t xml:space="preserve">–  Creativity and Imagination: the learner locates the image of an object placed at a point in front of a mirror</w:t>
             </w:r>
-            <w:del w:id="9020" w:author="Claude (AI) - proposed" w:date="2026-10-15T20:13:59Z">
+            <w:del w:id="9020" w:author="Claude (AI) - proposed" w:date="2026-10-18T00:27:27Z">
               <w:r>
                 <w:rPr>
                   <w:rFonts w:ascii="Arial" w:cs="Arial" w:eastAsia="Arial" w:hAnsi="Arial"/>
@@ -1113,7 +1113,7 @@
               </w:rPr>
               <w:t xml:space="preserve">–  Responsibility: the learner takes care of the mirror used in reflecting corresponding images</w:t>
             </w:r>
-            <w:del w:id="9021" w:author="Claude (AI) - proposed" w:date="2026-10-15T20:13:59Z">
+            <w:del w:id="9021" w:author="Claude (AI) - proposed" w:date="2026-10-18T00:27:27Z">
               <w:r>
                 <w:rPr>
                   <w:rFonts w:ascii="Arial" w:cs="Arial" w:eastAsia="Arial" w:hAnsi="Arial"/>
@@ -1377,7 +1377,7 @@
               </w:rPr>
               <w:t xml:space="preserve">–  Road </w:t>
             </w:r>
-            <w:del w:id="9022" w:author="Claude (AI) - proposed" w:date="2026-10-15T20:13:59Z">
+            <w:del w:id="9022" w:author="Claude (AI) - proposed" w:date="2026-10-18T00:27:27Z">
               <w:r>
                 <w:rPr>
                   <w:rFonts w:ascii="Arial" w:cs="Arial" w:eastAsia="Arial" w:hAnsi="Arial"/>
@@ -1392,7 +1392,7 @@
                 <w:delText xml:space="preserve">Safety</w:delText>
               </w:r>
             </w:del>
-            <w:ins w:id="9023" w:author="Claude (AI) - proposed" w:date="2026-10-15T20:13:59Z">
+            <w:ins w:id="9023" w:author="Claude (AI) - proposed" w:date="2026-10-18T00:27:27Z">
               <w:r>
                 <w:rPr>
                   <w:rFonts w:ascii="Arial" w:cs="Arial" w:eastAsia="Arial" w:hAnsi="Arial"/>
@@ -1420,7 +1420,7 @@
               </w:rPr>
               <w:t xml:space="preserve">: the learner discusses with peers the applications of reflections and congruence on images formed by driving mirrors in enhancing road safety</w:t>
             </w:r>
-            <w:del w:id="9024" w:author="Claude (AI) - proposed" w:date="2026-10-15T20:13:59Z">
+            <w:del w:id="9024" w:author="Claude (AI) - proposed" w:date="2026-10-18T00:27:27Z">
               <w:r>
                 <w:rPr>
                   <w:rFonts w:ascii="Arial" w:cs="Arial" w:eastAsia="Arial" w:hAnsi="Arial"/>
@@ -1468,7 +1468,7 @@
               </w:rPr>
               <w:t xml:space="preserve">–  Environment and Technology: the learner selectively and cautiously collects and observes different objects from the immediate environment </w:t>
             </w:r>
-            <w:del w:id="9025" w:author="Claude (AI) - proposed" w:date="2026-10-15T20:13:59Z">
+            <w:del w:id="9025" w:author="Claude (AI) - proposed" w:date="2026-10-18T00:27:27Z">
               <w:r>
                 <w:rPr>
                   <w:rFonts w:ascii="Arial" w:cs="Arial" w:eastAsia="Arial" w:hAnsi="Arial"/>
@@ -2003,10 +2003,10 @@
               <w:spacing w:after="40" w:before="0"/>
               <w:jc w:val="left"/>
               <w:rPr>
-                <w:ins w:id="9027" w:author="Claude (AI) - proposed" w:date="2026-10-15T20:13:59Z"/>
-              </w:rPr>
-            </w:pPr>
-            <w:ins w:id="9026" w:author="Claude (AI) - proposed" w:date="2026-10-15T20:13:59Z">
+                <w:ins w:id="9027" w:author="Claude (AI) - proposed" w:date="2026-10-18T00:27:27Z"/>
+              </w:rPr>
+            </w:pPr>
+            <w:ins w:id="9026" w:author="Claude (AI) - proposed" w:date="2026-10-18T00:27:27Z">
               <w:r>
                 <w:rPr>
                   <w:rFonts w:ascii="Arial" w:cs="Arial" w:eastAsia="Arial" w:hAnsi="Arial"/>
@@ -2028,10 +2028,10 @@
               <w:spacing w:after="40" w:before="0"/>
               <w:jc w:val="left"/>
               <w:rPr>
-                <w:del w:id="9029" w:author="Claude (AI) - proposed" w:date="2026-10-15T20:13:59Z"/>
-              </w:rPr>
-            </w:pPr>
-            <w:del w:id="9028" w:author="Claude (AI) - proposed" w:date="2026-10-15T20:13:59Z">
+                <w:del w:id="9029" w:author="Claude (AI) - proposed" w:date="2026-10-18T00:27:27Z"/>
+              </w:rPr>
+            </w:pPr>
+            <w:del w:id="9028" w:author="Claude (AI) - proposed" w:date="2026-10-18T00:27:27Z">
               <w:r>
                 <w:rPr>
                   <w:rFonts w:ascii="Arial" w:cs="Arial" w:eastAsia="Arial" w:hAnsi="Arial"/>
@@ -2073,10 +2073,10 @@
               <w:spacing w:after="40" w:before="0"/>
               <w:jc w:val="left"/>
               <w:rPr>
-                <w:ins w:id="9031" w:author="Claude (AI) - proposed" w:date="2026-10-15T20:13:59Z"/>
-              </w:rPr>
-            </w:pPr>
-            <w:ins w:id="9030" w:author="Claude (AI) - proposed" w:date="2026-10-15T20:13:59Z">
+                <w:ins w:id="9031" w:author="Claude (AI) - proposed" w:date="2026-10-18T00:27:27Z"/>
+              </w:rPr>
+            </w:pPr>
+            <w:ins w:id="9030" w:author="Claude (AI) - proposed" w:date="2026-10-18T00:27:27Z">
               <w:r>
                 <w:rPr>
                   <w:rFonts w:ascii="Arial" w:cs="Arial" w:eastAsia="Arial" w:hAnsi="Arial"/>
@@ -2098,10 +2098,10 @@
               <w:spacing w:after="40" w:before="0"/>
               <w:jc w:val="left"/>
               <w:rPr>
-                <w:ins w:id="9033" w:author="Claude (AI) - proposed" w:date="2026-10-15T20:13:59Z"/>
-              </w:rPr>
-            </w:pPr>
-            <w:ins w:id="9032" w:author="Claude (AI) - proposed" w:date="2026-10-15T20:13:59Z">
+                <w:ins w:id="9033" w:author="Claude (AI) - proposed" w:date="2026-10-18T00:27:27Z"/>
+              </w:rPr>
+            </w:pPr>
+            <w:ins w:id="9032" w:author="Claude (AI) - proposed" w:date="2026-10-18T00:27:27Z">
               <w:r>
                 <w:rPr>
                   <w:rFonts w:ascii="Arial" w:cs="Arial" w:eastAsia="Arial" w:hAnsi="Arial"/>
@@ -2123,10 +2123,10 @@
               <w:spacing w:after="40" w:before="0"/>
               <w:jc w:val="left"/>
               <w:rPr>
-                <w:del w:id="9035" w:author="Claude (AI) - proposed" w:date="2026-10-15T20:13:59Z"/>
-              </w:rPr>
-            </w:pPr>
-            <w:del w:id="9034" w:author="Claude (AI) - proposed" w:date="2026-10-15T20:13:59Z">
+                <w:del w:id="9035" w:author="Claude (AI) - proposed" w:date="2026-10-18T00:27:27Z"/>
+              </w:rPr>
+            </w:pPr>
+            <w:del w:id="9034" w:author="Claude (AI) - proposed" w:date="2026-10-18T00:27:27Z">
               <w:r>
                 <w:rPr>
                   <w:rFonts w:ascii="Arial" w:cs="Arial" w:eastAsia="Arial" w:hAnsi="Arial"/>
@@ -2148,10 +2148,10 @@
               <w:spacing w:after="40" w:before="0"/>
               <w:jc w:val="left"/>
               <w:rPr>
-                <w:del w:id="9037" w:author="Claude (AI) - proposed" w:date="2026-10-15T20:13:59Z"/>
-              </w:rPr>
-            </w:pPr>
-            <w:del w:id="9036" w:author="Claude (AI) - proposed" w:date="2026-10-15T20:13:59Z">
+                <w:del w:id="9037" w:author="Claude (AI) - proposed" w:date="2026-10-18T00:27:27Z"/>
+              </w:rPr>
+            </w:pPr>
+            <w:del w:id="9036" w:author="Claude (AI) - proposed" w:date="2026-10-18T00:27:27Z">
               <w:r>
                 <w:rPr>
                   <w:rFonts w:ascii="Arial" w:cs="Arial" w:eastAsia="Arial" w:hAnsi="Arial"/>
@@ -2206,7 +2206,7 @@
               </w:rPr>
               <w:t xml:space="preserve">Lesson 3 — </w:t>
             </w:r>
-            <w:del w:id="9038" w:author="Claude (AI) - proposed" w:date="2026-10-15T20:13:59Z">
+            <w:del w:id="9038" w:author="Claude (AI) - proposed" w:date="2026-10-18T00:27:27Z">
               <w:r>
                 <w:rPr>
                   <w:rFonts w:ascii="Arial" w:cs="Arial" w:eastAsia="Arial" w:hAnsi="Arial"/>
@@ -2221,7 +2221,7 @@
                 <w:delText xml:space="preserve">Drawing Images on a Plane Surface (Applying Properties</w:delText>
               </w:r>
             </w:del>
-            <w:ins w:id="9039" w:author="Claude (AI) - proposed" w:date="2026-10-15T20:13:59Z">
+            <w:ins w:id="9039" w:author="Claude (AI) - proposed" w:date="2026-10-18T00:27:27Z">
               <w:r>
                 <w:rPr>
                   <w:rFonts w:ascii="Arial" w:cs="Arial" w:eastAsia="Arial" w:hAnsi="Arial"/>
@@ -2256,10 +2256,10 @@
               <w:spacing w:after="40" w:before="0"/>
               <w:jc w:val="left"/>
               <w:rPr>
-                <w:ins w:id="9041" w:author="Claude (AI) - proposed" w:date="2026-10-15T20:13:59Z"/>
-              </w:rPr>
-            </w:pPr>
-            <w:ins w:id="9040" w:author="Claude (AI) - proposed" w:date="2026-10-15T20:13:59Z">
+                <w:ins w:id="9041" w:author="Claude (AI) - proposed" w:date="2026-10-18T00:27:27Z"/>
+              </w:rPr>
+            </w:pPr>
+            <w:ins w:id="9040" w:author="Claude (AI) - proposed" w:date="2026-10-18T00:27:27Z">
               <w:r>
                 <w:rPr>
                   <w:rFonts w:ascii="Arial" w:cs="Arial" w:eastAsia="Arial" w:hAnsi="Arial"/>
@@ -2281,10 +2281,10 @@
               <w:spacing w:after="40" w:before="0"/>
               <w:jc w:val="left"/>
               <w:rPr>
-                <w:del w:id="9043" w:author="Claude (AI) - proposed" w:date="2026-10-15T20:13:59Z"/>
-              </w:rPr>
-            </w:pPr>
-            <w:del w:id="9042" w:author="Claude (AI) - proposed" w:date="2026-10-15T20:13:59Z">
+                <w:del w:id="9043" w:author="Claude (AI) - proposed" w:date="2026-10-18T00:27:27Z"/>
+              </w:rPr>
+            </w:pPr>
+            <w:del w:id="9042" w:author="Claude (AI) - proposed" w:date="2026-10-18T00:27:27Z">
               <w:r>
                 <w:rPr>
                   <w:rFonts w:ascii="Arial" w:cs="Arial" w:eastAsia="Arial" w:hAnsi="Arial"/>
@@ -2326,10 +2326,10 @@
               <w:spacing w:after="40" w:before="0"/>
               <w:jc w:val="left"/>
               <w:rPr>
-                <w:ins w:id="9045" w:author="Claude (AI) - proposed" w:date="2026-10-15T20:13:59Z"/>
-              </w:rPr>
-            </w:pPr>
-            <w:ins w:id="9044" w:author="Claude (AI) - proposed" w:date="2026-10-15T20:13:59Z">
+                <w:ins w:id="9045" w:author="Claude (AI) - proposed" w:date="2026-10-18T00:27:27Z"/>
+              </w:rPr>
+            </w:pPr>
+            <w:ins w:id="9044" w:author="Claude (AI) - proposed" w:date="2026-10-18T00:27:27Z">
               <w:r>
                 <w:rPr>
                   <w:rFonts w:ascii="Arial" w:cs="Arial" w:eastAsia="Arial" w:hAnsi="Arial"/>
@@ -2351,10 +2351,10 @@
               <w:spacing w:after="40" w:before="0"/>
               <w:jc w:val="left"/>
               <w:rPr>
-                <w:ins w:id="9047" w:author="Claude (AI) - proposed" w:date="2026-10-15T20:13:59Z"/>
-              </w:rPr>
-            </w:pPr>
-            <w:ins w:id="9046" w:author="Claude (AI) - proposed" w:date="2026-10-15T20:13:59Z">
+                <w:ins w:id="9047" w:author="Claude (AI) - proposed" w:date="2026-10-18T00:27:27Z"/>
+              </w:rPr>
+            </w:pPr>
+            <w:ins w:id="9046" w:author="Claude (AI) - proposed" w:date="2026-10-18T00:27:27Z">
               <w:r>
                 <w:rPr>
                   <w:rFonts w:ascii="Arial" w:cs="Arial" w:eastAsia="Arial" w:hAnsi="Arial"/>
@@ -2376,10 +2376,10 @@
               <w:spacing w:after="40" w:before="0"/>
               <w:jc w:val="left"/>
               <w:rPr>
-                <w:del w:id="9049" w:author="Claude (AI) - proposed" w:date="2026-10-15T20:13:59Z"/>
-              </w:rPr>
-            </w:pPr>
-            <w:del w:id="9048" w:author="Claude (AI) - proposed" w:date="2026-10-15T20:13:59Z">
+                <w:del w:id="9049" w:author="Claude (AI) - proposed" w:date="2026-10-18T00:27:27Z"/>
+              </w:rPr>
+            </w:pPr>
+            <w:del w:id="9048" w:author="Claude (AI) - proposed" w:date="2026-10-18T00:27:27Z">
               <w:r>
                 <w:rPr>
                   <w:rFonts w:ascii="Arial" w:cs="Arial" w:eastAsia="Arial" w:hAnsi="Arial"/>
@@ -2401,10 +2401,10 @@
               <w:spacing w:after="40" w:before="0"/>
               <w:jc w:val="left"/>
               <w:rPr>
-                <w:del w:id="9051" w:author="Claude (AI) - proposed" w:date="2026-10-15T20:13:59Z"/>
-              </w:rPr>
-            </w:pPr>
-            <w:del w:id="9050" w:author="Claude (AI) - proposed" w:date="2026-10-15T20:13:59Z">
+                <w:del w:id="9051" w:author="Claude (AI) - proposed" w:date="2026-10-18T00:27:27Z"/>
+              </w:rPr>
+            </w:pPr>
+            <w:del w:id="9050" w:author="Claude (AI) - proposed" w:date="2026-10-18T00:27:27Z">
               <w:r>
                 <w:rPr>
                   <w:rFonts w:ascii="Arial" w:cs="Arial" w:eastAsia="Arial" w:hAnsi="Arial"/>
@@ -2466,10 +2466,10 @@
               <w:spacing w:after="40" w:before="0"/>
               <w:jc w:val="left"/>
               <w:rPr>
-                <w:ins w:id="9053" w:author="Claude (AI) - proposed" w:date="2026-10-15T20:13:59Z"/>
-              </w:rPr>
-            </w:pPr>
-            <w:ins w:id="9052" w:author="Claude (AI) - proposed" w:date="2026-10-15T20:13:59Z">
+                <w:ins w:id="9053" w:author="Claude (AI) - proposed" w:date="2026-10-18T00:27:27Z"/>
+              </w:rPr>
+            </w:pPr>
+            <w:ins w:id="9052" w:author="Claude (AI) - proposed" w:date="2026-10-18T00:27:27Z">
               <w:r>
                 <w:rPr>
                   <w:rFonts w:ascii="Arial" w:cs="Arial" w:eastAsia="Arial" w:hAnsi="Arial"/>
@@ -2491,10 +2491,10 @@
               <w:spacing w:after="40" w:before="0"/>
               <w:jc w:val="left"/>
               <w:rPr>
-                <w:del w:id="9055" w:author="Claude (AI) - proposed" w:date="2026-10-15T20:13:59Z"/>
-              </w:rPr>
-            </w:pPr>
-            <w:del w:id="9054" w:author="Claude (AI) - proposed" w:date="2026-10-15T20:13:59Z">
+                <w:del w:id="9055" w:author="Claude (AI) - proposed" w:date="2026-10-18T00:27:27Z"/>
+              </w:rPr>
+            </w:pPr>
+            <w:del w:id="9054" w:author="Claude (AI) - proposed" w:date="2026-10-18T00:27:27Z">
               <w:r>
                 <w:rPr>
                   <w:rFonts w:ascii="Arial" w:cs="Arial" w:eastAsia="Arial" w:hAnsi="Arial"/>
@@ -2536,10 +2536,10 @@
               <w:spacing w:after="40" w:before="0"/>
               <w:jc w:val="left"/>
               <w:rPr>
-                <w:ins w:id="9057" w:author="Claude (AI) - proposed" w:date="2026-10-15T20:13:59Z"/>
-              </w:rPr>
-            </w:pPr>
-            <w:ins w:id="9056" w:author="Claude (AI) - proposed" w:date="2026-10-15T20:13:59Z">
+                <w:ins w:id="9057" w:author="Claude (AI) - proposed" w:date="2026-10-18T00:27:27Z"/>
+              </w:rPr>
+            </w:pPr>
+            <w:ins w:id="9056" w:author="Claude (AI) - proposed" w:date="2026-10-18T00:27:27Z">
               <w:r>
                 <w:rPr>
                   <w:rFonts w:ascii="Arial" w:cs="Arial" w:eastAsia="Arial" w:hAnsi="Arial"/>
@@ -2561,10 +2561,10 @@
               <w:spacing w:after="40" w:before="0"/>
               <w:jc w:val="left"/>
               <w:rPr>
-                <w:ins w:id="9059" w:author="Claude (AI) - proposed" w:date="2026-10-15T20:13:59Z"/>
-              </w:rPr>
-            </w:pPr>
-            <w:ins w:id="9058" w:author="Claude (AI) - proposed" w:date="2026-10-15T20:13:59Z">
+                <w:ins w:id="9059" w:author="Claude (AI) - proposed" w:date="2026-10-18T00:27:27Z"/>
+              </w:rPr>
+            </w:pPr>
+            <w:ins w:id="9058" w:author="Claude (AI) - proposed" w:date="2026-10-18T00:27:27Z">
               <w:r>
                 <w:rPr>
                   <w:rFonts w:ascii="Arial" w:cs="Arial" w:eastAsia="Arial" w:hAnsi="Arial"/>
@@ -2586,10 +2586,10 @@
               <w:spacing w:after="40" w:before="0"/>
               <w:jc w:val="left"/>
               <w:rPr>
-                <w:del w:id="9061" w:author="Claude (AI) - proposed" w:date="2026-10-15T20:13:59Z"/>
-              </w:rPr>
-            </w:pPr>
-            <w:del w:id="9060" w:author="Claude (AI) - proposed" w:date="2026-10-15T20:13:59Z">
+                <w:del w:id="9061" w:author="Claude (AI) - proposed" w:date="2026-10-18T00:27:27Z"/>
+              </w:rPr>
+            </w:pPr>
+            <w:del w:id="9060" w:author="Claude (AI) - proposed" w:date="2026-10-18T00:27:27Z">
               <w:r>
                 <w:rPr>
                   <w:rFonts w:ascii="Arial" w:cs="Arial" w:eastAsia="Arial" w:hAnsi="Arial"/>
@@ -2611,10 +2611,10 @@
               <w:spacing w:after="40" w:before="0"/>
               <w:jc w:val="left"/>
               <w:rPr>
-                <w:del w:id="9063" w:author="Claude (AI) - proposed" w:date="2026-10-15T20:13:59Z"/>
-              </w:rPr>
-            </w:pPr>
-            <w:del w:id="9062" w:author="Claude (AI) - proposed" w:date="2026-10-15T20:13:59Z">
+                <w:del w:id="9063" w:author="Claude (AI) - proposed" w:date="2026-10-18T00:27:27Z"/>
+              </w:rPr>
+            </w:pPr>
+            <w:del w:id="9062" w:author="Claude (AI) - proposed" w:date="2026-10-18T00:27:27Z">
               <w:r>
                 <w:rPr>
                   <w:rFonts w:ascii="Arial" w:cs="Arial" w:eastAsia="Arial" w:hAnsi="Arial"/>
@@ -2669,7 +2669,7 @@
               </w:rPr>
               <w:t xml:space="preserve">Lesson 7 — Congruence Tests for Triangles (SSS, SAS, AAS</w:t>
             </w:r>
-            <w:ins w:id="9064" w:author="Claude (AI) - proposed" w:date="2026-10-15T20:13:59Z">
+            <w:ins w:id="9064" w:author="Claude (AI) - proposed" w:date="2026-10-18T00:27:27Z">
               <w:r>
                 <w:rPr>
                   <w:rFonts w:ascii="Arial" w:cs="Arial" w:eastAsia="Arial" w:hAnsi="Arial"/>
@@ -2704,10 +2704,10 @@
               <w:spacing w:after="40" w:before="0"/>
               <w:jc w:val="left"/>
               <w:rPr>
-                <w:ins w:id="9066" w:author="Claude (AI) - proposed" w:date="2026-10-15T20:13:59Z"/>
-              </w:rPr>
-            </w:pPr>
-            <w:ins w:id="9065" w:author="Claude (AI) - proposed" w:date="2026-10-15T20:13:59Z">
+                <w:ins w:id="9066" w:author="Claude (AI) - proposed" w:date="2026-10-18T00:27:27Z"/>
+              </w:rPr>
+            </w:pPr>
+            <w:ins w:id="9065" w:author="Claude (AI) - proposed" w:date="2026-10-18T00:27:27Z">
               <w:r>
                 <w:rPr>
                   <w:rFonts w:ascii="Arial" w:cs="Arial" w:eastAsia="Arial" w:hAnsi="Arial"/>
@@ -2729,10 +2729,10 @@
               <w:spacing w:after="40" w:before="0"/>
               <w:jc w:val="left"/>
               <w:rPr>
-                <w:del w:id="9068" w:author="Claude (AI) - proposed" w:date="2026-10-15T20:13:59Z"/>
-              </w:rPr>
-            </w:pPr>
-            <w:del w:id="9067" w:author="Claude (AI) - proposed" w:date="2026-10-15T20:13:59Z">
+                <w:del w:id="9068" w:author="Claude (AI) - proposed" w:date="2026-10-18T00:27:27Z"/>
+              </w:rPr>
+            </w:pPr>
+            <w:del w:id="9067" w:author="Claude (AI) - proposed" w:date="2026-10-18T00:27:27Z">
               <w:r>
                 <w:rPr>
                   <w:rFonts w:ascii="Arial" w:cs="Arial" w:eastAsia="Arial" w:hAnsi="Arial"/>
@@ -2774,10 +2774,10 @@
               <w:spacing w:after="40" w:before="0"/>
               <w:jc w:val="left"/>
               <w:rPr>
-                <w:ins w:id="9070" w:author="Claude (AI) - proposed" w:date="2026-10-15T20:13:59Z"/>
-              </w:rPr>
-            </w:pPr>
-            <w:ins w:id="9069" w:author="Claude (AI) - proposed" w:date="2026-10-15T20:13:59Z">
+                <w:ins w:id="9070" w:author="Claude (AI) - proposed" w:date="2026-10-18T00:27:27Z"/>
+              </w:rPr>
+            </w:pPr>
+            <w:ins w:id="9069" w:author="Claude (AI) - proposed" w:date="2026-10-18T00:27:27Z">
               <w:r>
                 <w:rPr>
                   <w:rFonts w:ascii="Arial" w:cs="Arial" w:eastAsia="Arial" w:hAnsi="Arial"/>
@@ -2799,10 +2799,10 @@
               <w:spacing w:after="40" w:before="0"/>
               <w:jc w:val="left"/>
               <w:rPr>
-                <w:ins w:id="9072" w:author="Claude (AI) - proposed" w:date="2026-10-15T20:13:59Z"/>
-              </w:rPr>
-            </w:pPr>
-            <w:ins w:id="9071" w:author="Claude (AI) - proposed" w:date="2026-10-15T20:13:59Z">
+                <w:ins w:id="9072" w:author="Claude (AI) - proposed" w:date="2026-10-18T00:27:27Z"/>
+              </w:rPr>
+            </w:pPr>
+            <w:ins w:id="9071" w:author="Claude (AI) - proposed" w:date="2026-10-18T00:27:27Z">
               <w:r>
                 <w:rPr>
                   <w:rFonts w:ascii="Arial" w:cs="Arial" w:eastAsia="Arial" w:hAnsi="Arial"/>
@@ -2824,10 +2824,10 @@
               <w:spacing w:after="40" w:before="0"/>
               <w:jc w:val="left"/>
               <w:rPr>
-                <w:del w:id="9074" w:author="Claude (AI) - proposed" w:date="2026-10-15T20:13:59Z"/>
-              </w:rPr>
-            </w:pPr>
-            <w:del w:id="9073" w:author="Claude (AI) - proposed" w:date="2026-10-15T20:13:59Z">
+                <w:del w:id="9074" w:author="Claude (AI) - proposed" w:date="2026-10-18T00:27:27Z"/>
+              </w:rPr>
+            </w:pPr>
+            <w:del w:id="9073" w:author="Claude (AI) - proposed" w:date="2026-10-18T00:27:27Z">
               <w:r>
                 <w:rPr>
                   <w:rFonts w:ascii="Arial" w:cs="Arial" w:eastAsia="Arial" w:hAnsi="Arial"/>
@@ -2849,10 +2849,10 @@
               <w:spacing w:after="40" w:before="0"/>
               <w:jc w:val="left"/>
               <w:rPr>
-                <w:del w:id="9076" w:author="Claude (AI) - proposed" w:date="2026-10-15T20:13:59Z"/>
-              </w:rPr>
-            </w:pPr>
-            <w:del w:id="9075" w:author="Claude (AI) - proposed" w:date="2026-10-15T20:13:59Z">
+                <w:del w:id="9076" w:author="Claude (AI) - proposed" w:date="2026-10-18T00:27:27Z"/>
+              </w:rPr>
+            </w:pPr>
+            <w:del w:id="9075" w:author="Claude (AI) - proposed" w:date="2026-10-18T00:27:27Z">
               <w:r>
                 <w:rPr>
                   <w:rFonts w:ascii="Arial" w:cs="Arial" w:eastAsia="Arial" w:hAnsi="Arial"/>
@@ -3117,7 +3117,7 @@
         </w:rPr>
         <w:t xml:space="preserve">© 2026 SeaVuria and ARES. This work is licensed under a </w:t>
       </w:r>
-      <w:hyperlink w:history="1" r:id="rIdzievrjmns7xl2ipdpjqu0">
+      <w:hyperlink w:history="1" r:id="rIdsqanaw3ubxm3q-_ochqpt">
         <w:r>
           <w:rPr>
             <w:rFonts w:ascii="Arial" w:cs="Arial" w:eastAsia="Arial" w:hAnsi="Arial"/>
@@ -3137,7 +3137,7 @@
         </w:rPr>
         <w:t xml:space="preserve"> (</w:t>
       </w:r>
-      <w:hyperlink w:history="1" r:id="rIdjvmrooc3rlbwl0dolhqie">
+      <w:hyperlink w:history="1" r:id="rIdoxlhhr6oap_akkph2jdez">
         <w:r>
           <w:rPr>
             <w:rFonts w:ascii="Arial" w:cs="Arial" w:eastAsia="Arial" w:hAnsi="Arial"/>
@@ -3157,7 +3157,7 @@
         </w:rPr>
         <w:t xml:space="preserve">). To view a copy of this license, visit </w:t>
       </w:r>
-      <w:hyperlink w:history="1" r:id="rId0jlm3oltixfvyvck4kzzk">
+      <w:hyperlink w:history="1" r:id="rIdz98gdah22olnbe1m9abu4">
         <w:r>
           <w:rPr>
             <w:rFonts w:ascii="Arial" w:cs="Arial" w:eastAsia="Arial" w:hAnsi="Arial"/>
@@ -4095,10 +4095,10 @@
               <w:spacing w:after="40" w:before="0"/>
               <w:jc w:val="left"/>
               <w:rPr>
-                <w:ins w:id="9078" w:author="Claude (AI) - proposed" w:date="2026-10-15T20:13:59Z"/>
-              </w:rPr>
-            </w:pPr>
-            <w:ins w:id="9077" w:author="Claude (AI) - proposed" w:date="2026-10-15T20:13:59Z">
+                <w:ins w:id="9078" w:author="Claude (AI) - proposed" w:date="2026-10-18T00:27:27Z"/>
+              </w:rPr>
+            </w:pPr>
+            <w:ins w:id="9077" w:author="Claude (AI) - proposed" w:date="2026-10-18T00:27:27Z">
               <w:r>
                 <w:rPr>
                   <w:rFonts w:ascii="Arial" w:cs="Arial" w:eastAsia="Arial" w:hAnsi="Arial"/>
@@ -4121,10 +4121,10 @@
       <w:pPr>
         <w:spacing w:after="120"/>
         <w:rPr>
-          <w:ins w:id="9080" w:author="Claude (AI) - proposed" w:date="2026-10-15T20:13:59Z"/>
+          <w:ins w:id="9080" w:author="Claude (AI) - proposed" w:date="2026-10-18T00:27:27Z"/>
         </w:rPr>
       </w:pPr>
-      <w:ins w:id="9079" w:author="Claude (AI) - proposed" w:date="2026-10-15T20:13:59Z">
+      <w:ins w:id="9079" w:author="Claude (AI) - proposed" w:date="2026-10-18T00:27:27Z">
         <w:r>
           <w:t xml:space="preserve"/>
         </w:r>
@@ -4406,7 +4406,7 @@
             <w:pPr>
               <w:spacing w:after="20" w:before="0"/>
             </w:pPr>
-            <w:hyperlink w:history="1" r:id="rIddh1ctkcytvtpjyr6d1qqm">
+            <w:hyperlink w:history="1" r:id="rId1_fydqcjervsm5uvcmirs">
               <w:r>
                 <w:rPr>
                   <w:rFonts w:ascii="Arial" w:cs="Arial" w:eastAsia="Arial" w:hAnsi="Arial"/>
@@ -4439,7 +4439,7 @@
               <w:spacing w:after="10" w:before="0"/>
               <w:ind w:left="120"/>
             </w:pPr>
-            <w:hyperlink w:history="1" r:id="rIdkcicrmsvf1wvdcotjfz5t">
+            <w:hyperlink w:history="1" r:id="rIdr4ukieev4f29yk-8qu-qj">
               <w:r>
                 <w:rPr>
                   <w:rFonts w:ascii="Arial" w:cs="Arial" w:eastAsia="Arial" w:hAnsi="Arial"/>
@@ -4484,7 +4484,7 @@
             <w:pPr>
               <w:spacing w:after="20" w:before="0"/>
             </w:pPr>
-            <w:hyperlink w:history="1" r:id="rId3rrbzenx3lk7r3wkygrek">
+            <w:hyperlink w:history="1" r:id="rId0upsfmmvypodqzj4-q0d4">
               <w:r>
                 <w:rPr>
                   <w:rFonts w:ascii="Arial" w:cs="Arial" w:eastAsia="Arial" w:hAnsi="Arial"/>
@@ -4517,7 +4517,7 @@
               <w:spacing w:after="10" w:before="0"/>
               <w:ind w:left="120"/>
             </w:pPr>
-            <w:hyperlink w:history="1" r:id="rId8rd248eu4ksusobu_slsp">
+            <w:hyperlink w:history="1" r:id="rIduwcdzssuungalkbdviy7a">
               <w:r>
                 <w:rPr>
                   <w:rFonts w:ascii="Arial" w:cs="Arial" w:eastAsia="Arial" w:hAnsi="Arial"/>
@@ -4661,7 +4661,7 @@
               </w:rPr>
               <w:t xml:space="preserve">Teacher circulates and looks for: (a) whether learners are thinking about SIZE (same/smaller/larger), ORIENTATION (flipped/not flipped), and DISTANCE (how far behind the mirror the image appears) — these three dimensions signal readiness to explore reflection properties. (b) Learners who write 'the image is smaller' — note these learners; they may be confusing reflection with reduction/enlargement (Sub-strand 2.1)</w:t>
             </w:r>
-            <w:del w:id="9081" w:author="Claude (AI) - proposed" w:date="2026-10-15T20:13:59Z">
+            <w:del w:id="9081" w:author="Claude (AI) - proposed" w:date="2026-10-18T00:27:27Z">
               <w:r>
                 <w:rPr>
                   <w:rFonts w:ascii="Arial" w:cs="Arial" w:eastAsia="Arial" w:hAnsi="Arial"/>
@@ -4676,7 +4676,7 @@
                 <w:delText xml:space="preserve">.</w:delText>
               </w:r>
             </w:del>
-            <w:ins w:id="9082" w:author="Claude (AI) - proposed" w:date="2026-10-15T20:13:59Z">
+            <w:ins w:id="9082" w:author="Claude (AI) - proposed" w:date="2026-10-18T00:27:27Z">
               <w:r>
                 <w:rPr>
                   <w:rFonts w:ascii="Arial" w:cs="Arial" w:eastAsia="Arial" w:hAnsi="Arial"/>
@@ -4760,7 +4760,7 @@
             <w:pPr>
               <w:spacing w:after="20" w:before="0"/>
             </w:pPr>
-            <w:hyperlink w:history="1" r:id="rIdys_rkde-zwqvzc7wn3_fm">
+            <w:hyperlink w:history="1" r:id="rIdagx-pzcdvaf0io_wunse5">
               <w:r>
                 <w:rPr>
                   <w:rFonts w:ascii="Arial" w:cs="Arial" w:eastAsia="Arial" w:hAnsi="Arial"/>
@@ -4793,7 +4793,7 @@
               <w:spacing w:after="10" w:before="0"/>
               <w:ind w:left="120"/>
             </w:pPr>
-            <w:hyperlink w:history="1" r:id="rIdopaqlity5grswpvqsblxm">
+            <w:hyperlink w:history="1" r:id="rId0glz0w6t8fj2yzbnsrolq">
               <w:r>
                 <w:rPr>
                   <w:rFonts w:ascii="Arial" w:cs="Arial" w:eastAsia="Arial" w:hAnsi="Arial"/>
@@ -4838,7 +4838,7 @@
             <w:pPr>
               <w:spacing w:after="20" w:before="0"/>
             </w:pPr>
-            <w:hyperlink w:history="1" r:id="rId3oj7lq4c5_gxvofpv8gal">
+            <w:hyperlink w:history="1" r:id="rIdvwj-sl5bpx2bxrpv62bhj">
               <w:r>
                 <w:rPr>
                   <w:rFonts w:ascii="Arial" w:cs="Arial" w:eastAsia="Arial" w:hAnsi="Arial"/>
@@ -4871,7 +4871,7 @@
               <w:spacing w:after="10" w:before="0"/>
               <w:ind w:left="120"/>
             </w:pPr>
-            <w:hyperlink w:history="1" r:id="rIdxvhw-d8u1_jhbzw222h0m">
+            <w:hyperlink w:history="1" r:id="rIdjq6uyumtya6eqymo-srb7">
               <w:r>
                 <w:rPr>
                   <w:rFonts w:ascii="Arial" w:cs="Arial" w:eastAsia="Arial" w:hAnsi="Arial"/>
@@ -5071,7 +5071,7 @@
             <w:pPr>
               <w:spacing w:after="20" w:before="0"/>
             </w:pPr>
-            <w:hyperlink w:history="1" r:id="rId7-frquzv9s8xpofes7jw3">
+            <w:hyperlink w:history="1" r:id="rIdqou5qevtctmqhtmkq_n5m">
               <w:r>
                 <w:rPr>
                   <w:rFonts w:ascii="Arial" w:cs="Arial" w:eastAsia="Arial" w:hAnsi="Arial"/>
@@ -5104,7 +5104,7 @@
               <w:spacing w:after="10" w:before="0"/>
               <w:ind w:left="120"/>
             </w:pPr>
-            <w:hyperlink w:history="1" r:id="rIdeyg3pkvbnahmr3eii4t4-">
+            <w:hyperlink w:history="1" r:id="rIde3xy46tsveng79gri4okb">
               <w:r>
                 <w:rPr>
                   <w:rFonts w:ascii="Arial" w:cs="Arial" w:eastAsia="Arial" w:hAnsi="Arial"/>
@@ -5149,7 +5149,7 @@
             <w:pPr>
               <w:spacing w:after="20" w:before="0"/>
             </w:pPr>
-            <w:hyperlink w:history="1" r:id="rIdxcvsdcd7w3yfqszpuylqy">
+            <w:hyperlink w:history="1" r:id="rIdjt6cv4aac4uuwh5--topx">
               <w:r>
                 <w:rPr>
                   <w:rFonts w:ascii="Arial" w:cs="Arial" w:eastAsia="Arial" w:hAnsi="Arial"/>
@@ -5182,7 +5182,7 @@
               <w:spacing w:after="10" w:before="0"/>
               <w:ind w:left="120"/>
             </w:pPr>
-            <w:hyperlink w:history="1" r:id="rIdsuhsjntosqmfukifw35na">
+            <w:hyperlink w:history="1" r:id="rIdy67ib8e7duekk8jmvhhxw">
               <w:r>
                 <w:rPr>
                   <w:rFonts w:ascii="Arial" w:cs="Arial" w:eastAsia="Arial" w:hAnsi="Arial"/>
@@ -5326,7 +5326,7 @@
               </w:rPr>
               <w:t xml:space="preserve">Teacher listens for: (a) Whether learners' verbal definitions include both 'divides into two halves' AND 'mirror image / congruent' — a definition that only says 'divides into two equal halves' is incomplete (a diagonal of a non-square rectangle divides it into two congruent triangles but is NOT a line of symmetry). Probe with: 'I draw a line from corner to corner of this rectangle — does that divide it into two equal halves? Is it a line of symmetry? Why not?' (b) On the Kenya flag task: any learner who correctly identifies that the horizontal axis is NOT a line of symmetry (because </w:t>
             </w:r>
-            <w:del w:id="9083" w:author="Claude (AI) - proposed" w:date="2026-10-15T20:13:59Z">
+            <w:del w:id="9083" w:author="Claude (AI) - proposed" w:date="2026-10-18T00:27:27Z">
               <w:r>
                 <w:rPr>
                   <w:rFonts w:ascii="Arial" w:cs="Arial" w:eastAsia="Arial" w:hAnsi="Arial"/>
@@ -5341,7 +5341,7 @@
                 <w:delText xml:space="preserve">red ≠</w:delText>
               </w:r>
             </w:del>
-            <w:ins w:id="9084" w:author="Claude (AI) - proposed" w:date="2026-10-15T20:13:59Z">
+            <w:ins w:id="9084" w:author="Claude (AI) - proposed" w:date="2026-10-18T00:27:27Z">
               <w:r>
                 <w:rPr>
                   <w:rFonts w:ascii="Arial" w:cs="Arial" w:eastAsia="Arial" w:hAnsi="Arial"/>
@@ -5425,7 +5425,7 @@
             <w:pPr>
               <w:spacing w:after="20" w:before="0"/>
             </w:pPr>
-            <w:hyperlink w:history="1" r:id="rIdwigbpznr2wo_9muy9tz5w">
+            <w:hyperlink w:history="1" r:id="rId8ft2tcitbes-3jkrh6cvb">
               <w:r>
                 <w:rPr>
                   <w:rFonts w:ascii="Arial" w:cs="Arial" w:eastAsia="Arial" w:hAnsi="Arial"/>
@@ -5458,7 +5458,7 @@
               <w:spacing w:after="10" w:before="0"/>
               <w:ind w:left="120"/>
             </w:pPr>
-            <w:hyperlink w:history="1" r:id="rId2v5ugnf-yod0jeu6ihxi4">
+            <w:hyperlink w:history="1" r:id="rIdke0y8a1z3g1z9dvoqyqpb">
               <w:r>
                 <w:rPr>
                   <w:rFonts w:ascii="Arial" w:cs="Arial" w:eastAsia="Arial" w:hAnsi="Arial"/>
@@ -5503,7 +5503,7 @@
             <w:pPr>
               <w:spacing w:after="20" w:before="0"/>
             </w:pPr>
-            <w:hyperlink w:history="1" r:id="rIdfg35rf0hdhnoaa7jtl7zo">
+            <w:hyperlink w:history="1" r:id="rId1bfhzvzjncxw54sszflma">
               <w:r>
                 <w:rPr>
                   <w:rFonts w:ascii="Arial" w:cs="Arial" w:eastAsia="Arial" w:hAnsi="Arial"/>
@@ -5536,7 +5536,7 @@
               <w:spacing w:after="10" w:before="0"/>
               <w:ind w:left="120"/>
             </w:pPr>
-            <w:hyperlink w:history="1" r:id="rIds_x58t6znyhj7bqh9_ns9">
+            <w:hyperlink w:history="1" r:id="rIdmm1l6-lppjsk2iumuhivh">
               <w:r>
                 <w:rPr>
                   <w:rFonts w:ascii="Arial" w:cs="Arial" w:eastAsia="Arial" w:hAnsi="Arial"/>
@@ -5736,7 +5736,7 @@
             <w:pPr>
               <w:spacing w:after="20" w:before="0"/>
             </w:pPr>
-            <w:hyperlink w:history="1" r:id="rIdg76wu6lqsp6jonkotqayn">
+            <w:hyperlink w:history="1" r:id="rId_xqeymutf1glh8p-u38ii">
               <w:r>
                 <w:rPr>
                   <w:rFonts w:ascii="Arial" w:cs="Arial" w:eastAsia="Arial" w:hAnsi="Arial"/>
@@ -5769,7 +5769,7 @@
               <w:spacing w:after="10" w:before="0"/>
               <w:ind w:left="120"/>
             </w:pPr>
-            <w:hyperlink w:history="1" r:id="rIdfxhf4qy2homktyxkqo-mh">
+            <w:hyperlink w:history="1" r:id="rIdnddh5kaumhzdg3mxnqk5l">
               <w:r>
                 <w:rPr>
                   <w:rFonts w:ascii="Arial" w:cs="Arial" w:eastAsia="Arial" w:hAnsi="Arial"/>
@@ -5814,7 +5814,7 @@
             <w:pPr>
               <w:spacing w:after="20" w:before="0"/>
             </w:pPr>
-            <w:hyperlink w:history="1" r:id="rIdjcuzmymu1koy7wjawzdxn">
+            <w:hyperlink w:history="1" r:id="rIddk7kz78bcfrvm91g08ff0">
               <w:r>
                 <w:rPr>
                   <w:rFonts w:ascii="Arial" w:cs="Arial" w:eastAsia="Arial" w:hAnsi="Arial"/>
@@ -5847,7 +5847,7 @@
               <w:spacing w:after="10" w:before="0"/>
               <w:ind w:left="120"/>
             </w:pPr>
-            <w:hyperlink w:history="1" r:id="rId5e7etnu8snlrluuzwjzsl">
+            <w:hyperlink w:history="1" r:id="rIdy0m62lbmycm1klc3rvyk_">
               <w:r>
                 <w:rPr>
                   <w:rFonts w:ascii="Arial" w:cs="Arial" w:eastAsia="Arial" w:hAnsi="Arial"/>
@@ -6086,7 +6086,7 @@
               </w:rPr>
               <w:t xml:space="preserve">1. During the Predict Phase, how wide was the range of predictions? Did most learners focus on SIZE, or did they also notice the FLIP and DISTANCE aspects of the phenomenon? What does this tell me about which properties of reflection I need to spend more time on in </w:t>
             </w:r>
-            <w:del w:id="9085" w:author="Claude (AI) - proposed" w:date="2026-10-15T20:13:59Z">
+            <w:del w:id="9085" w:author="Claude (AI) - proposed" w:date="2026-10-18T00:27:27Z">
               <w:r>
                 <w:rPr>
                   <w:rFonts w:ascii="Arial" w:cs="Arial" w:eastAsia="Arial" w:hAnsi="Arial"/>
@@ -6101,7 +6101,7 @@
                 <w:delText xml:space="preserve">Lesson 2</w:delText>
               </w:r>
             </w:del>
-            <w:ins w:id="9086" w:author="Claude (AI) - proposed" w:date="2026-10-15T20:13:59Z">
+            <w:ins w:id="9086" w:author="Claude (AI) - proposed" w:date="2026-10-18T00:27:27Z">
               <w:r>
                 <w:rPr>
                   <w:rFonts w:ascii="Arial" w:cs="Arial" w:eastAsia="Arial" w:hAnsi="Arial"/>
@@ -6575,7 +6575,7 @@
         </w:rPr>
         <w:t xml:space="preserve">© 2026 SeaVuria and ARES. Aligned with KICD objectives. Developed by SeaVuria; technical implementation by ARES (with AI assistance from Claude). Licensed under </w:t>
       </w:r>
-      <w:hyperlink w:history="1" r:id="rIdbki_pc1-6lc5v93gnyef1">
+      <w:hyperlink w:history="1" r:id="rId_0zsipcl0n0qggruqmryu">
         <w:r>
           <w:rPr>
             <w:rFonts w:ascii="Arial" w:cs="Arial" w:eastAsia="Arial" w:hAnsi="Arial"/>
@@ -6596,7 +6596,7 @@
         </w:rPr>
         <w:t xml:space="preserve"> (</w:t>
       </w:r>
-      <w:hyperlink w:history="1" r:id="rIdngxoqehyhfmz_xun6h--x">
+      <w:hyperlink w:history="1" r:id="rIdwfw4t9wm-v2ksyjoinwbj">
         <w:r>
           <w:rPr>
             <w:rFonts w:ascii="Arial" w:cs="Arial" w:eastAsia="Arial" w:hAnsi="Arial"/>
@@ -7535,10 +7535,10 @@
               <w:spacing w:after="40" w:before="0"/>
               <w:jc w:val="left"/>
               <w:rPr>
-                <w:ins w:id="9088" w:author="Claude (AI) - proposed" w:date="2026-10-15T20:13:59Z"/>
-              </w:rPr>
-            </w:pPr>
-            <w:ins w:id="9087" w:author="Claude (AI) - proposed" w:date="2026-10-15T20:13:59Z">
+                <w:ins w:id="9088" w:author="Claude (AI) - proposed" w:date="2026-10-18T00:27:27Z"/>
+              </w:rPr>
+            </w:pPr>
+            <w:ins w:id="9087" w:author="Claude (AI) - proposed" w:date="2026-10-18T00:27:27Z">
               <w:r>
                 <w:rPr>
                   <w:rFonts w:ascii="Arial" w:cs="Arial" w:eastAsia="Arial" w:hAnsi="Arial"/>
@@ -7561,10 +7561,10 @@
       <w:pPr>
         <w:spacing w:after="120"/>
         <w:rPr>
-          <w:ins w:id="9090" w:author="Claude (AI) - proposed" w:date="2026-10-15T20:13:59Z"/>
+          <w:ins w:id="9090" w:author="Claude (AI) - proposed" w:date="2026-10-18T00:27:27Z"/>
         </w:rPr>
       </w:pPr>
-      <w:ins w:id="9089" w:author="Claude (AI) - proposed" w:date="2026-10-15T20:13:59Z">
+      <w:ins w:id="9089" w:author="Claude (AI) - proposed" w:date="2026-10-18T00:27:27Z">
         <w:r>
           <w:t xml:space="preserve"/>
         </w:r>
@@ -7846,7 +7846,7 @@
             <w:pPr>
               <w:spacing w:after="20" w:before="0"/>
             </w:pPr>
-            <w:hyperlink w:history="1" r:id="rIdoovxfrjwidtc5yz2nuvw5">
+            <w:hyperlink w:history="1" r:id="rIdumbpan6p01rid9m6hkh5y">
               <w:r>
                 <w:rPr>
                   <w:rFonts w:ascii="Arial" w:cs="Arial" w:eastAsia="Arial" w:hAnsi="Arial"/>
@@ -7879,7 +7879,7 @@
               <w:spacing w:after="10" w:before="0"/>
               <w:ind w:left="120"/>
             </w:pPr>
-            <w:hyperlink w:history="1" r:id="rIdjzse7uk4y1hgx4k-di_m-">
+            <w:hyperlink w:history="1" r:id="rIdyzn85ogwcs6xc6wwxkn2a">
               <w:r>
                 <w:rPr>
                   <w:rFonts w:ascii="Arial" w:cs="Arial" w:eastAsia="Arial" w:hAnsi="Arial"/>
@@ -7924,7 +7924,7 @@
             <w:pPr>
               <w:spacing w:after="20" w:before="0"/>
             </w:pPr>
-            <w:hyperlink w:history="1" r:id="rIdtjxaufvcwwllwg8o4cotk">
+            <w:hyperlink w:history="1" r:id="rIdhv-2sjlpmrbdrehahdxgh">
               <w:r>
                 <w:rPr>
                   <w:rFonts w:ascii="Arial" w:cs="Arial" w:eastAsia="Arial" w:hAnsi="Arial"/>
@@ -7957,7 +7957,7 @@
               <w:spacing w:after="10" w:before="0"/>
               <w:ind w:left="120"/>
             </w:pPr>
-            <w:hyperlink w:history="1" r:id="rIdntuqyoje-ilbcgk03znzw">
+            <w:hyperlink w:history="1" r:id="rIdhxgzo2shn5znxvlx2thf1">
               <w:r>
                 <w:rPr>
                   <w:rFonts w:ascii="Arial" w:cs="Arial" w:eastAsia="Arial" w:hAnsi="Arial"/>
@@ -8157,7 +8157,7 @@
             <w:pPr>
               <w:spacing w:after="20" w:before="0"/>
             </w:pPr>
-            <w:hyperlink w:history="1" r:id="rId_sfmc7s3httdnws_tpi3a">
+            <w:hyperlink w:history="1" r:id="rIdix53wk4nwrdvdhbe1yjli">
               <w:r>
                 <w:rPr>
                   <w:rFonts w:ascii="Arial" w:cs="Arial" w:eastAsia="Arial" w:hAnsi="Arial"/>
@@ -8190,7 +8190,7 @@
               <w:spacing w:after="10" w:before="0"/>
               <w:ind w:left="120"/>
             </w:pPr>
-            <w:hyperlink w:history="1" r:id="rIdcqhwnk1pimuv4alclnutt">
+            <w:hyperlink w:history="1" r:id="rIdpunhoax4uh4l8ze2bfmf7">
               <w:r>
                 <w:rPr>
                   <w:rFonts w:ascii="Arial" w:cs="Arial" w:eastAsia="Arial" w:hAnsi="Arial"/>
@@ -8235,7 +8235,7 @@
             <w:pPr>
               <w:spacing w:after="20" w:before="0"/>
             </w:pPr>
-            <w:hyperlink w:history="1" r:id="rIdjpctt30cantelwailrvvg">
+            <w:hyperlink w:history="1" r:id="rIdcoz1vyppmyfuavyywlr8u">
               <w:r>
                 <w:rPr>
                   <w:rFonts w:ascii="Arial" w:cs="Arial" w:eastAsia="Arial" w:hAnsi="Arial"/>
@@ -8268,7 +8268,7 @@
               <w:spacing w:after="10" w:before="0"/>
               <w:ind w:left="120"/>
             </w:pPr>
-            <w:hyperlink w:history="1" r:id="rId-djybdzcob5xwb61i3xpx">
+            <w:hyperlink w:history="1" r:id="rId5qvp8wsm4t7xsir5jqkei">
               <w:r>
                 <w:rPr>
                   <w:rFonts w:ascii="Arial" w:cs="Arial" w:eastAsia="Arial" w:hAnsi="Arial"/>
@@ -8313,7 +8313,7 @@
               </w:rPr>
               <w:t xml:space="preserve">Working in pairs, learners receive: one small plane mirror, one maize leaf (real or cut-out), one bottle cap, one exercise book cover (rectangular), and a set of four pre-cut paper shapes (equilateral triangle, rectangle, rhombus, regular hexagon). Activity 1 (</w:t>
             </w:r>
-            <w:del w:id="9091" w:author="Claude (AI) - proposed" w:date="2026-10-15T20:13:59Z">
+            <w:del w:id="9091" w:author="Claude (AI) - proposed" w:date="2026-10-18T00:27:27Z">
               <w:r>
                 <w:rPr>
                   <w:rFonts w:ascii="Arial" w:cs="Arial" w:eastAsia="Arial" w:hAnsi="Arial"/>
@@ -8328,7 +8328,7 @@
                 <w:delText xml:space="preserve">5</w:delText>
               </w:r>
             </w:del>
-            <w:ins w:id="9092" w:author="Claude (AI) - proposed" w:date="2026-10-15T20:13:59Z">
+            <w:ins w:id="9092" w:author="Claude (AI) - proposed" w:date="2026-10-18T00:27:27Z">
               <w:r>
                 <w:rPr>
                   <w:rFonts w:ascii="Arial" w:cs="Arial" w:eastAsia="Arial" w:hAnsi="Arial"/>
@@ -8356,7 +8356,7 @@
               </w:rPr>
               <w:t xml:space="preserve"> min): Learners place the mirror on the maize leaf, sliding it around until the reflection in the mirror completes the leaf perfectly. They draw the mirror position as a dotted line and compare to their prediction. Activity 2 (</w:t>
             </w:r>
-            <w:del w:id="9093" w:author="Claude (AI) - proposed" w:date="2026-10-15T20:13:59Z">
+            <w:del w:id="9093" w:author="Claude (AI) - proposed" w:date="2026-10-18T00:27:27Z">
               <w:r>
                 <w:rPr>
                   <w:rFonts w:ascii="Arial" w:cs="Arial" w:eastAsia="Arial" w:hAnsi="Arial"/>
@@ -8371,7 +8371,7 @@
                 <w:delText xml:space="preserve">8</w:delText>
               </w:r>
             </w:del>
-            <w:ins w:id="9094" w:author="Claude (AI) - proposed" w:date="2026-10-15T20:13:59Z">
+            <w:ins w:id="9094" w:author="Claude (AI) - proposed" w:date="2026-10-18T00:27:27Z">
               <w:r>
                 <w:rPr>
                   <w:rFonts w:ascii="Arial" w:cs="Arial" w:eastAsia="Arial" w:hAnsi="Arial"/>
@@ -8399,7 +8399,7 @@
               </w:rPr>
               <w:t xml:space="preserve"> min): Learners fold each paper shape and draw every fold line that creates two perfectly matching halves. They record results in a table with columns: Shape | Number of Lines of Symmetry | Sketch of Lines. Activity 3 (</w:t>
             </w:r>
-            <w:del w:id="9095" w:author="Claude (AI) - proposed" w:date="2026-10-15T20:13:59Z">
+            <w:del w:id="9095" w:author="Claude (AI) - proposed" w:date="2026-10-18T00:27:27Z">
               <w:r>
                 <w:rPr>
                   <w:rFonts w:ascii="Arial" w:cs="Arial" w:eastAsia="Arial" w:hAnsi="Arial"/>
@@ -8414,7 +8414,7 @@
                 <w:delText xml:space="preserve">2</w:delText>
               </w:r>
             </w:del>
-            <w:ins w:id="9096" w:author="Claude (AI) - proposed" w:date="2026-10-15T20:13:59Z">
+            <w:ins w:id="9096" w:author="Claude (AI) - proposed" w:date="2026-10-18T00:27:27Z">
               <w:r>
                 <w:rPr>
                   <w:rFonts w:ascii="Arial" w:cs="Arial" w:eastAsia="Arial" w:hAnsi="Arial"/>
@@ -8541,7 +8541,7 @@
               </w:rPr>
               <w:t xml:space="preserve">Check tables for completeness and accuracy: equilateral triangle = 3 lines, rectangle = 2 lines, rhombus = 2 lines (along diagonals — note: this is a common error; the rhombus's lines of symmetry ARE its diagonals, NOT lines joining midpoints of opposite sides), regular hexagon = 6 lines. Identify any pair recording the wrong number for the rhombus or hexagon for re-engagement in the Explain phase. Also note whether learners describe the mirror position using 'perpendicular' or 'midpoint' language — this previews the formal properties of reflection needed in Lesson </w:t>
             </w:r>
-            <w:del w:id="9097" w:author="Claude (AI) - proposed" w:date="2026-10-15T20:13:59Z">
+            <w:del w:id="9097" w:author="Claude (AI) - proposed" w:date="2026-10-18T00:27:27Z">
               <w:r>
                 <w:rPr>
                   <w:rFonts w:ascii="Arial" w:cs="Arial" w:eastAsia="Arial" w:hAnsi="Arial"/>
@@ -8556,7 +8556,7 @@
                 <w:delText xml:space="preserve">3</w:delText>
               </w:r>
             </w:del>
-            <w:ins w:id="9098" w:author="Claude (AI) - proposed" w:date="2026-10-15T20:13:59Z">
+            <w:ins w:id="9098" w:author="Claude (AI) - proposed" w:date="2026-10-18T00:27:27Z">
               <w:r>
                 <w:rPr>
                   <w:rFonts w:ascii="Arial" w:cs="Arial" w:eastAsia="Arial" w:hAnsi="Arial"/>
@@ -8640,7 +8640,7 @@
             <w:pPr>
               <w:spacing w:after="20" w:before="0"/>
             </w:pPr>
-            <w:hyperlink w:history="1" r:id="rIdzp0rf6fo_mojxbdys3_qc">
+            <w:hyperlink w:history="1" r:id="rIdu2rjr4zqy7iiwsjglb4ll">
               <w:r>
                 <w:rPr>
                   <w:rFonts w:ascii="Arial" w:cs="Arial" w:eastAsia="Arial" w:hAnsi="Arial"/>
@@ -8673,7 +8673,7 @@
               <w:spacing w:after="10" w:before="0"/>
               <w:ind w:left="120"/>
             </w:pPr>
-            <w:hyperlink w:history="1" r:id="rIdxaoc29nbraz5cqg73cflp">
+            <w:hyperlink w:history="1" r:id="rId4m0_r_iitxdsccyllbosi">
               <w:r>
                 <w:rPr>
                   <w:rFonts w:ascii="Arial" w:cs="Arial" w:eastAsia="Arial" w:hAnsi="Arial"/>
@@ -8718,7 +8718,7 @@
             <w:pPr>
               <w:spacing w:after="20" w:before="0"/>
             </w:pPr>
-            <w:hyperlink w:history="1" r:id="rIdkqnclz6elp8asyjqnuqbh">
+            <w:hyperlink w:history="1" r:id="rIdfq7io9vrdtfrkry8a65rk">
               <w:r>
                 <w:rPr>
                   <w:rFonts w:ascii="Arial" w:cs="Arial" w:eastAsia="Arial" w:hAnsi="Arial"/>
@@ -8751,7 +8751,7 @@
               <w:spacing w:after="10" w:before="0"/>
               <w:ind w:left="120"/>
             </w:pPr>
-            <w:hyperlink w:history="1" r:id="rIdaxp1jrylnuuagutogez7w">
+            <w:hyperlink w:history="1" r:id="rIda8emxr5pqzejlehru8aav">
               <w:r>
                 <w:rPr>
                   <w:rFonts w:ascii="Arial" w:cs="Arial" w:eastAsia="Arial" w:hAnsi="Arial"/>
@@ -8796,7 +8796,7 @@
               </w:rPr>
               <w:t xml:space="preserve">Pairs join into groups of four to compare tables and resolve any disagreements. Each group appoints a 'reporter' to present one disputed case to the class. The class then co-constructs a formal definition: learners suggest words, the teacher refines them on the board. Learners copy the agreed definition and</w:t>
             </w:r>
-            <w:ins w:id="9099" w:author="Claude (AI) - proposed" w:date="2026-10-15T20:13:59Z">
+            <w:ins w:id="9099" w:author="Claude (AI) - proposed" w:date="2026-10-18T00:27:27Z">
               <w:r>
                 <w:rPr>
                   <w:rFonts w:ascii="Arial" w:cs="Arial" w:eastAsia="Arial" w:hAnsi="Arial"/>
@@ -8857,7 +8857,7 @@
               </w:rPr>
               <w:t xml:space="preserve">Open whole-class discussion: 'Which shape caused the most disagreement in your group?' Cold-call 3 reporters. [WAIT TIME: 10 seconds after each.] For any disagreement about the rhombus, hold up the cut-out rhombus and fold it live in front of the class along both diagonals, then along the lines joining midpoints of opposite sides — ask the class: 'Which fold gives two halves that land exactly on top of each other? Tell your partner.' [WAIT TIME: 15 seconds pair-talk.] Cold-call 2 learners. Once consensus is reached, write on the board: 'A LINE OF SYMMETRY is a line that divides a plane figure into two congruent halves such that one half is the exact mirror image of the other.' Say: 'Write this in your exercise book. Underline the word CONGRUENT — we will use it a lot this term.' For the matatu connection sentence, cold-call 3 learners to read theirs aloud. [WAIT TIME: 12 seconds per learner.] Affirm correct connections and gently correct any that conflate the mirror line with the mirror surface itself: 'The LINE on the mirror, not the mirror itself, is what we call the line of symmetry — the mirror is just our tool for finding it.'</w:t>
             </w:r>
-            <w:ins w:id="9100" w:author="Claude (AI) - proposed" w:date="2026-10-15T20:13:59Z">
+            <w:ins w:id="9100" w:author="Claude (AI) - proposed" w:date="2026-10-18T00:27:27Z">
               <w:r>
                 <w:rPr>
                   <w:rFonts w:ascii="Arial" w:cs="Arial" w:eastAsia="Arial" w:hAnsi="Arial"/>
@@ -8994,7 +8994,7 @@
             <w:pPr>
               <w:spacing w:after="20" w:before="0"/>
             </w:pPr>
-            <w:hyperlink w:history="1" r:id="rId9b-mnwcm-dhfo5vwml6wl">
+            <w:hyperlink w:history="1" r:id="rIdqa6rhzvtxdx7jxtyx18sz">
               <w:r>
                 <w:rPr>
                   <w:rFonts w:ascii="Arial" w:cs="Arial" w:eastAsia="Arial" w:hAnsi="Arial"/>
@@ -9027,7 +9027,7 @@
               <w:spacing w:after="10" w:before="0"/>
               <w:ind w:left="120"/>
             </w:pPr>
-            <w:hyperlink w:history="1" r:id="rId_2-5hh5rtetl-hik_p5mr">
+            <w:hyperlink w:history="1" r:id="rIddugctu89kzeida_xp-ceo">
               <w:r>
                 <w:rPr>
                   <w:rFonts w:ascii="Arial" w:cs="Arial" w:eastAsia="Arial" w:hAnsi="Arial"/>
@@ -9072,7 +9072,7 @@
             <w:pPr>
               <w:spacing w:after="20" w:before="0"/>
             </w:pPr>
-            <w:hyperlink w:history="1" r:id="rId1dxtif8bgcsmo9gbw7csz">
+            <w:hyperlink w:history="1" r:id="rIdw-cebjpx0tss4cqwm6rej">
               <w:r>
                 <w:rPr>
                   <w:rFonts w:ascii="Arial" w:cs="Arial" w:eastAsia="Arial" w:hAnsi="Arial"/>
@@ -9105,7 +9105,7 @@
               <w:spacing w:after="10" w:before="0"/>
               <w:ind w:left="120"/>
             </w:pPr>
-            <w:hyperlink w:history="1" r:id="rId9fqebowxxrwnvqeayhssr">
+            <w:hyperlink w:history="1" r:id="rId59gvjbasdmvwj5onjb23h">
               <w:r>
                 <w:rPr>
                   <w:rFonts w:ascii="Arial" w:cs="Arial" w:eastAsia="Arial" w:hAnsi="Arial"/>
@@ -9183,7 +9183,7 @@
               </w:rPr>
               <w:t xml:space="preserve">Point to the DQB and say: 'In Lesson 1 we asked: why does the lorry's image in the matatu mirror look exactly like the lorry? Today we have a better answer. Let's update our board.' Distribute the two sticky notes. Give 3 minutes for writing. [WAIT TIME: 3 minutes.] As pairs post notes, read 4 'I now know' notes aloud and 3 'I still wonder' notes aloud — choose ones that represent a spread of understanding. For a strong 'I now know' note, say: 'This pair says the mirror line is the line of symmetry of the whole situation — the lorry plus its image. That is a powerful idea we will </w:t>
             </w:r>
-            <w:del w:id="9101" w:author="Claude (AI) - proposed" w:date="2026-10-15T20:13:59Z">
+            <w:del w:id="9101" w:author="Claude (AI) - proposed" w:date="2026-10-18T00:27:27Z">
               <w:r>
                 <w:rPr>
                   <w:rFonts w:ascii="Arial" w:cs="Arial" w:eastAsia="Arial" w:hAnsi="Arial"/>
@@ -9198,7 +9198,7 @@
                 <w:delText xml:space="preserve">prove in Lesson 3</w:delText>
               </w:r>
             </w:del>
-            <w:ins w:id="9102" w:author="Claude (AI) - proposed" w:date="2026-10-15T20:13:59Z">
+            <w:ins w:id="9102" w:author="Claude (AI) - proposed" w:date="2026-10-18T00:27:27Z">
               <w:r>
                 <w:rPr>
                   <w:rFonts w:ascii="Arial" w:cs="Arial" w:eastAsia="Arial" w:hAnsi="Arial"/>
@@ -9292,7 +9292,7 @@
               </w:rPr>
               <w:t xml:space="preserve">Read all posted 'I now know' notes during or immediately after the lesson. Look for: correct use of 'line of symmetry,' 'mirror line,' and 'congruent halves.' Misuse of 'equal' (meaning only equal length) instead of 'congruent' (meaning same shape AND size) is a diagnostic flag — address at the start of Lesson 3. Count the 'I still wonder' notes that anticipate Lesson 3 </w:t>
             </w:r>
-            <w:del w:id="9103" w:author="Claude (AI) - proposed" w:date="2026-10-15T20:13:59Z">
+            <w:del w:id="9103" w:author="Claude (AI) - proposed" w:date="2026-10-18T00:27:27Z">
               <w:r>
                 <w:rPr>
                   <w:rFonts w:ascii="Arial" w:cs="Arial" w:eastAsia="Arial" w:hAnsi="Arial"/>
@@ -9307,7 +9307,7 @@
                 <w:delText xml:space="preserve">content</w:delText>
               </w:r>
             </w:del>
-            <w:ins w:id="9104" w:author="Claude (AI) - proposed" w:date="2026-10-15T20:13:59Z">
+            <w:ins w:id="9104" w:author="Claude (AI) - proposed" w:date="2026-10-18T00:27:27Z">
               <w:r>
                 <w:rPr>
                   <w:rFonts w:ascii="Arial" w:cs="Arial" w:eastAsia="Arial" w:hAnsi="Arial"/>
@@ -9335,7 +9335,7 @@
               </w:rPr>
               <w:t xml:space="preserve"> (properties of reflection, distances from</w:t>
             </w:r>
-            <w:ins w:id="9105" w:author="Claude (AI) - proposed" w:date="2026-10-15T20:13:59Z">
+            <w:ins w:id="9105" w:author="Claude (AI) - proposed" w:date="2026-10-18T00:27:27Z">
               <w:r>
                 <w:rPr>
                   <w:rFonts w:ascii="Arial" w:cs="Arial" w:eastAsia="Arial" w:hAnsi="Arial"/>
@@ -9419,7 +9419,7 @@
             <w:pPr>
               <w:spacing w:after="20" w:before="0"/>
             </w:pPr>
-            <w:hyperlink w:history="1" r:id="rIdclko-hxjg3kl8_hygvkj7">
+            <w:hyperlink w:history="1" r:id="rIdavnklzs3mfqn4swkq3nmk">
               <w:r>
                 <w:rPr>
                   <w:rFonts w:ascii="Arial" w:cs="Arial" w:eastAsia="Arial" w:hAnsi="Arial"/>
@@ -9452,7 +9452,7 @@
               <w:spacing w:after="10" w:before="0"/>
               <w:ind w:left="120"/>
             </w:pPr>
-            <w:hyperlink w:history="1" r:id="rIdgqxggzxn4vzctnxq2a8yg">
+            <w:hyperlink w:history="1" r:id="rIdrvyg36elkio7qcwe1vq26">
               <w:r>
                 <w:rPr>
                   <w:rFonts w:ascii="Arial" w:cs="Arial" w:eastAsia="Arial" w:hAnsi="Arial"/>
@@ -9497,7 +9497,7 @@
             <w:pPr>
               <w:spacing w:after="20" w:before="0"/>
             </w:pPr>
-            <w:hyperlink w:history="1" r:id="rIdem6zgn3jdkzrshm3q8008">
+            <w:hyperlink w:history="1" r:id="rId0wls7x9clemt8mnvso4b7">
               <w:r>
                 <w:rPr>
                   <w:rFonts w:ascii="Arial" w:cs="Arial" w:eastAsia="Arial" w:hAnsi="Arial"/>
@@ -9530,7 +9530,7 @@
               <w:spacing w:after="10" w:before="0"/>
               <w:ind w:left="120"/>
             </w:pPr>
-            <w:hyperlink w:history="1" r:id="rId9w_2cjwx3sgh3j9cp0nj9">
+            <w:hyperlink w:history="1" r:id="rIdw1nmtif4afsw6tz83zlqp">
               <w:r>
                 <w:rPr>
                   <w:rFonts w:ascii="Arial" w:cs="Arial" w:eastAsia="Arial" w:hAnsi="Arial"/>
@@ -9756,10 +9756,10 @@
               <w:spacing w:after="40" w:before="0"/>
               <w:jc w:val="left"/>
               <w:rPr>
-                <w:ins w:id="9107" w:author="Claude (AI) - proposed" w:date="2026-10-15T20:13:59Z"/>
-              </w:rPr>
-            </w:pPr>
-            <w:ins w:id="9106" w:author="Claude (AI) - proposed" w:date="2026-10-15T20:13:59Z">
+                <w:ins w:id="9107" w:author="Claude (AI) - proposed" w:date="2026-10-18T00:27:27Z"/>
+              </w:rPr>
+            </w:pPr>
+            <w:ins w:id="9106" w:author="Claude (AI) - proposed" w:date="2026-10-18T00:27:27Z">
               <w:r>
                 <w:rPr>
                   <w:rFonts w:ascii="Arial" w:cs="Arial" w:eastAsia="Arial" w:hAnsi="Arial"/>
@@ -9781,10 +9781,10 @@
               <w:spacing w:after="40" w:before="0"/>
               <w:jc w:val="left"/>
               <w:rPr>
-                <w:ins w:id="9109" w:author="Claude (AI) - proposed" w:date="2026-10-15T20:13:59Z"/>
-              </w:rPr>
-            </w:pPr>
-            <w:ins w:id="9108" w:author="Claude (AI) - proposed" w:date="2026-10-15T20:13:59Z">
+                <w:ins w:id="9109" w:author="Claude (AI) - proposed" w:date="2026-10-18T00:27:27Z"/>
+              </w:rPr>
+            </w:pPr>
+            <w:ins w:id="9108" w:author="Claude (AI) - proposed" w:date="2026-10-18T00:27:27Z">
               <w:r>
                 <w:rPr>
                   <w:rFonts w:ascii="Arial" w:cs="Arial" w:eastAsia="Arial" w:hAnsi="Arial"/>
@@ -9806,10 +9806,10 @@
               <w:spacing w:after="40" w:before="0"/>
               <w:jc w:val="left"/>
               <w:rPr>
-                <w:ins w:id="9111" w:author="Claude (AI) - proposed" w:date="2026-10-15T20:13:59Z"/>
-              </w:rPr>
-            </w:pPr>
-            <w:ins w:id="9110" w:author="Claude (AI) - proposed" w:date="2026-10-15T20:13:59Z">
+                <w:ins w:id="9111" w:author="Claude (AI) - proposed" w:date="2026-10-18T00:27:27Z"/>
+              </w:rPr>
+            </w:pPr>
+            <w:ins w:id="9110" w:author="Claude (AI) - proposed" w:date="2026-10-18T00:27:27Z">
               <w:r>
                 <w:rPr>
                   <w:rFonts w:ascii="Arial" w:cs="Arial" w:eastAsia="Arial" w:hAnsi="Arial"/>
@@ -9831,10 +9831,10 @@
               <w:spacing w:after="40" w:before="0"/>
               <w:jc w:val="left"/>
               <w:rPr>
-                <w:ins w:id="9113" w:author="Claude (AI) - proposed" w:date="2026-10-15T20:13:59Z"/>
-              </w:rPr>
-            </w:pPr>
-            <w:ins w:id="9112" w:author="Claude (AI) - proposed" w:date="2026-10-15T20:13:59Z">
+                <w:ins w:id="9113" w:author="Claude (AI) - proposed" w:date="2026-10-18T00:27:27Z"/>
+              </w:rPr>
+            </w:pPr>
+            <w:ins w:id="9112" w:author="Claude (AI) - proposed" w:date="2026-10-18T00:27:27Z">
               <w:r>
                 <w:rPr>
                   <w:rFonts w:ascii="Arial" w:cs="Arial" w:eastAsia="Arial" w:hAnsi="Arial"/>
@@ -9856,10 +9856,10 @@
               <w:spacing w:after="40" w:before="0"/>
               <w:jc w:val="left"/>
               <w:rPr>
-                <w:ins w:id="9115" w:author="Claude (AI) - proposed" w:date="2026-10-15T20:13:59Z"/>
-              </w:rPr>
-            </w:pPr>
-            <w:ins w:id="9114" w:author="Claude (AI) - proposed" w:date="2026-10-15T20:13:59Z">
+                <w:ins w:id="9115" w:author="Claude (AI) - proposed" w:date="2026-10-18T00:27:27Z"/>
+              </w:rPr>
+            </w:pPr>
+            <w:ins w:id="9114" w:author="Claude (AI) - proposed" w:date="2026-10-18T00:27:27Z">
               <w:r>
                 <w:rPr>
                   <w:rFonts w:ascii="Arial" w:cs="Arial" w:eastAsia="Arial" w:hAnsi="Arial"/>
@@ -9881,10 +9881,10 @@
               <w:spacing w:after="40" w:before="0"/>
               <w:jc w:val="left"/>
               <w:rPr>
-                <w:del w:id="9117" w:author="Claude (AI) - proposed" w:date="2026-10-15T20:13:59Z"/>
-              </w:rPr>
-            </w:pPr>
-            <w:del w:id="9116" w:author="Claude (AI) - proposed" w:date="2026-10-15T20:13:59Z">
+                <w:del w:id="9117" w:author="Claude (AI) - proposed" w:date="2026-10-18T00:27:27Z"/>
+              </w:rPr>
+            </w:pPr>
+            <w:del w:id="9116" w:author="Claude (AI) - proposed" w:date="2026-10-18T00:27:27Z">
               <w:r>
                 <w:rPr>
                   <w:rFonts w:ascii="Arial" w:cs="Arial" w:eastAsia="Arial" w:hAnsi="Arial"/>
@@ -10185,7 +10185,7 @@
         </w:rPr>
         <w:t xml:space="preserve">© 2026 SeaVuria and ARES. Aligned with KICD objectives. Developed by SeaVuria; technical implementation by ARES (with AI assistance from Claude). Licensed under </w:t>
       </w:r>
-      <w:hyperlink w:history="1" r:id="rIds_c3bucnwkoiblyizkrqa">
+      <w:hyperlink w:history="1" r:id="rIdijy1irhjgu7x_uqryeqfg">
         <w:r>
           <w:rPr>
             <w:rFonts w:ascii="Arial" w:cs="Arial" w:eastAsia="Arial" w:hAnsi="Arial"/>
@@ -10206,7 +10206,7 @@
         </w:rPr>
         <w:t xml:space="preserve"> (</w:t>
       </w:r>
-      <w:hyperlink w:history="1" r:id="rIdx64sekgsfgrbang7idlb6">
+      <w:hyperlink w:history="1" r:id="rIdooibktw-3fbqgj--qv4z0">
         <w:r>
           <w:rPr>
             <w:rFonts w:ascii="Arial" w:cs="Arial" w:eastAsia="Arial" w:hAnsi="Arial"/>
@@ -10510,10 +10510,10 @@
               <w:ind w:left="360" w:hanging="180"/>
               <w:jc w:val="left"/>
               <w:rPr>
-                <w:ins w:id="9119" w:author="Claude (AI) - proposed" w:date="2026-10-15T20:13:59Z"/>
-              </w:rPr>
-            </w:pPr>
-            <w:ins w:id="9118" w:author="Claude (AI) - proposed" w:date="2026-10-15T20:13:59Z">
+                <w:ins w:id="9119" w:author="Claude (AI) - proposed" w:date="2026-10-18T00:27:27Z"/>
+              </w:rPr>
+            </w:pPr>
+            <w:ins w:id="9118" w:author="Claude (AI) - proposed" w:date="2026-10-18T00:27:27Z">
               <w:r>
                 <w:rPr>
                   <w:rFonts w:ascii="Arial" w:cs="Arial" w:eastAsia="Arial" w:hAnsi="Arial"/>
@@ -10535,10 +10535,10 @@
               <w:ind w:left="360" w:hanging="180"/>
               <w:jc w:val="left"/>
               <w:rPr>
-                <w:del w:id="9121" w:author="Claude (AI) - proposed" w:date="2026-10-15T20:13:59Z"/>
-              </w:rPr>
-            </w:pPr>
-            <w:del w:id="9120" w:author="Claude (AI) - proposed" w:date="2026-10-15T20:13:59Z">
+                <w:del w:id="9121" w:author="Claude (AI) - proposed" w:date="2026-10-18T00:27:27Z"/>
+              </w:rPr>
+            </w:pPr>
+            <w:del w:id="9120" w:author="Claude (AI) - proposed" w:date="2026-10-18T00:27:27Z">
               <w:r>
                 <w:rPr>
                   <w:rFonts w:ascii="Arial" w:cs="Arial" w:eastAsia="Arial" w:hAnsi="Arial"/>
@@ -10681,7 +10681,7 @@
               </w:rPr>
               <w:t xml:space="preserve">–  </w:t>
             </w:r>
-            <w:del w:id="9122" w:author="Claude (AI) - proposed" w:date="2026-10-15T20:13:59Z">
+            <w:del w:id="9122" w:author="Claude (AI) - proposed" w:date="2026-10-18T00:27:27Z">
               <w:r>
                 <w:rPr>
                   <w:rFonts w:ascii="Arial" w:cs="Arial" w:eastAsia="Arial" w:hAnsi="Arial"/>
@@ -10696,7 +10696,7 @@
                 <w:delText xml:space="preserve">Apply the perpendicularity and equal-distance properties</w:delText>
               </w:r>
             </w:del>
-            <w:ins w:id="9123" w:author="Claude (AI) - proposed" w:date="2026-10-15T20:13:59Z">
+            <w:ins w:id="9123" w:author="Claude (AI) - proposed" w:date="2026-10-18T00:27:27Z">
               <w:r>
                 <w:rPr>
                   <w:rFonts w:ascii="Arial" w:cs="Arial" w:eastAsia="Arial" w:hAnsi="Arial"/>
@@ -10880,7 +10880,7 @@
               </w:rPr>
               <w:t xml:space="preserve">How </w:t>
             </w:r>
-            <w:del w:id="9124" w:author="Claude (AI) - proposed" w:date="2026-10-15T20:13:59Z">
+            <w:del w:id="9124" w:author="Claude (AI) - proposed" w:date="2026-10-18T00:27:27Z">
               <w:r>
                 <w:rPr>
                   <w:rFonts w:ascii="Arial" w:cs="Arial" w:eastAsia="Arial" w:hAnsi="Arial"/>
@@ -10895,7 +10895,7 @@
                 <w:delText xml:space="preserve">do the properties of reflection discovered physically in Lesson 2 translate</w:delText>
               </w:r>
             </w:del>
-            <w:ins w:id="9125" w:author="Claude (AI) - proposed" w:date="2026-10-15T20:13:59Z">
+            <w:ins w:id="9125" w:author="Claude (AI) - proposed" w:date="2026-10-18T00:27:27Z">
               <w:r>
                 <w:rPr>
                   <w:rFonts w:ascii="Arial" w:cs="Arial" w:eastAsia="Arial" w:hAnsi="Arial"/>
@@ -10991,7 +10991,7 @@
               </w:rPr>
               <w:t xml:space="preserve">In Lessons 1 and 2 learners </w:t>
             </w:r>
-            <w:del w:id="9126" w:author="Claude (AI) - proposed" w:date="2026-10-15T20:13:59Z">
+            <w:del w:id="9126" w:author="Claude (AI) - proposed" w:date="2026-10-18T00:27:27Z">
               <w:r>
                 <w:rPr>
                   <w:rFonts w:ascii="Arial" w:cs="Arial" w:eastAsia="Arial" w:hAnsi="Arial"/>
@@ -11006,7 +11006,7 @@
                 <w:delText xml:space="preserve">established symmetry lines and discovered the physical properties of reflection through paper-folding and plane mirrors</w:delText>
               </w:r>
             </w:del>
-            <w:ins w:id="9127" w:author="Claude (AI) - proposed" w:date="2026-10-15T20:13:59Z">
+            <w:ins w:id="9127" w:author="Claude (AI) - proposed" w:date="2026-10-18T00:27:27Z">
               <w:r>
                 <w:rPr>
                   <w:rFonts w:ascii="Arial" w:cs="Arial" w:eastAsia="Arial" w:hAnsi="Arial"/>
@@ -11034,7 +11034,7 @@
               </w:rPr>
               <w:t xml:space="preserve">. Lesson 3 bridges that physical intuition to the </w:t>
             </w:r>
-            <w:del w:id="9128" w:author="Claude (AI) - proposed" w:date="2026-10-15T20:13:59Z">
+            <w:del w:id="9128" w:author="Claude (AI) - proposed" w:date="2026-10-18T00:27:27Z">
               <w:r>
                 <w:rPr>
                   <w:rFonts w:ascii="Arial" w:cs="Arial" w:eastAsia="Arial" w:hAnsi="Arial"/>
@@ -11062,7 +11062,7 @@
               </w:rPr>
               <w:t xml:space="preserve">Cartesian plane: learners </w:t>
             </w:r>
-            <w:del w:id="9129" w:author="Claude (AI) - proposed" w:date="2026-10-15T20:13:59Z">
+            <w:del w:id="9129" w:author="Claude (AI) - proposed" w:date="2026-10-18T00:27:27Z">
               <w:r>
                 <w:rPr>
                   <w:rFonts w:ascii="Arial" w:cs="Arial" w:eastAsia="Arial" w:hAnsi="Arial"/>
@@ -11077,7 +11077,7 @@
                 <w:delText xml:space="preserve">encode the equal-distance and perpendicularity properties</w:delText>
               </w:r>
             </w:del>
-            <w:ins w:id="9130" w:author="Claude (AI) - proposed" w:date="2026-10-15T20:13:59Z">
+            <w:ins w:id="9130" w:author="Claude (AI) - proposed" w:date="2026-10-18T00:27:27Z">
               <w:r>
                 <w:rPr>
                   <w:rFonts w:ascii="Arial" w:cs="Arial" w:eastAsia="Arial" w:hAnsi="Arial"/>
@@ -11160,7 +11160,7 @@
               <w:spacing w:after="40" w:before="0"/>
               <w:jc w:val="left"/>
             </w:pPr>
-            <w:del w:id="9131" w:author="Claude (AI) - proposed" w:date="2026-10-15T20:13:59Z">
+            <w:del w:id="9131" w:author="Claude (AI) - proposed" w:date="2026-10-18T00:27:27Z">
               <w:r>
                 <w:rPr>
                   <w:rFonts w:ascii="Arial" w:cs="Arial" w:eastAsia="Arial" w:hAnsi="Arial"/>
@@ -11175,7 +11175,7 @@
                 <w:delText xml:space="preserve">Compasses and drawing pins have sharp points</w:delText>
               </w:r>
             </w:del>
-            <w:ins w:id="9132" w:author="Claude (AI) - proposed" w:date="2026-10-15T20:13:59Z">
+            <w:ins w:id="9132" w:author="Claude (AI) - proposed" w:date="2026-10-18T00:27:27Z">
               <w:r>
                 <w:rPr>
                   <w:rFonts w:ascii="Arial" w:cs="Arial" w:eastAsia="Arial" w:hAnsi="Arial"/>
@@ -11203,7 +11203,7 @@
               </w:rPr>
               <w:t xml:space="preserve"> — remind learners to </w:t>
             </w:r>
-            <w:del w:id="9133" w:author="Claude (AI) - proposed" w:date="2026-10-15T20:13:59Z">
+            <w:del w:id="9133" w:author="Claude (AI) - proposed" w:date="2026-10-18T00:27:27Z">
               <w:r>
                 <w:rPr>
                   <w:rFonts w:ascii="Arial" w:cs="Arial" w:eastAsia="Arial" w:hAnsi="Arial"/>
@@ -11218,7 +11218,7 @@
                 <w:delText xml:space="preserve">handle them carefully and place them</w:delText>
               </w:r>
             </w:del>
-            <w:ins w:id="9134" w:author="Claude (AI) - proposed" w:date="2026-10-15T20:13:59Z">
+            <w:ins w:id="9134" w:author="Claude (AI) - proposed" w:date="2026-10-18T00:27:27Z">
               <w:r>
                 <w:rPr>
                   <w:rFonts w:ascii="Arial" w:cs="Arial" w:eastAsia="Arial" w:hAnsi="Arial"/>
@@ -11341,7 +11341,7 @@
               </w:rPr>
               <w:t xml:space="preserve">This lesson is the third step in the evidence-gathering sequence for the matatu rear-view mirror phenomenon. In Lessons 1 and 2, learners identified lines of symmetry in plane figures and used physical mirrors and paper-folding to </w:t>
             </w:r>
-            <w:del w:id="9135" w:author="Claude (AI) - proposed" w:date="2026-10-15T20:13:59Z">
+            <w:del w:id="9135" w:author="Claude (AI) - proposed" w:date="2026-10-18T00:27:27Z">
               <w:r>
                 <w:rPr>
                   <w:rFonts w:ascii="Arial" w:cs="Arial" w:eastAsia="Arial" w:hAnsi="Arial"/>
@@ -11356,7 +11356,7 @@
                 <w:delText xml:space="preserve">discover that a reflected image is as far behind the mirror line as the object is in front of it, and that the joining segment is perpendicular to the</w:delText>
               </w:r>
             </w:del>
-            <w:ins w:id="9136" w:author="Claude (AI) - proposed" w:date="2026-10-15T20:13:59Z">
+            <w:ins w:id="9136" w:author="Claude (AI) - proposed" w:date="2026-10-18T00:27:27Z">
               <w:r>
                 <w:rPr>
                   <w:rFonts w:ascii="Arial" w:cs="Arial" w:eastAsia="Arial" w:hAnsi="Arial"/>
@@ -11384,7 +11384,7 @@
               </w:rPr>
               <w:t xml:space="preserve"> mirror line. Lesson 3 now asks: can we capture </w:t>
             </w:r>
-            <w:del w:id="9137" w:author="Claude (AI) - proposed" w:date="2026-10-15T20:13:59Z">
+            <w:del w:id="9137" w:author="Claude (AI) - proposed" w:date="2026-10-18T00:27:27Z">
               <w:r>
                 <w:rPr>
                   <w:rFonts w:ascii="Arial" w:cs="Arial" w:eastAsia="Arial" w:hAnsi="Arial"/>
@@ -11399,7 +11399,7 @@
                 <w:delText xml:space="preserve">those physical properties</w:delText>
               </w:r>
             </w:del>
-            <w:ins w:id="9138" w:author="Claude (AI) - proposed" w:date="2026-10-15T20:13:59Z">
+            <w:ins w:id="9138" w:author="Claude (AI) - proposed" w:date="2026-10-18T00:27:27Z">
               <w:r>
                 <w:rPr>
                   <w:rFonts w:ascii="Arial" w:cs="Arial" w:eastAsia="Arial" w:hAnsi="Arial"/>
@@ -11427,7 +11427,7 @@
               </w:rPr>
               <w:t xml:space="preserve"> as precise coordinate rules?</w:t>
             </w:r>
-            <w:ins w:id="9139" w:author="Claude (AI) - proposed" w:date="2026-10-15T20:13:59Z">
+            <w:ins w:id="9139" w:author="Claude (AI) - proposed" w:date="2026-10-18T00:27:27Z">
               <w:r>
                 <w:rPr>
                   <w:rFonts w:ascii="Arial" w:cs="Arial" w:eastAsia="Arial" w:hAnsi="Arial"/>
@@ -11535,7 +11535,7 @@
               </w:rPr>
               <w:t xml:space="preserve">By the end of the lesson learners will have generated a personal Reference Card of coordinate reflection rules, updated their Driving Question Board with new evidence, and revised their cumulative model to show mathematical notation alongside the </w:t>
             </w:r>
-            <w:del w:id="9140" w:author="Claude (AI) - proposed" w:date="2026-10-15T20:13:59Z">
+            <w:del w:id="9140" w:author="Claude (AI) - proposed" w:date="2026-10-18T00:27:27Z">
               <w:r>
                 <w:rPr>
                   <w:rFonts w:ascii="Arial" w:cs="Arial" w:eastAsia="Arial" w:hAnsi="Arial"/>
@@ -11550,7 +11550,7 @@
                 <w:delText xml:space="preserve">physical arrows</w:delText>
               </w:r>
             </w:del>
-            <w:ins w:id="9141" w:author="Claude (AI) - proposed" w:date="2026-10-15T20:13:59Z">
+            <w:ins w:id="9141" w:author="Claude (AI) - proposed" w:date="2026-10-18T00:27:27Z">
               <w:r>
                 <w:rPr>
                   <w:rFonts w:ascii="Arial" w:cs="Arial" w:eastAsia="Arial" w:hAnsi="Arial"/>
@@ -11585,10 +11585,10 @@
               <w:spacing w:after="40" w:before="0"/>
               <w:jc w:val="left"/>
               <w:rPr>
-                <w:ins w:id="9143" w:author="Claude (AI) - proposed" w:date="2026-10-15T20:13:59Z"/>
-              </w:rPr>
-            </w:pPr>
-            <w:ins w:id="9142" w:author="Claude (AI) - proposed" w:date="2026-10-15T20:13:59Z">
+                <w:ins w:id="9143" w:author="Claude (AI) - proposed" w:date="2026-10-18T00:27:27Z"/>
+              </w:rPr>
+            </w:pPr>
+            <w:ins w:id="9142" w:author="Claude (AI) - proposed" w:date="2026-10-18T00:27:27Z">
               <w:r>
                 <w:rPr>
                   <w:rFonts w:ascii="Arial" w:cs="Arial" w:eastAsia="Arial" w:hAnsi="Arial"/>
@@ -11610,10 +11610,10 @@
               <w:spacing w:after="40" w:before="0"/>
               <w:jc w:val="left"/>
               <w:rPr>
-                <w:ins w:id="9145" w:author="Claude (AI) - proposed" w:date="2026-10-15T20:13:59Z"/>
-              </w:rPr>
-            </w:pPr>
-            <w:ins w:id="9144" w:author="Claude (AI) - proposed" w:date="2026-10-15T20:13:59Z">
+                <w:ins w:id="9145" w:author="Claude (AI) - proposed" w:date="2026-10-18T00:27:27Z"/>
+              </w:rPr>
+            </w:pPr>
+            <w:ins w:id="9144" w:author="Claude (AI) - proposed" w:date="2026-10-18T00:27:27Z">
               <w:r>
                 <w:rPr>
                   <w:rFonts w:ascii="Arial" w:cs="Arial" w:eastAsia="Arial" w:hAnsi="Arial"/>
@@ -11916,7 +11916,7 @@
             <w:pPr>
               <w:spacing w:after="20" w:before="0"/>
             </w:pPr>
-            <w:hyperlink w:history="1" r:id="rIdd8jooxpfcdz3qxtq0ssqe">
+            <w:hyperlink w:history="1" r:id="rIdsvjjbxt-kdobvrwgi084y">
               <w:r>
                 <w:rPr>
                   <w:rFonts w:ascii="Arial" w:cs="Arial" w:eastAsia="Arial" w:hAnsi="Arial"/>
@@ -11949,7 +11949,7 @@
               <w:spacing w:after="10" w:before="0"/>
               <w:ind w:left="120"/>
             </w:pPr>
-            <w:hyperlink w:history="1" r:id="rIdhvoi94ppa7hdccxjxrjvg">
+            <w:hyperlink w:history="1" r:id="rId02a5cadjqriua4fqwprde">
               <w:r>
                 <w:rPr>
                   <w:rFonts w:ascii="Arial" w:cs="Arial" w:eastAsia="Arial" w:hAnsi="Arial"/>
@@ -11994,7 +11994,7 @@
             <w:pPr>
               <w:spacing w:after="20" w:before="0"/>
             </w:pPr>
-            <w:hyperlink w:history="1" r:id="rId7n4-js7zbczylxlnmrzg-">
+            <w:hyperlink w:history="1" r:id="rIdmrmojyfrvb4q3h2ttw2xa">
               <w:r>
                 <w:rPr>
                   <w:rFonts w:ascii="Arial" w:cs="Arial" w:eastAsia="Arial" w:hAnsi="Arial"/>
@@ -12027,7 +12027,7 @@
               <w:spacing w:after="10" w:before="0"/>
               <w:ind w:left="120"/>
             </w:pPr>
-            <w:hyperlink w:history="1" r:id="rIdsso9i4volpu7i5nu72rwa">
+            <w:hyperlink w:history="1" r:id="rIdvjd4tzg9oda0oaobe40uq">
               <w:r>
                 <w:rPr>
                   <w:rFonts w:ascii="Arial" w:cs="Arial" w:eastAsia="Arial" w:hAnsi="Arial"/>
@@ -12138,7 +12138,7 @@
               </w:rPr>
               <w:t xml:space="preserve">Prediction with Justification: asking learners to commit a coordinate pair to paper before instruction activates prior knowledge </w:t>
             </w:r>
-            <w:del w:id="9146" w:author="Claude (AI) - proposed" w:date="2026-10-15T20:13:59Z">
+            <w:del w:id="9146" w:author="Claude (AI) - proposed" w:date="2026-10-18T00:27:27Z">
               <w:r>
                 <w:rPr>
                   <w:rFonts w:ascii="Arial" w:cs="Arial" w:eastAsia="Arial" w:hAnsi="Arial"/>
@@ -12153,7 +12153,7 @@
                 <w:delText xml:space="preserve">from Lesson 2 (equal distances from mirror line)</w:delText>
               </w:r>
             </w:del>
-            <w:ins w:id="9147" w:author="Claude (AI) - proposed" w:date="2026-10-15T20:13:59Z">
+            <w:ins w:id="9147" w:author="Claude (AI) - proposed" w:date="2026-10-18T00:27:27Z">
               <w:r>
                 <w:rPr>
                   <w:rFonts w:ascii="Arial" w:cs="Arial" w:eastAsia="Arial" w:hAnsi="Arial"/>
@@ -12270,7 +12270,7 @@
             <w:pPr>
               <w:spacing w:after="20" w:before="0"/>
             </w:pPr>
-            <w:hyperlink w:history="1" r:id="rId9x1a1krm7fk5-fwehnaiq">
+            <w:hyperlink w:history="1" r:id="rId-hkyhdsisswvuicesd8vm">
               <w:r>
                 <w:rPr>
                   <w:rFonts w:ascii="Arial" w:cs="Arial" w:eastAsia="Arial" w:hAnsi="Arial"/>
@@ -12303,7 +12303,7 @@
               <w:spacing w:after="10" w:before="0"/>
               <w:ind w:left="120"/>
             </w:pPr>
-            <w:hyperlink w:history="1" r:id="rIdmcznrvtunhal1k9rl0ixe">
+            <w:hyperlink w:history="1" r:id="rIdvwz7tidh3zwbjlfgsda4r">
               <w:r>
                 <w:rPr>
                   <w:rFonts w:ascii="Arial" w:cs="Arial" w:eastAsia="Arial" w:hAnsi="Arial"/>
@@ -12348,7 +12348,7 @@
             <w:pPr>
               <w:spacing w:after="20" w:before="0"/>
             </w:pPr>
-            <w:hyperlink w:history="1" r:id="rId18fwoyilavmgfixnv_fje">
+            <w:hyperlink w:history="1" r:id="rIdonasssd7it6h8suyuiks-">
               <w:r>
                 <w:rPr>
                   <w:rFonts w:ascii="Arial" w:cs="Arial" w:eastAsia="Arial" w:hAnsi="Arial"/>
@@ -12381,7 +12381,7 @@
               <w:spacing w:after="10" w:before="0"/>
               <w:ind w:left="120"/>
             </w:pPr>
-            <w:hyperlink w:history="1" r:id="rIdz-dap4qlj37gvncnlvic5">
+            <w:hyperlink w:history="1" r:id="rId1vpxy3ppw8sm1dp_p9lgy">
               <w:r>
                 <w:rPr>
                   <w:rFonts w:ascii="Arial" w:cs="Arial" w:eastAsia="Arial" w:hAnsi="Arial"/>
@@ -12426,7 +12426,7 @@
               </w:rPr>
               <w:t xml:space="preserve">Working in pairs, learners carry out a structured four-part grid investigation. They receive a Reflection Investigation Worksheet with four separate Cartesian grids, each showing a small lorry-shaped quadrilateral ABCD (vertices A(1,1), B(4,1), C(4,3), D(1,3)) and a different mirror line labelled on each grid: (i) y-axis (x = 0), (ii) x-axis (y = 0), (iii) y = x, (iv) y = −x. For each grid, learners: (a) draw the perpendicular from each vertex to the mirror line using a ruler and set-square; (b) count grid squares from vertex to mirror line; (c) count the same number of squares on the other side; (d) plot and label the image vertex A′B′C′D′; (e) record the object and image coordinates in a table. </w:t>
             </w:r>
-            <w:ins w:id="9148" w:author="Claude (AI) - proposed" w:date="2026-10-15T20:13:59Z">
+            <w:ins w:id="9148" w:author="Claude (AI) - proposed" w:date="2026-10-18T00:27:27Z">
               <w:r>
                 <w:rPr>
                   <w:rFonts w:ascii="Arial" w:cs="Arial" w:eastAsia="Arial" w:hAnsi="Arial"/>
@@ -12487,7 +12487,7 @@
               </w:rPr>
               <w:t xml:space="preserve">Distribute the worksheet. Say: 'This quadrilateral represents the lorry that the matatu conductor is watching in the mirror. Your job is a mathematician's job: find the exact rule that the mirror follows. Work in pairs. Use your ruler and set-square every time — do not estimate.' [Circulate for 2 minutes, checking that learners are drawing perpendiculars and not just reflecting by eye.] After 2 minutes, pause the class: 'Quick check — hold up your set-square. Everyone should be using it to make a 90-degree angle with the mirror line. If you are not, adjust now.' [Resume circulation.] At </w:t>
             </w:r>
-            <w:del w:id="9149" w:author="Claude (AI) - proposed" w:date="2026-10-15T20:13:59Z">
+            <w:del w:id="9149" w:author="Claude (AI) - proposed" w:date="2026-10-18T00:27:27Z">
               <w:r>
                 <w:rPr>
                   <w:rFonts w:ascii="Arial" w:cs="Arial" w:eastAsia="Arial" w:hAnsi="Arial"/>
@@ -12502,7 +12502,7 @@
                 <w:delText xml:space="preserve">8</w:delText>
               </w:r>
             </w:del>
-            <w:ins w:id="9150" w:author="Claude (AI) - proposed" w:date="2026-10-15T20:13:59Z">
+            <w:ins w:id="9150" w:author="Claude (AI) - proposed" w:date="2026-10-18T00:27:27Z">
               <w:r>
                 <w:rPr>
                   <w:rFonts w:ascii="Arial" w:cs="Arial" w:eastAsia="Arial" w:hAnsi="Arial"/>
@@ -12530,7 +12530,7 @@
               </w:rPr>
               <w:t xml:space="preserve"> minutes, stop the class for a mid-activity share: 'Pairs who have finished grids (i) and (ii), tell me — what pattern do you see in the x-coordinates when you reflect across the y-axis?' Cold-call 2 pairs. [WAIT 10 seconds after each response before probing.] Say: 'Does the lorry on grid (i) look the same size as the original? Count the side lengths and tell me.' [WAIT 15 seconds.] Continue: 'Finish grids (iii) and (iv)</w:t>
             </w:r>
-            <w:ins w:id="9151" w:author="Claude (AI) - proposed" w:date="2026-10-15T20:13:59Z">
+            <w:ins w:id="9151" w:author="Claude (AI) - proposed" w:date="2026-10-18T00:27:27Z">
               <w:r>
                 <w:rPr>
                   <w:rFonts w:ascii="Arial" w:cs="Arial" w:eastAsia="Arial" w:hAnsi="Arial"/>
@@ -12558,7 +12558,7 @@
               </w:rPr>
               <w:t xml:space="preserve">. You have </w:t>
             </w:r>
-            <w:del w:id="9152" w:author="Claude (AI) - proposed" w:date="2026-10-15T20:13:59Z">
+            <w:del w:id="9152" w:author="Claude (AI) - proposed" w:date="2026-10-18T00:27:27Z">
               <w:r>
                 <w:rPr>
                   <w:rFonts w:ascii="Arial" w:cs="Arial" w:eastAsia="Arial" w:hAnsi="Arial"/>
@@ -12573,7 +12573,7 @@
                 <w:delText xml:space="preserve">8</w:delText>
               </w:r>
             </w:del>
-            <w:ins w:id="9153" w:author="Claude (AI) - proposed" w:date="2026-10-15T20:13:59Z">
+            <w:ins w:id="9153" w:author="Claude (AI) - proposed" w:date="2026-10-18T00:27:27Z">
               <w:r>
                 <w:rPr>
                   <w:rFonts w:ascii="Arial" w:cs="Arial" w:eastAsia="Arial" w:hAnsi="Arial"/>
@@ -12601,7 +12601,7 @@
               </w:rPr>
               <w:t xml:space="preserve"> more minutes.' Circulate and prompt struggling learners: 'Draw your perpendicular first. How far is vertex A from the line y = x? Count diagonally along the grid squares.' At </w:t>
             </w:r>
-            <w:del w:id="9154" w:author="Claude (AI) - proposed" w:date="2026-10-15T20:13:59Z">
+            <w:del w:id="9154" w:author="Claude (AI) - proposed" w:date="2026-10-18T00:27:27Z">
               <w:r>
                 <w:rPr>
                   <w:rFonts w:ascii="Arial" w:cs="Arial" w:eastAsia="Arial" w:hAnsi="Arial"/>
@@ -12616,7 +12616,7 @@
                 <w:delText xml:space="preserve">16</w:delText>
               </w:r>
             </w:del>
-            <w:ins w:id="9155" w:author="Claude (AI) - proposed" w:date="2026-10-15T20:13:59Z">
+            <w:ins w:id="9155" w:author="Claude (AI) - proposed" w:date="2026-10-18T00:27:27Z">
               <w:r>
                 <w:rPr>
                   <w:rFonts w:ascii="Arial" w:cs="Arial" w:eastAsia="Arial" w:hAnsi="Arial"/>
@@ -12766,7 +12766,7 @@
             <w:pPr>
               <w:spacing w:after="20" w:before="0"/>
             </w:pPr>
-            <w:hyperlink w:history="1" r:id="rIdikerzh6mllllfcehdv3x-">
+            <w:hyperlink w:history="1" r:id="rIdickb-_9coijz3jhfvtg5f">
               <w:r>
                 <w:rPr>
                   <w:rFonts w:ascii="Arial" w:cs="Arial" w:eastAsia="Arial" w:hAnsi="Arial"/>
@@ -12799,7 +12799,7 @@
               <w:spacing w:after="10" w:before="0"/>
               <w:ind w:left="120"/>
             </w:pPr>
-            <w:hyperlink w:history="1" r:id="rId1ahgocbf8-xssmbhtr3xb">
+            <w:hyperlink w:history="1" r:id="rIdb9io1ciftt_yirfeh2jkc">
               <w:r>
                 <w:rPr>
                   <w:rFonts w:ascii="Arial" w:cs="Arial" w:eastAsia="Arial" w:hAnsi="Arial"/>
@@ -12844,7 +12844,7 @@
             <w:pPr>
               <w:spacing w:after="20" w:before="0"/>
             </w:pPr>
-            <w:hyperlink w:history="1" r:id="rIdlwyrta7spsguyey6dsizd">
+            <w:hyperlink w:history="1" r:id="rIdqlf4aes0kjlkw5f8yx67o">
               <w:r>
                 <w:rPr>
                   <w:rFonts w:ascii="Arial" w:cs="Arial" w:eastAsia="Arial" w:hAnsi="Arial"/>
@@ -12877,7 +12877,7 @@
               <w:spacing w:after="10" w:before="0"/>
               <w:ind w:left="120"/>
             </w:pPr>
-            <w:hyperlink w:history="1" r:id="rIdkcwtkekmhwbc9zatj7zhn">
+            <w:hyperlink w:history="1" r:id="rIdbv3rfxw-uozu3gaoy3auo">
               <w:r>
                 <w:rPr>
                   <w:rFonts w:ascii="Arial" w:cs="Arial" w:eastAsia="Arial" w:hAnsi="Arial"/>
@@ -12922,7 +12922,7 @@
               </w:rPr>
               <w:t xml:space="preserve">Learners individually complete a Reflection Rules Reference Card — a half-page template with four rows (one per mirror line) where they write the mirror line equation, the coordinate rule, and a worked example using one vertex of their lorry quadrilateral. They then answer two consolidation questions: (Q1) A point K(−2, 5) is reflected across the line y = x. Write the coordinates of K′. (Q2) The image of point M after reflection is M′(4, −3). If the mirror line is the x-axis, write the coordinates of M. After individual work (</w:t>
             </w:r>
-            <w:del w:id="9156" w:author="Claude (AI) - proposed" w:date="2026-10-15T20:13:59Z">
+            <w:del w:id="9156" w:author="Claude (AI) - proposed" w:date="2026-10-18T00:27:27Z">
               <w:r>
                 <w:rPr>
                   <w:rFonts w:ascii="Arial" w:cs="Arial" w:eastAsia="Arial" w:hAnsi="Arial"/>
@@ -12937,7 +12937,7 @@
                 <w:delText xml:space="preserve">5</w:delText>
               </w:r>
             </w:del>
-            <w:ins w:id="9157" w:author="Claude (AI) - proposed" w:date="2026-10-15T20:13:59Z">
+            <w:ins w:id="9157" w:author="Claude (AI) - proposed" w:date="2026-10-18T00:27:27Z">
               <w:r>
                 <w:rPr>
                   <w:rFonts w:ascii="Arial" w:cs="Arial" w:eastAsia="Arial" w:hAnsi="Arial"/>
@@ -13064,7 +13064,7 @@
               </w:rPr>
               <w:t xml:space="preserve">Collect Reference Cards at the end of the lesson and scan for: (1) Correct rule for all four mirror lines — especially y = x: (a, b) → (b, a). (2) Correct answer to Q1: K′(5, −2). (3) Correct answer to Q2: M(</w:t>
             </w:r>
-            <w:del w:id="9158" w:author="Claude (AI) - proposed" w:date="2026-10-15T20:13:59Z">
+            <w:del w:id="9158" w:author="Claude (AI) - proposed" w:date="2026-10-18T00:27:27Z">
               <w:r>
                 <w:rPr>
                   <w:rFonts w:ascii="Arial" w:cs="Arial" w:eastAsia="Arial" w:hAnsi="Arial"/>
@@ -13148,7 +13148,7 @@
             <w:pPr>
               <w:spacing w:after="20" w:before="0"/>
             </w:pPr>
-            <w:hyperlink w:history="1" r:id="rId2ipuubafrdshg3ecih-nc">
+            <w:hyperlink w:history="1" r:id="rId3tc91ux_x80a5fy0txwa9">
               <w:r>
                 <w:rPr>
                   <w:rFonts w:ascii="Arial" w:cs="Arial" w:eastAsia="Arial" w:hAnsi="Arial"/>
@@ -13181,7 +13181,7 @@
               <w:spacing w:after="10" w:before="0"/>
               <w:ind w:left="120"/>
             </w:pPr>
-            <w:hyperlink w:history="1" r:id="rId0hrnn7h-jqdfrirrriujr">
+            <w:hyperlink w:history="1" r:id="rIdgu7ihchbnfut3akfxyr9c">
               <w:r>
                 <w:rPr>
                   <w:rFonts w:ascii="Arial" w:cs="Arial" w:eastAsia="Arial" w:hAnsi="Arial"/>
@@ -13226,7 +13226,7 @@
             <w:pPr>
               <w:spacing w:after="20" w:before="0"/>
             </w:pPr>
-            <w:hyperlink w:history="1" r:id="rIdhpvudt8vylo8ebsa3aksr">
+            <w:hyperlink w:history="1" r:id="rIdtumv-jwasqztf5q4uuykh">
               <w:r>
                 <w:rPr>
                   <w:rFonts w:ascii="Arial" w:cs="Arial" w:eastAsia="Arial" w:hAnsi="Arial"/>
@@ -13259,7 +13259,7 @@
               <w:spacing w:after="10" w:before="0"/>
               <w:ind w:left="120"/>
             </w:pPr>
-            <w:hyperlink w:history="1" r:id="rIdocff08rbdppk2j4gkdlte">
+            <w:hyperlink w:history="1" r:id="rId_mpejmuvql3qmb3b7qpf0">
               <w:r>
                 <w:rPr>
                   <w:rFonts w:ascii="Arial" w:cs="Arial" w:eastAsia="Arial" w:hAnsi="Arial"/>
@@ -13337,7 +13337,7 @@
               </w:rPr>
               <w:t xml:space="preserve">Distribute sticky notes (or learners write on paper squares). Say: 'Two minutes — write your green note first. It must include a coordinate rule AND connect it to the lorry in the matatu mirror. Then write your orange note — what do you still want to know?' [WAIT 2 minutes.] 'Post your notes on the board.' [Allow 1 minute for posting.] Read three orange notes aloud: 'I am hearing questions like: How do we find the mirror line if we only see the object and image? Can the mirror line be a slanted line that is not y = x? Does reflection always make the image congruent? These are exactly the questions real mathematicians ask.' Circle the orange notes that relate to finding the mirror-line equation and say: '</w:t>
             </w:r>
-            <w:del w:id="9159" w:author="Claude (AI) - proposed" w:date="2026-10-15T20:13:59Z">
+            <w:del w:id="9159" w:author="Claude (AI) - proposed" w:date="2026-10-18T00:27:27Z">
               <w:r>
                 <w:rPr>
                   <w:rFonts w:ascii="Arial" w:cs="Arial" w:eastAsia="Arial" w:hAnsi="Arial"/>
@@ -13352,7 +13352,7 @@
                 <w:delText xml:space="preserve">We will answer these in our next lesson</w:delText>
               </w:r>
             </w:del>
-            <w:ins w:id="9160" w:author="Claude (AI) - proposed" w:date="2026-10-15T20:13:59Z">
+            <w:ins w:id="9160" w:author="Claude (AI) - proposed" w:date="2026-10-18T00:27:27Z">
               <w:r>
                 <w:rPr>
                   <w:rFonts w:ascii="Arial" w:cs="Arial" w:eastAsia="Arial" w:hAnsi="Arial"/>
@@ -13502,7 +13502,7 @@
             <w:pPr>
               <w:spacing w:after="20" w:before="0"/>
             </w:pPr>
-            <w:hyperlink w:history="1" r:id="rIde32bpfyshy4soaqpaxfiu">
+            <w:hyperlink w:history="1" r:id="rIdxv_o2m01pc4jpitrgr9k6">
               <w:r>
                 <w:rPr>
                   <w:rFonts w:ascii="Arial" w:cs="Arial" w:eastAsia="Arial" w:hAnsi="Arial"/>
@@ -13551,7 +13551,7 @@
               <w:spacing w:after="10" w:before="0"/>
               <w:ind w:left="120"/>
             </w:pPr>
-            <w:hyperlink w:history="1" r:id="rIdtvjcontscjgqoe9590ar0">
+            <w:hyperlink w:history="1" r:id="rIdjwqfass7ahns9y2fvudzq">
               <w:r>
                 <w:rPr>
                   <w:rFonts w:ascii="Arial" w:cs="Arial" w:eastAsia="Arial" w:hAnsi="Arial"/>
@@ -13596,7 +13596,7 @@
             <w:pPr>
               <w:spacing w:after="20" w:before="0"/>
             </w:pPr>
-            <w:hyperlink w:history="1" r:id="rIdoe54ir0ovgk7upybqos99">
+            <w:hyperlink w:history="1" r:id="rIdilgb-kdzycjlypxd5prai">
               <w:r>
                 <w:rPr>
                   <w:rFonts w:ascii="Arial" w:cs="Arial" w:eastAsia="Arial" w:hAnsi="Arial"/>
@@ -13629,7 +13629,7 @@
               <w:spacing w:after="10" w:before="0"/>
               <w:ind w:left="120"/>
             </w:pPr>
-            <w:hyperlink w:history="1" r:id="rIdrnqse0kg1eu-kinu3_ytq">
+            <w:hyperlink w:history="1" r:id="rId4hivyvxycpjueeay1nhti">
               <w:r>
                 <w:rPr>
                   <w:rFonts w:ascii="Arial" w:cs="Arial" w:eastAsia="Arial" w:hAnsi="Arial"/>
@@ -13674,7 +13674,7 @@
               </w:rPr>
               <w:t xml:space="preserve">Learners retrieve their cumulative model from Lesson 2 (a hand-drawn diagram showing the matatu mirror setup with </w:t>
             </w:r>
-            <w:del w:id="9161" w:author="Claude (AI) - proposed" w:date="2026-10-15T20:13:59Z">
+            <w:del w:id="9161" w:author="Claude (AI) - proposed" w:date="2026-10-18T00:27:27Z">
               <w:r>
                 <w:rPr>
                   <w:rFonts w:ascii="Arial" w:cs="Arial" w:eastAsia="Arial" w:hAnsi="Arial"/>
@@ -13689,7 +13689,7 @@
                 <w:delText xml:space="preserve">arrows indicating equal distances and perpendicularity</w:delText>
               </w:r>
             </w:del>
-            <w:ins w:id="9162" w:author="Claude (AI) - proposed" w:date="2026-10-15T20:13:59Z">
+            <w:ins w:id="9162" w:author="Claude (AI) - proposed" w:date="2026-10-18T00:27:27Z">
               <w:r>
                 <w:rPr>
                   <w:rFonts w:ascii="Arial" w:cs="Arial" w:eastAsia="Arial" w:hAnsi="Arial"/>
@@ -13717,7 +13717,7 @@
               </w:rPr>
               <w:t xml:space="preserve">). They now add a Cartesian overlay: they sketch coordinate axes onto their diagram, place the lorry quadrilateral at approximate grid coordinates, label the mirror line with its equation, and annotate the image vertices with their transformed coordinates. They also add a 'Distance Preservation Statement' arrow pointing from the object to the image with the sentence: 'All side lengths are preserved because reflection maps distances symmetrically across the mirror line.' Learners write one sentence below their model: 'This tells us that the image is always [same size / different size] and [same shape / different shape] as the object, which means they are ___________.' (The blank </w:t>
             </w:r>
-            <w:del w:id="9163" w:author="Claude (AI) - proposed" w:date="2026-10-15T20:13:59Z">
+            <w:del w:id="9163" w:author="Claude (AI) - proposed" w:date="2026-10-18T00:27:27Z">
               <w:r>
                 <w:rPr>
                   <w:rFonts w:ascii="Arial" w:cs="Arial" w:eastAsia="Arial" w:hAnsi="Arial"/>
@@ -13732,7 +13732,7 @@
                 <w:delText xml:space="preserve">will be</w:delText>
               </w:r>
             </w:del>
-            <w:ins w:id="9164" w:author="Claude (AI) - proposed" w:date="2026-10-15T20:13:59Z">
+            <w:ins w:id="9164" w:author="Claude (AI) - proposed" w:date="2026-10-18T00:27:27Z">
               <w:r>
                 <w:rPr>
                   <w:rFonts w:ascii="Arial" w:cs="Arial" w:eastAsia="Arial" w:hAnsi="Arial"/>
@@ -13760,7 +13760,7 @@
               </w:rPr>
               <w:t xml:space="preserve"> filled with 'congruent' </w:t>
             </w:r>
-            <w:del w:id="9165" w:author="Claude (AI) - proposed" w:date="2026-10-15T20:13:59Z">
+            <w:del w:id="9165" w:author="Claude (AI) - proposed" w:date="2026-10-18T00:27:27Z">
               <w:r>
                 <w:rPr>
                   <w:rFonts w:ascii="Arial" w:cs="Arial" w:eastAsia="Arial" w:hAnsi="Arial"/>
@@ -13775,7 +13775,7 @@
                 <w:delText xml:space="preserve">once the formal congruence tests are introduced in Lessons 5–</w:delText>
               </w:r>
             </w:del>
-            <w:ins w:id="9166" w:author="Claude (AI) - proposed" w:date="2026-10-15T20:13:59Z">
+            <w:ins w:id="9166" w:author="Claude (AI) - proposed" w:date="2026-10-18T00:27:27Z">
               <w:r>
                 <w:rPr>
                   <w:rFonts w:ascii="Arial" w:cs="Arial" w:eastAsia="Arial" w:hAnsi="Arial"/>
@@ -13984,10 +13984,10 @@
               <w:spacing w:after="40" w:before="0"/>
               <w:jc w:val="left"/>
               <w:rPr>
-                <w:ins w:id="9168" w:author="Claude (AI) - proposed" w:date="2026-10-15T20:13:59Z"/>
-              </w:rPr>
-            </w:pPr>
-            <w:ins w:id="9167" w:author="Claude (AI) - proposed" w:date="2026-10-15T20:13:59Z">
+                <w:ins w:id="9168" w:author="Claude (AI) - proposed" w:date="2026-10-18T00:27:27Z"/>
+              </w:rPr>
+            </w:pPr>
+            <w:ins w:id="9167" w:author="Claude (AI) - proposed" w:date="2026-10-18T00:27:27Z">
               <w:r>
                 <w:rPr>
                   <w:rFonts w:ascii="Arial" w:cs="Arial" w:eastAsia="Arial" w:hAnsi="Arial"/>
@@ -14009,10 +14009,10 @@
               <w:spacing w:after="40" w:before="0"/>
               <w:jc w:val="left"/>
               <w:rPr>
-                <w:ins w:id="9170" w:author="Claude (AI) - proposed" w:date="2026-10-15T20:13:59Z"/>
-              </w:rPr>
-            </w:pPr>
-            <w:ins w:id="9169" w:author="Claude (AI) - proposed" w:date="2026-10-15T20:13:59Z">
+                <w:ins w:id="9170" w:author="Claude (AI) - proposed" w:date="2026-10-18T00:27:27Z"/>
+              </w:rPr>
+            </w:pPr>
+            <w:ins w:id="9169" w:author="Claude (AI) - proposed" w:date="2026-10-18T00:27:27Z">
               <w:r>
                 <w:rPr>
                   <w:rFonts w:ascii="Arial" w:cs="Arial" w:eastAsia="Arial" w:hAnsi="Arial"/>
@@ -14034,10 +14034,10 @@
               <w:spacing w:after="40" w:before="0"/>
               <w:jc w:val="left"/>
               <w:rPr>
-                <w:ins w:id="9172" w:author="Claude (AI) - proposed" w:date="2026-10-15T20:13:59Z"/>
-              </w:rPr>
-            </w:pPr>
-            <w:ins w:id="9171" w:author="Claude (AI) - proposed" w:date="2026-10-15T20:13:59Z">
+                <w:ins w:id="9172" w:author="Claude (AI) - proposed" w:date="2026-10-18T00:27:27Z"/>
+              </w:rPr>
+            </w:pPr>
+            <w:ins w:id="9171" w:author="Claude (AI) - proposed" w:date="2026-10-18T00:27:27Z">
               <w:r>
                 <w:rPr>
                   <w:rFonts w:ascii="Arial" w:cs="Arial" w:eastAsia="Arial" w:hAnsi="Arial"/>
@@ -14059,10 +14059,10 @@
               <w:spacing w:after="40" w:before="0"/>
               <w:jc w:val="left"/>
               <w:rPr>
-                <w:ins w:id="9174" w:author="Claude (AI) - proposed" w:date="2026-10-15T20:13:59Z"/>
-              </w:rPr>
-            </w:pPr>
-            <w:ins w:id="9173" w:author="Claude (AI) - proposed" w:date="2026-10-15T20:13:59Z">
+                <w:ins w:id="9174" w:author="Claude (AI) - proposed" w:date="2026-10-18T00:27:27Z"/>
+              </w:rPr>
+            </w:pPr>
+            <w:ins w:id="9173" w:author="Claude (AI) - proposed" w:date="2026-10-18T00:27:27Z">
               <w:r>
                 <w:rPr>
                   <w:rFonts w:ascii="Arial" w:cs="Arial" w:eastAsia="Arial" w:hAnsi="Arial"/>
@@ -14084,10 +14084,10 @@
               <w:spacing w:after="40" w:before="0"/>
               <w:jc w:val="left"/>
               <w:rPr>
-                <w:ins w:id="9176" w:author="Claude (AI) - proposed" w:date="2026-10-15T20:13:59Z"/>
-              </w:rPr>
-            </w:pPr>
-            <w:ins w:id="9175" w:author="Claude (AI) - proposed" w:date="2026-10-15T20:13:59Z">
+                <w:ins w:id="9176" w:author="Claude (AI) - proposed" w:date="2026-10-18T00:27:27Z"/>
+              </w:rPr>
+            </w:pPr>
+            <w:ins w:id="9175" w:author="Claude (AI) - proposed" w:date="2026-10-18T00:27:27Z">
               <w:r>
                 <w:rPr>
                   <w:rFonts w:ascii="Arial" w:cs="Arial" w:eastAsia="Arial" w:hAnsi="Arial"/>
@@ -14109,10 +14109,10 @@
               <w:spacing w:after="40" w:before="0"/>
               <w:jc w:val="left"/>
               <w:rPr>
-                <w:del w:id="9178" w:author="Claude (AI) - proposed" w:date="2026-10-15T20:13:59Z"/>
-              </w:rPr>
-            </w:pPr>
-            <w:del w:id="9177" w:author="Claude (AI) - proposed" w:date="2026-10-15T20:13:59Z">
+                <w:del w:id="9178" w:author="Claude (AI) - proposed" w:date="2026-10-18T00:27:27Z"/>
+              </w:rPr>
+            </w:pPr>
+            <w:del w:id="9177" w:author="Claude (AI) - proposed" w:date="2026-10-18T00:27:27Z">
               <w:r>
                 <w:rPr>
                   <w:rFonts w:ascii="Arial" w:cs="Arial" w:eastAsia="Arial" w:hAnsi="Arial"/>
@@ -14413,7 +14413,7 @@
         </w:rPr>
         <w:t xml:space="preserve">© 2026 SeaVuria and ARES. Aligned with KICD objectives. Developed by SeaVuria; technical implementation by ARES (with AI assistance from Claude). Licensed under </w:t>
       </w:r>
-      <w:hyperlink w:history="1" r:id="rIdhniqdkykzsenqldwyt_3o">
+      <w:hyperlink w:history="1" r:id="rIduailz-38zmz2lbpef9buq">
         <w:r>
           <w:rPr>
             <w:rFonts w:ascii="Arial" w:cs="Arial" w:eastAsia="Arial" w:hAnsi="Arial"/>
@@ -14434,7 +14434,7 @@
         </w:rPr>
         <w:t xml:space="preserve"> (</w:t>
       </w:r>
-      <w:hyperlink w:history="1" r:id="rIdtsbblqc8drc5rq4dnhzdl">
+      <w:hyperlink w:history="1" r:id="rIdjinvwdshtaooglqfbmb2b">
         <w:r>
           <w:rPr>
             <w:rFonts w:ascii="Arial" w:cs="Arial" w:eastAsia="Arial" w:hAnsi="Arial"/>
@@ -14751,7 +14751,7 @@
               </w:rPr>
               <w:t xml:space="preserve">–  State the four properties of reflection: (</w:t>
             </w:r>
-            <w:del w:id="9179" w:author="Claude (AI) - proposed" w:date="2026-10-15T20:13:59Z">
+            <w:del w:id="9179" w:author="Claude (AI) - proposed" w:date="2026-10-18T00:27:27Z">
               <w:r>
                 <w:rPr>
                   <w:rFonts w:ascii="Arial" w:cs="Arial" w:eastAsia="Arial" w:hAnsi="Arial"/>
@@ -14766,7 +14766,7 @@
                 <w:delText xml:space="preserve">i</w:delText>
               </w:r>
             </w:del>
-            <w:ins w:id="9180" w:author="Claude (AI) - proposed" w:date="2026-10-15T20:13:59Z">
+            <w:ins w:id="9180" w:author="Claude (AI) - proposed" w:date="2026-10-18T00:27:27Z">
               <w:r>
                 <w:rPr>
                   <w:rFonts w:ascii="Arial" w:cs="Arial" w:eastAsia="Arial" w:hAnsi="Arial"/>
@@ -14794,7 +14794,7 @@
               </w:rPr>
               <w:t xml:space="preserve">) the image is the same size as the object; (</w:t>
             </w:r>
-            <w:del w:id="9181" w:author="Claude (AI) - proposed" w:date="2026-10-15T20:13:59Z">
+            <w:del w:id="9181" w:author="Claude (AI) - proposed" w:date="2026-10-18T00:27:27Z">
               <w:r>
                 <w:rPr>
                   <w:rFonts w:ascii="Arial" w:cs="Arial" w:eastAsia="Arial" w:hAnsi="Arial"/>
@@ -14809,7 +14809,7 @@
                 <w:delText xml:space="preserve">ii</w:delText>
               </w:r>
             </w:del>
-            <w:ins w:id="9182" w:author="Claude (AI) - proposed" w:date="2026-10-15T20:13:59Z">
+            <w:ins w:id="9182" w:author="Claude (AI) - proposed" w:date="2026-10-18T00:27:27Z">
               <w:r>
                 <w:rPr>
                   <w:rFonts w:ascii="Arial" w:cs="Arial" w:eastAsia="Arial" w:hAnsi="Arial"/>
@@ -14837,7 +14837,7 @@
               </w:rPr>
               <w:t xml:space="preserve">) the mirror line is the perpendicular bisector of the segment joining each object point to its corresponding image point; (</w:t>
             </w:r>
-            <w:del w:id="9183" w:author="Claude (AI) - proposed" w:date="2026-10-15T20:13:59Z">
+            <w:del w:id="9183" w:author="Claude (AI) - proposed" w:date="2026-10-18T00:27:27Z">
               <w:r>
                 <w:rPr>
                   <w:rFonts w:ascii="Arial" w:cs="Arial" w:eastAsia="Arial" w:hAnsi="Arial"/>
@@ -14852,7 +14852,7 @@
                 <w:delText xml:space="preserve">iii</w:delText>
               </w:r>
             </w:del>
-            <w:ins w:id="9184" w:author="Claude (AI) - proposed" w:date="2026-10-15T20:13:59Z">
+            <w:ins w:id="9184" w:author="Claude (AI) - proposed" w:date="2026-10-18T00:27:27Z">
               <w:r>
                 <w:rPr>
                   <w:rFonts w:ascii="Arial" w:cs="Arial" w:eastAsia="Arial" w:hAnsi="Arial"/>
@@ -14880,7 +14880,7 @@
               </w:rPr>
               <w:t xml:space="preserve">) the image is laterally inverted</w:t>
             </w:r>
-            <w:del w:id="9185" w:author="Claude (AI) - proposed" w:date="2026-10-15T20:13:59Z">
+            <w:del w:id="9185" w:author="Claude (AI) - proposed" w:date="2026-10-18T00:27:27Z">
               <w:r>
                 <w:rPr>
                   <w:rFonts w:ascii="Arial" w:cs="Arial" w:eastAsia="Arial" w:hAnsi="Arial"/>
@@ -15503,7 +15503,7 @@
               </w:rPr>
               <w:t xml:space="preserve">By the end of the lesson every learner should be able to state the four properties of reflection with confidence, connect Property </w:t>
             </w:r>
-            <w:del w:id="9186" w:author="Claude (AI) - proposed" w:date="2026-10-15T20:13:59Z">
+            <w:del w:id="9186" w:author="Claude (AI) - proposed" w:date="2026-10-18T00:27:27Z">
               <w:r>
                 <w:rPr>
                   <w:rFonts w:ascii="Arial" w:cs="Arial" w:eastAsia="Arial" w:hAnsi="Arial"/>
@@ -15518,7 +15518,7 @@
                 <w:delText xml:space="preserve">IV</w:delText>
               </w:r>
             </w:del>
-            <w:ins w:id="9187" w:author="Claude (AI) - proposed" w:date="2026-10-15T20:13:59Z">
+            <w:ins w:id="9187" w:author="Claude (AI) - proposed" w:date="2026-10-18T00:27:27Z">
               <w:r>
                 <w:rPr>
                   <w:rFonts w:ascii="Arial" w:cs="Arial" w:eastAsia="Arial" w:hAnsi="Arial"/>
@@ -15553,10 +15553,10 @@
               <w:spacing w:after="40" w:before="0"/>
               <w:jc w:val="left"/>
               <w:rPr>
-                <w:ins w:id="9189" w:author="Claude (AI) - proposed" w:date="2026-10-15T20:13:59Z"/>
-              </w:rPr>
-            </w:pPr>
-            <w:ins w:id="9188" w:author="Claude (AI) - proposed" w:date="2026-10-15T20:13:59Z">
+                <w:ins w:id="9189" w:author="Claude (AI) - proposed" w:date="2026-10-18T00:27:27Z"/>
+              </w:rPr>
+            </w:pPr>
+            <w:ins w:id="9188" w:author="Claude (AI) - proposed" w:date="2026-10-18T00:27:27Z">
               <w:r>
                 <w:rPr>
                   <w:rFonts w:ascii="Arial" w:cs="Arial" w:eastAsia="Arial" w:hAnsi="Arial"/>
@@ -15578,10 +15578,10 @@
               <w:spacing w:after="40" w:before="0"/>
               <w:jc w:val="left"/>
               <w:rPr>
-                <w:ins w:id="9191" w:author="Claude (AI) - proposed" w:date="2026-10-15T20:13:59Z"/>
-              </w:rPr>
-            </w:pPr>
-            <w:ins w:id="9190" w:author="Claude (AI) - proposed" w:date="2026-10-15T20:13:59Z">
+                <w:ins w:id="9191" w:author="Claude (AI) - proposed" w:date="2026-10-18T00:27:27Z"/>
+              </w:rPr>
+            </w:pPr>
+            <w:ins w:id="9190" w:author="Claude (AI) - proposed" w:date="2026-10-18T00:27:27Z">
               <w:r>
                 <w:rPr>
                   <w:rFonts w:ascii="Arial" w:cs="Arial" w:eastAsia="Arial" w:hAnsi="Arial"/>
@@ -15884,7 +15884,7 @@
             <w:pPr>
               <w:spacing w:after="20" w:before="0"/>
             </w:pPr>
-            <w:hyperlink w:history="1" r:id="rId9nqsrkthobstogk0h3qp4">
+            <w:hyperlink w:history="1" r:id="rIdikyorcsgv5xttt-ihjme9">
               <w:r>
                 <w:rPr>
                   <w:rFonts w:ascii="Arial" w:cs="Arial" w:eastAsia="Arial" w:hAnsi="Arial"/>
@@ -15917,7 +15917,7 @@
               <w:spacing w:after="10" w:before="0"/>
               <w:ind w:left="120"/>
             </w:pPr>
-            <w:hyperlink w:history="1" r:id="rIdu6rsu_abzztm3b8ckqwsj">
+            <w:hyperlink w:history="1" r:id="rIdqenmkfmguobxnw2r2y3uw">
               <w:r>
                 <w:rPr>
                   <w:rFonts w:ascii="Arial" w:cs="Arial" w:eastAsia="Arial" w:hAnsi="Arial"/>
@@ -15962,7 +15962,7 @@
             <w:pPr>
               <w:spacing w:after="20" w:before="0"/>
             </w:pPr>
-            <w:hyperlink w:history="1" r:id="rIdkwy6rcexyl5lffvwbeuk5">
+            <w:hyperlink w:history="1" r:id="rId8dg502cml_gt-hxi3n_qv">
               <w:r>
                 <w:rPr>
                   <w:rFonts w:ascii="Arial" w:cs="Arial" w:eastAsia="Arial" w:hAnsi="Arial"/>
@@ -15995,7 +15995,7 @@
               <w:spacing w:after="10" w:before="0"/>
               <w:ind w:left="120"/>
             </w:pPr>
-            <w:hyperlink w:history="1" r:id="rIdnnfxx4ci7q9gqoq_3wc0x">
+            <w:hyperlink w:history="1" r:id="rIdgjep3mdyobmle0q5-65mm">
               <w:r>
                 <w:rPr>
                   <w:rFonts w:ascii="Arial" w:cs="Arial" w:eastAsia="Arial" w:hAnsi="Arial"/>
@@ -16139,7 +16139,7 @@
               </w:rPr>
               <w:t xml:space="preserve">Teacher scans written predictions as they circulate. Look for: (a) whether learners predict 'same size' or </w:t>
             </w:r>
-            <w:del w:id="9192" w:author="Claude (AI) - proposed" w:date="2026-10-15T20:13:59Z">
+            <w:del w:id="9192" w:author="Claude (AI) - proposed" w:date="2026-10-18T00:27:27Z">
               <w:r>
                 <w:rPr>
                   <w:rFonts w:ascii="Arial" w:cs="Arial" w:eastAsia="Arial" w:hAnsi="Arial"/>
@@ -16154,7 +16154,7 @@
                 <w:delText xml:space="preserve">erroneously predict</w:delText>
               </w:r>
             </w:del>
-            <w:ins w:id="9193" w:author="Claude (AI) - proposed" w:date="2026-10-15T20:13:59Z">
+            <w:ins w:id="9193" w:author="Claude (AI) - proposed" w:date="2026-10-18T00:27:27Z">
               <w:r>
                 <w:rPr>
                   <w:rFonts w:ascii="Arial" w:cs="Arial" w:eastAsia="Arial" w:hAnsi="Arial"/>
@@ -16182,7 +16182,7 @@
               </w:rPr>
               <w:t xml:space="preserve"> size change — </w:t>
             </w:r>
-            <w:del w:id="9194" w:author="Claude (AI) - proposed" w:date="2026-10-15T20:13:59Z">
+            <w:del w:id="9194" w:author="Claude (AI) - proposed" w:date="2026-10-18T00:27:27Z">
               <w:r>
                 <w:rPr>
                   <w:rFonts w:ascii="Arial" w:cs="Arial" w:eastAsia="Arial" w:hAnsi="Arial"/>
@@ -16197,7 +16197,7 @@
                 <w:delText xml:space="preserve">a residual misconception from Lesson 1 enlargement work</w:delText>
               </w:r>
             </w:del>
-            <w:ins w:id="9195" w:author="Claude (AI) - proposed" w:date="2026-10-15T20:13:59Z">
+            <w:ins w:id="9195" w:author="Claude (AI) - proposed" w:date="2026-10-18T00:27:27Z">
               <w:r>
                 <w:rPr>
                   <w:rFonts w:ascii="Arial" w:cs="Arial" w:eastAsia="Arial" w:hAnsi="Arial"/>
@@ -16281,7 +16281,7 @@
             <w:pPr>
               <w:spacing w:after="20" w:before="0"/>
             </w:pPr>
-            <w:hyperlink w:history="1" r:id="rIdluogirp6pyr57big_lrtk">
+            <w:hyperlink w:history="1" r:id="rIdxred8tbnxdf5w0nibox4y">
               <w:r>
                 <w:rPr>
                   <w:rFonts w:ascii="Arial" w:cs="Arial" w:eastAsia="Arial" w:hAnsi="Arial"/>
@@ -16314,7 +16314,7 @@
               <w:spacing w:after="10" w:before="0"/>
               <w:ind w:left="120"/>
             </w:pPr>
-            <w:hyperlink w:history="1" r:id="rIdsk_kh2mxjcrx0ahw5ipsm">
+            <w:hyperlink w:history="1" r:id="rIduagpwqduunn52b5py6opn">
               <w:r>
                 <w:rPr>
                   <w:rFonts w:ascii="Arial" w:cs="Arial" w:eastAsia="Arial" w:hAnsi="Arial"/>
@@ -16359,7 +16359,7 @@
             <w:pPr>
               <w:spacing w:after="20" w:before="0"/>
             </w:pPr>
-            <w:hyperlink w:history="1" r:id="rIdgwyhzrgljf-p0kvzgdjry">
+            <w:hyperlink w:history="1" r:id="rIdva0bampyhsc9ram5ndafd">
               <w:r>
                 <w:rPr>
                   <w:rFonts w:ascii="Arial" w:cs="Arial" w:eastAsia="Arial" w:hAnsi="Arial"/>
@@ -16392,7 +16392,7 @@
               <w:spacing w:after="10" w:before="0"/>
               <w:ind w:left="120"/>
             </w:pPr>
-            <w:hyperlink w:history="1" r:id="rId25qq4n7ovn9qiwkkij1ld">
+            <w:hyperlink w:history="1" r:id="rIdwqwwp5qyrjwkvw-92f9k6">
               <w:r>
                 <w:rPr>
                   <w:rFonts w:ascii="Arial" w:cs="Arial" w:eastAsia="Arial" w:hAnsi="Arial"/>
@@ -16437,7 +16437,7 @@
               </w:rPr>
               <w:t xml:space="preserve">Each group of four receives a materials tray: one small plane mirror (held vertically using a lump of Blu-Tack), one A4 sheet with a bold arrow drawn on it (the 'matatu arrow' — tip labelled A, tail labelled B, a midpoint labelled M), a ruler, a set square, a sharp pencil, and a sheet of tracing paper. Step 1: Groups draw a straight horizontal mirror line across the middle of the paper, stand the mirror on it, and observe the image of the arrow in the mirror. Each learner sketches what they see and labels the image tip A', tail B', midpoint M'. Step 2: Groups mark </w:t>
             </w:r>
-            <w:del w:id="9196" w:author="Claude (AI) - proposed" w:date="2026-10-15T20:13:59Z">
+            <w:del w:id="9196" w:author="Claude (AI) - proposed" w:date="2026-10-18T00:27:27Z">
               <w:r>
                 <w:rPr>
                   <w:rFonts w:ascii="Arial" w:cs="Arial" w:eastAsia="Arial" w:hAnsi="Arial"/>
@@ -16452,7 +16452,7 @@
                 <w:delText xml:space="preserve">each image point by placing a pencil dot through the mirror at A', B', and M'</w:delText>
               </w:r>
             </w:del>
-            <w:ins w:id="9197" w:author="Claude (AI) - proposed" w:date="2026-10-15T20:13:59Z">
+            <w:ins w:id="9197" w:author="Claude (AI) - proposed" w:date="2026-10-18T00:27:27Z">
               <w:r>
                 <w:rPr>
                   <w:rFonts w:ascii="Arial" w:cs="Arial" w:eastAsia="Arial" w:hAnsi="Arial"/>
@@ -16480,7 +16480,7 @@
               </w:rPr>
               <w:t xml:space="preserve"> (the teacher demonstrates</w:t>
             </w:r>
-            <w:del w:id="9198" w:author="Claude (AI) - proposed" w:date="2026-10-15T20:13:59Z">
+            <w:del w:id="9198" w:author="Claude (AI) - proposed" w:date="2026-10-18T00:27:27Z">
               <w:r>
                 <w:rPr>
                   <w:rFonts w:ascii="Arial" w:cs="Arial" w:eastAsia="Arial" w:hAnsi="Arial"/>
@@ -16495,7 +16495,7 @@
                 <w:delText xml:space="preserve"> this technique: hold the mirror firmly</w:delText>
               </w:r>
             </w:del>
-            <w:ins w:id="9199" w:author="Claude (AI) - proposed" w:date="2026-10-15T20:13:59Z">
+            <w:ins w:id="9199" w:author="Claude (AI) - proposed" w:date="2026-10-18T00:27:27Z">
               <w:r>
                 <w:rPr>
                   <w:rFonts w:ascii="Arial" w:cs="Arial" w:eastAsia="Arial" w:hAnsi="Arial"/>
@@ -16523,7 +16523,7 @@
               </w:rPr>
               <w:t xml:space="preserve">, look at the image</w:t>
             </w:r>
-            <w:del w:id="9200" w:author="Claude (AI) - proposed" w:date="2026-10-15T20:13:59Z">
+            <w:del w:id="9200" w:author="Claude (AI) - proposed" w:date="2026-10-18T00:27:27Z">
               <w:r>
                 <w:rPr>
                   <w:rFonts w:ascii="Arial" w:cs="Arial" w:eastAsia="Arial" w:hAnsi="Arial"/>
@@ -16538,7 +16538,7 @@
                 <w:delText xml:space="preserve">, and touch the mirror surface directly behind the image point with the pencil tip</w:delText>
               </w:r>
             </w:del>
-            <w:ins w:id="9201" w:author="Claude (AI) - proposed" w:date="2026-10-15T20:13:59Z">
+            <w:ins w:id="9201" w:author="Claude (AI) - proposed" w:date="2026-10-18T00:27:27Z">
               <w:r>
                 <w:rPr>
                   <w:rFonts w:ascii="Arial" w:cs="Arial" w:eastAsia="Arial" w:hAnsi="Arial"/>
@@ -16599,7 +16599,7 @@
               </w:rPr>
               <w:t xml:space="preserve">Before groups begin, teacher models Step 2 slowly at the board: 'This is the trickiest part — </w:t>
             </w:r>
-            <w:del w:id="9202" w:author="Claude (AI) - proposed" w:date="2026-10-15T20:13:59Z">
+            <w:del w:id="9202" w:author="Claude (AI) - proposed" w:date="2026-10-18T00:27:27Z">
               <w:r>
                 <w:rPr>
                   <w:rFonts w:ascii="Arial" w:cs="Arial" w:eastAsia="Arial" w:hAnsi="Arial"/>
@@ -16614,7 +16614,7 @@
                 <w:delText xml:space="preserve">marking the image point through the mirror</w:delText>
               </w:r>
             </w:del>
-            <w:ins w:id="9203" w:author="Claude (AI) - proposed" w:date="2026-10-15T20:13:59Z">
+            <w:ins w:id="9203" w:author="Claude (AI) - proposed" w:date="2026-10-18T00:27:27Z">
               <w:r>
                 <w:rPr>
                   <w:rFonts w:ascii="Arial" w:cs="Arial" w:eastAsia="Arial" w:hAnsi="Arial"/>
@@ -16642,7 +16642,7 @@
               </w:rPr>
               <w:t xml:space="preserve">. Watch: I </w:t>
             </w:r>
-            <w:del w:id="9204" w:author="Claude (AI) - proposed" w:date="2026-10-15T20:13:59Z">
+            <w:del w:id="9204" w:author="Claude (AI) - proposed" w:date="2026-10-18T00:27:27Z">
               <w:r>
                 <w:rPr>
                   <w:rFonts w:ascii="Arial" w:cs="Arial" w:eastAsia="Arial" w:hAnsi="Arial"/>
@@ -16657,7 +16657,7 @@
                 <w:delText xml:space="preserve">place my pencil tip right behind where I see</w:delText>
               </w:r>
             </w:del>
-            <w:ins w:id="9205" w:author="Claude (AI) - proposed" w:date="2026-10-15T20:13:59Z">
+            <w:ins w:id="9205" w:author="Claude (AI) - proposed" w:date="2026-10-18T00:27:27Z">
               <w:r>
                 <w:rPr>
                   <w:rFonts w:ascii="Arial" w:cs="Arial" w:eastAsia="Arial" w:hAnsi="Arial"/>
@@ -16685,7 +16685,7 @@
               </w:rPr>
               <w:t xml:space="preserve"> the image of </w:t>
             </w:r>
-            <w:del w:id="9206" w:author="Claude (AI) - proposed" w:date="2026-10-15T20:13:59Z">
+            <w:del w:id="9206" w:author="Claude (AI) - proposed" w:date="2026-10-18T00:27:27Z">
               <w:r>
                 <w:rPr>
                   <w:rFonts w:ascii="Arial" w:cs="Arial" w:eastAsia="Arial" w:hAnsi="Arial"/>
@@ -16700,7 +16700,7 @@
                 <w:delText xml:space="preserve">point A in the mirror. I am not guessing — I am using the image I can see to guide my pencil</w:delText>
               </w:r>
             </w:del>
-            <w:ins w:id="9207" w:author="Claude (AI) - proposed" w:date="2026-10-15T20:13:59Z">
+            <w:ins w:id="9207" w:author="Claude (AI) - proposed" w:date="2026-10-18T00:27:27Z">
               <w:r>
                 <w:rPr>
                   <w:rFonts w:ascii="Arial" w:cs="Arial" w:eastAsia="Arial" w:hAnsi="Arial"/>
@@ -16728,7 +16728,7 @@
               </w:rPr>
               <w:t xml:space="preserve">. Everyone watch before you try.' Circulate continuously during the activity. At the 5-minute mark, prompt groups that are stuck on Step 2: 'Close one eye and </w:t>
             </w:r>
-            <w:del w:id="9208" w:author="Claude (AI) - proposed" w:date="2026-10-15T20:13:59Z">
+            <w:del w:id="9208" w:author="Claude (AI) - proposed" w:date="2026-10-18T00:27:27Z">
               <w:r>
                 <w:rPr>
                   <w:rFonts w:ascii="Arial" w:cs="Arial" w:eastAsia="Arial" w:hAnsi="Arial"/>
@@ -16743,7 +16743,7 @@
                 <w:delText xml:space="preserve">align your pencil directly with the image you see</w:delText>
               </w:r>
             </w:del>
-            <w:ins w:id="9209" w:author="Claude (AI) - proposed" w:date="2026-10-15T20:13:59Z">
+            <w:ins w:id="9209" w:author="Claude (AI) - proposed" w:date="2026-10-18T00:27:27Z">
               <w:r>
                 <w:rPr>
                   <w:rFonts w:ascii="Arial" w:cs="Arial" w:eastAsia="Arial" w:hAnsi="Arial"/>
@@ -16771,7 +16771,7 @@
               </w:rPr>
               <w:t xml:space="preserve">.' At the 8-minute mark, prompt measurement recording: 'Have you filled in all six distances in your table? Use your ruler — measure in millimetres for precision.' Ask probing questions at each table (not whole-class): 'What do you notice about the two distances on either side of the mirror line for point A?' [WAIT 10 seconds for group discussion before moving on.] 'Is your AA′ line crossing the mirror line at a right angle? Use your set square to check — don’t guess.' If a group finishes early: 'Now try with a diagonal mirror line — draw it at 45°. Do your results still hold?' Alert all groups at 12 minutes: 'You should be at Step 5 now — recording your perpendicularity check.'</w:t>
             </w:r>
-            <w:ins w:id="9210" w:author="Claude (AI) - proposed" w:date="2026-10-15T20:13:59Z">
+            <w:ins w:id="9210" w:author="Claude (AI) - proposed" w:date="2026-10-18T00:27:27Z">
               <w:r>
                 <w:rPr>
                   <w:rFonts w:ascii="Arial" w:cs="Arial" w:eastAsia="Arial" w:hAnsi="Arial"/>
@@ -16908,7 +16908,7 @@
             <w:pPr>
               <w:spacing w:after="20" w:before="0"/>
             </w:pPr>
-            <w:hyperlink w:history="1" r:id="rIdqaib0r4bomfrdwm-sjumg">
+            <w:hyperlink w:history="1" r:id="rId0fkhoigjcj3ckznuuig7_">
               <w:r>
                 <w:rPr>
                   <w:rFonts w:ascii="Arial" w:cs="Arial" w:eastAsia="Arial" w:hAnsi="Arial"/>
@@ -16941,7 +16941,7 @@
               <w:spacing w:after="10" w:before="0"/>
               <w:ind w:left="120"/>
             </w:pPr>
-            <w:hyperlink w:history="1" r:id="rIddqskxwsgjfff7r7u06g15">
+            <w:hyperlink w:history="1" r:id="rIduvv9jelo1zm1ubg5hu3im">
               <w:r>
                 <w:rPr>
                   <w:rFonts w:ascii="Arial" w:cs="Arial" w:eastAsia="Arial" w:hAnsi="Arial"/>
@@ -16986,7 +16986,7 @@
             <w:pPr>
               <w:spacing w:after="20" w:before="0"/>
             </w:pPr>
-            <w:hyperlink w:history="1" r:id="rIduux1zx7bq50juhb-sf8eo">
+            <w:hyperlink w:history="1" r:id="rId0oxgyxijyzzanye24wk5g">
               <w:r>
                 <w:rPr>
                   <w:rFonts w:ascii="Arial" w:cs="Arial" w:eastAsia="Arial" w:hAnsi="Arial"/>
@@ -17035,7 +17035,7 @@
               <w:spacing w:after="10" w:before="0"/>
               <w:ind w:left="120"/>
             </w:pPr>
-            <w:hyperlink w:history="1" r:id="rIdjsa5lbzbgshhlk2b-ygzm">
+            <w:hyperlink w:history="1" r:id="rIdaz7izqczlwomwma992yqq">
               <w:r>
                 <w:rPr>
                   <w:rFonts w:ascii="Arial" w:cs="Arial" w:eastAsia="Arial" w:hAnsi="Arial"/>
@@ -17080,7 +17080,7 @@
               </w:rPr>
               <w:t xml:space="preserve">Groups now fold their tracing paper exactly along the mirror line and observe whether the object arrow lands precisely on the image arrow — verifying that the image is the same size and shape (congruent) as the object. Each group then completes a 'Properties Card' with four sentence starters: (i) 'The size of the image is _____ because _____.'; (ii) 'The distance from the object to the mirror line is _____ the distance from the image to the mirror line because _____.'; (iii) 'The line joining an object point to its image point meets the mirror line at _____ degrees because _____.'; (iv) 'When I look at the image in the mirror, the arrow points _____ compared to the object because _____.'. Groups share their completed cards in a </w:t>
             </w:r>
-            <w:del w:id="9211" w:author="Claude (AI) - proposed" w:date="2026-10-15T20:13:59Z">
+            <w:del w:id="9211" w:author="Claude (AI) - proposed" w:date="2026-10-18T00:27:27Z">
               <w:r>
                 <w:rPr>
                   <w:rFonts w:ascii="Arial" w:cs="Arial" w:eastAsia="Arial" w:hAnsi="Arial"/>
@@ -17095,7 +17095,7 @@
                 <w:delText xml:space="preserve">class</w:delText>
               </w:r>
             </w:del>
-            <w:ins w:id="9212" w:author="Claude (AI) - proposed" w:date="2026-10-15T20:13:59Z">
+            <w:ins w:id="9212" w:author="Claude (AI) - proposed" w:date="2026-10-18T00:27:27Z">
               <w:r>
                 <w:rPr>
                   <w:rFonts w:ascii="Arial" w:cs="Arial" w:eastAsia="Arial" w:hAnsi="Arial"/>
@@ -17123,7 +17123,7 @@
               </w:rPr>
               <w:t xml:space="preserve"> gallery walk (each card posted on the wall), then the teacher leads a </w:t>
             </w:r>
-            <w:del w:id="9213" w:author="Claude (AI) - proposed" w:date="2026-10-15T20:13:59Z">
+            <w:del w:id="9213" w:author="Claude (AI) - proposed" w:date="2026-10-18T00:27:27Z">
               <w:r>
                 <w:rPr>
                   <w:rFonts w:ascii="Arial" w:cs="Arial" w:eastAsia="Arial" w:hAnsi="Arial"/>
@@ -17138,7 +17138,7 @@
                 <w:delText xml:space="preserve">5</w:delText>
               </w:r>
             </w:del>
-            <w:ins w:id="9214" w:author="Claude (AI) - proposed" w:date="2026-10-15T20:13:59Z">
+            <w:ins w:id="9214" w:author="Claude (AI) - proposed" w:date="2026-10-18T00:27:27Z">
               <w:r>
                 <w:rPr>
                   <w:rFonts w:ascii="Arial" w:cs="Arial" w:eastAsia="Arial" w:hAnsi="Arial"/>
@@ -17199,7 +17199,7 @@
               </w:rPr>
               <w:t xml:space="preserve">Initiate the tracing-paper fold: 'Fold your tracing paper exactly along the mirror line — crease it firmly. Now hold it up to the light. Does the arrow on one half land exactly on top of the arrow on the other half?' [WAIT 10 seconds for groups to observe.] 'What does that tell you?' [WAIT 12 seconds.] Cold-call 2 groups: 'Group 3, what did you see when you folded?' [WAIT 10 seconds.] 'Group 6, do you agree? What word in mathematics describes two shapes that are exactly the same size and shape?' [WAIT 12 seconds — accept 'congruent' and write it on the board.] During gallery walk, circulate and prompt: 'Read Group 4's card — do you agree with how they described Property III? Why or why not?' For the consolidation, write the four properties on the board ONE AT A TIME, each time asking: 'Which part of our lorry-mirror story does this explain?' For Property </w:t>
             </w:r>
-            <w:del w:id="9215" w:author="Claude (AI) - proposed" w:date="2026-10-15T20:13:59Z">
+            <w:del w:id="9215" w:author="Claude (AI) - proposed" w:date="2026-10-18T00:27:27Z">
               <w:r>
                 <w:rPr>
                   <w:rFonts w:ascii="Arial" w:cs="Arial" w:eastAsia="Arial" w:hAnsi="Arial"/>
@@ -17214,7 +17214,7 @@
                 <w:delText xml:space="preserve">IV</w:delText>
               </w:r>
             </w:del>
-            <w:ins w:id="9216" w:author="Claude (AI) - proposed" w:date="2026-10-15T20:13:59Z">
+            <w:ins w:id="9216" w:author="Claude (AI) - proposed" w:date="2026-10-18T00:27:27Z">
               <w:r>
                 <w:rPr>
                   <w:rFonts w:ascii="Arial" w:cs="Arial" w:eastAsia="Arial" w:hAnsi="Arial"/>
@@ -17242,7 +17242,7 @@
               </w:rPr>
               <w:t xml:space="preserve"> (equidistance), say: 'This is the one the matatu conductor relied on — if the lorry is 20 metres in front of the mirror glass, where does its image appear to be?' [WAIT 15 seconds.] Cold-call 1 learner: 'Akinyi, tell us.' Confirm: '20 metres behind the mirror glass. That is Property </w:t>
             </w:r>
-            <w:del w:id="9217" w:author="Claude (AI) - proposed" w:date="2026-10-15T20:13:59Z">
+            <w:del w:id="9217" w:author="Claude (AI) - proposed" w:date="2026-10-18T00:27:27Z">
               <w:r>
                 <w:rPr>
                   <w:rFonts w:ascii="Arial" w:cs="Arial" w:eastAsia="Arial" w:hAnsi="Arial"/>
@@ -17257,7 +17257,7 @@
                 <w:delText xml:space="preserve">IV</w:delText>
               </w:r>
             </w:del>
-            <w:ins w:id="9218" w:author="Claude (AI) - proposed" w:date="2026-10-15T20:13:59Z">
+            <w:ins w:id="9218" w:author="Claude (AI) - proposed" w:date="2026-10-18T00:27:27Z">
               <w:r>
                 <w:rPr>
                   <w:rFonts w:ascii="Arial" w:cs="Arial" w:eastAsia="Arial" w:hAnsi="Arial"/>
@@ -17351,7 +17351,7 @@
               </w:rPr>
               <w:t xml:space="preserve">Teacher reads completed Properties Cards during the gallery walk, checking for: (i) </w:t>
             </w:r>
-            <w:ins w:id="9219" w:author="Claude (AI) - proposed" w:date="2026-10-15T20:13:59Z">
+            <w:ins w:id="9219" w:author="Claude (AI) - proposed" w:date="2026-10-18T00:27:27Z">
               <w:r>
                 <w:rPr>
                   <w:rFonts w:ascii="Arial" w:cs="Arial" w:eastAsia="Arial" w:hAnsi="Arial"/>
@@ -17379,7 +17379,7 @@
               </w:rPr>
               <w:t xml:space="preserve">Correct use of 'equal' or 'equidistant' for Property </w:t>
             </w:r>
-            <w:del w:id="9220" w:author="Claude (AI) - proposed" w:date="2026-10-15T20:13:59Z">
+            <w:del w:id="9220" w:author="Claude (AI) - proposed" w:date="2026-10-18T00:27:27Z">
               <w:r>
                 <w:rPr>
                   <w:rFonts w:ascii="Arial" w:cs="Arial" w:eastAsia="Arial" w:hAnsi="Arial"/>
@@ -17394,7 +17394,7 @@
                 <w:delText xml:space="preserve">IV; (ii</w:delText>
               </w:r>
             </w:del>
-            <w:ins w:id="9221" w:author="Claude (AI) - proposed" w:date="2026-10-15T20:13:59Z">
+            <w:ins w:id="9221" w:author="Claude (AI) - proposed" w:date="2026-10-18T00:27:27Z">
               <w:r>
                 <w:rPr>
                   <w:rFonts w:ascii="Arial" w:cs="Arial" w:eastAsia="Arial" w:hAnsi="Arial"/>
@@ -17422,7 +17422,7 @@
               </w:rPr>
               <w:t xml:space="preserve">) Use of '90 degrees' or 'perpendicular' for Property III</w:t>
             </w:r>
-            <w:del w:id="9222" w:author="Claude (AI) - proposed" w:date="2026-10-15T20:13:59Z">
+            <w:del w:id="9222" w:author="Claude (AI) - proposed" w:date="2026-10-18T00:27:27Z">
               <w:r>
                 <w:rPr>
                   <w:rFonts w:ascii="Arial" w:cs="Arial" w:eastAsia="Arial" w:hAnsi="Arial"/>
@@ -17450,7 +17450,7 @@
               </w:rPr>
               <w:t xml:space="preserve">; (iv) Use of 'laterally inverted,' 'flipped,' or 'reversed' for Property </w:t>
             </w:r>
-            <w:del w:id="9223" w:author="Claude (AI) - proposed" w:date="2026-10-15T20:13:59Z">
+            <w:del w:id="9223" w:author="Claude (AI) - proposed" w:date="2026-10-18T00:27:27Z">
               <w:r>
                 <w:rPr>
                   <w:rFonts w:ascii="Arial" w:cs="Arial" w:eastAsia="Arial" w:hAnsi="Arial"/>
@@ -17465,7 +17465,7 @@
                 <w:delText xml:space="preserve">III</w:delText>
               </w:r>
             </w:del>
-            <w:ins w:id="9224" w:author="Claude (AI) - proposed" w:date="2026-10-15T20:13:59Z">
+            <w:ins w:id="9224" w:author="Claude (AI) - proposed" w:date="2026-10-18T00:27:27Z">
               <w:r>
                 <w:rPr>
                   <w:rFonts w:ascii="Arial" w:cs="Arial" w:eastAsia="Arial" w:hAnsi="Arial"/>
@@ -17549,7 +17549,7 @@
             <w:pPr>
               <w:spacing w:after="20" w:before="0"/>
             </w:pPr>
-            <w:hyperlink w:history="1" r:id="rIdqmgbfbdfwuu0vackjok7v">
+            <w:hyperlink w:history="1" r:id="rIdcymgmr4m4c9mo8fwi22ka">
               <w:r>
                 <w:rPr>
                   <w:rFonts w:ascii="Arial" w:cs="Arial" w:eastAsia="Arial" w:hAnsi="Arial"/>
@@ -17582,7 +17582,7 @@
               <w:spacing w:after="10" w:before="0"/>
               <w:ind w:left="120"/>
             </w:pPr>
-            <w:hyperlink w:history="1" r:id="rIdlllsrbvdavpqhdqrffz96">
+            <w:hyperlink w:history="1" r:id="rId3qtfgpg1g7ng5usdd81lk">
               <w:r>
                 <w:rPr>
                   <w:rFonts w:ascii="Arial" w:cs="Arial" w:eastAsia="Arial" w:hAnsi="Arial"/>
@@ -17627,7 +17627,7 @@
             <w:pPr>
               <w:spacing w:after="20" w:before="0"/>
             </w:pPr>
-            <w:hyperlink w:history="1" r:id="rId6dttkdmumqnskkyst7wc4">
+            <w:hyperlink w:history="1" r:id="rIdfgalwpigduhekcw_tnvq1">
               <w:r>
                 <w:rPr>
                   <w:rFonts w:ascii="Arial" w:cs="Arial" w:eastAsia="Arial" w:hAnsi="Arial"/>
@@ -17676,7 +17676,7 @@
               <w:spacing w:after="10" w:before="0"/>
               <w:ind w:left="120"/>
             </w:pPr>
-            <w:hyperlink w:history="1" r:id="rIdluoy0jdq6ryobmmcvdby1">
+            <w:hyperlink w:history="1" r:id="rId2wyweq4dzi-y25svisust">
               <w:r>
                 <w:rPr>
                   <w:rFonts w:ascii="Arial" w:cs="Arial" w:eastAsia="Arial" w:hAnsi="Arial"/>
@@ -17876,7 +17876,7 @@
             <w:pPr>
               <w:spacing w:after="20" w:before="0"/>
             </w:pPr>
-            <w:hyperlink w:history="1" r:id="rId7r0rrf72lcvuo9yg8ovaj">
+            <w:hyperlink w:history="1" r:id="rIdbwkhso4xppjhk3cxhzks8">
               <w:r>
                 <w:rPr>
                   <w:rFonts w:ascii="Arial" w:cs="Arial" w:eastAsia="Arial" w:hAnsi="Arial"/>
@@ -17925,7 +17925,7 @@
               <w:spacing w:after="10" w:before="0"/>
               <w:ind w:left="120"/>
             </w:pPr>
-            <w:hyperlink w:history="1" r:id="rIdha3bgihx_gsfkufw49up2">
+            <w:hyperlink w:history="1" r:id="rIdao1v3j-t_ad6qndi6f5dm">
               <w:r>
                 <w:rPr>
                   <w:rFonts w:ascii="Arial" w:cs="Arial" w:eastAsia="Arial" w:hAnsi="Arial"/>
@@ -17970,7 +17970,7 @@
             <w:pPr>
               <w:spacing w:after="20" w:before="0"/>
             </w:pPr>
-            <w:hyperlink w:history="1" r:id="rIdgw4dw-tohafzp9xqjtnu2">
+            <w:hyperlink w:history="1" r:id="rIdaa1bstupkc6ekmzmmmkpu">
               <w:r>
                 <w:rPr>
                   <w:rFonts w:ascii="Arial" w:cs="Arial" w:eastAsia="Arial" w:hAnsi="Arial"/>
@@ -18019,7 +18019,7 @@
               <w:spacing w:after="10" w:before="0"/>
               <w:ind w:left="120"/>
             </w:pPr>
-            <w:hyperlink w:history="1" r:id="rIdlhbqx8dbtanlx4bksf9c_">
+            <w:hyperlink w:history="1" r:id="rId1olenkkk9rzlxcbav91ae">
               <w:r>
                 <w:rPr>
                   <w:rFonts w:ascii="Arial" w:cs="Arial" w:eastAsia="Arial" w:hAnsi="Arial"/>
@@ -18097,7 +18097,7 @@
               </w:rPr>
               <w:t xml:space="preserve">Distribute learners' cumulative notebooks or direct them to the relevant page. Say: 'Our model of the matatu mirror has been growing each lesson. Lesson 1 — we </w:t>
             </w:r>
-            <w:del w:id="9225" w:author="Claude (AI) - proposed" w:date="2026-10-15T20:13:59Z">
+            <w:del w:id="9225" w:author="Claude (AI) - proposed" w:date="2026-10-18T00:27:27Z">
               <w:r>
                 <w:rPr>
                   <w:rFonts w:ascii="Arial" w:cs="Arial" w:eastAsia="Arial" w:hAnsi="Arial"/>
@@ -18112,7 +18112,7 @@
                 <w:delText xml:space="preserve">added lines of symmetry</w:delText>
               </w:r>
             </w:del>
-            <w:ins w:id="9226" w:author="Claude (AI) - proposed" w:date="2026-10-15T20:13:59Z">
+            <w:ins w:id="9226" w:author="Claude (AI) - proposed" w:date="2026-10-18T00:27:27Z">
               <w:r>
                 <w:rPr>
                   <w:rFonts w:ascii="Arial" w:cs="Arial" w:eastAsia="Arial" w:hAnsi="Arial"/>
@@ -18140,7 +18140,7 @@
               </w:rPr>
               <w:t xml:space="preserve">. Lesson 2 — we added the </w:t>
             </w:r>
-            <w:del w:id="9227" w:author="Claude (AI) - proposed" w:date="2026-10-15T20:13:59Z">
+            <w:del w:id="9227" w:author="Claude (AI) - proposed" w:date="2026-10-18T00:27:27Z">
               <w:r>
                 <w:rPr>
                   <w:rFonts w:ascii="Arial" w:cs="Arial" w:eastAsia="Arial" w:hAnsi="Arial"/>
@@ -18155,7 +18155,7 @@
                 <w:delText xml:space="preserve">concept of reflection</w:delText>
               </w:r>
             </w:del>
-            <w:ins w:id="9228" w:author="Claude (AI) - proposed" w:date="2026-10-15T20:13:59Z">
+            <w:ins w:id="9228" w:author="Claude (AI) - proposed" w:date="2026-10-18T00:27:27Z">
               <w:r>
                 <w:rPr>
                   <w:rFonts w:ascii="Arial" w:cs="Arial" w:eastAsia="Arial" w:hAnsi="Arial"/>
@@ -18183,7 +18183,7 @@
               </w:rPr>
               <w:t xml:space="preserve">. Lesson 3 — we added coordinate rules. Today we add the four properties — the evidence we discovered ourselves.' Display a completed annotated diagram on the board as a reference (not a copy-sheet — learners should draw their own).</w:t>
             </w:r>
-            <w:ins w:id="9229" w:author="Claude (AI) - proposed" w:date="2026-10-15T20:13:59Z">
+            <w:ins w:id="9229" w:author="Claude (AI) - proposed" w:date="2026-10-18T00:27:27Z">
               <w:r>
                 <w:rPr>
                   <w:rFonts w:ascii="Arial" w:cs="Arial" w:eastAsia="Arial" w:hAnsi="Arial"/>
@@ -18738,7 +18738,7 @@
         </w:rPr>
         <w:t xml:space="preserve">© 2026 SeaVuria and ARES. Aligned with KICD objectives. Developed by SeaVuria; technical implementation by ARES (with AI assistance from Claude). Licensed under </w:t>
       </w:r>
-      <w:hyperlink w:history="1" r:id="rIdv2rkvt7z42xg_3avlblpu">
+      <w:hyperlink w:history="1" r:id="rIdc7oskmyqudajzqxqmw0lv">
         <w:r>
           <w:rPr>
             <w:rFonts w:ascii="Arial" w:cs="Arial" w:eastAsia="Arial" w:hAnsi="Arial"/>
@@ -18759,7 +18759,7 @@
         </w:rPr>
         <w:t xml:space="preserve"> (</w:t>
       </w:r>
-      <w:hyperlink w:history="1" r:id="rIdbgquwzn_zjahz5vphgbwu">
+      <w:hyperlink w:history="1" r:id="rIdacbdq6w5knfdgcywcag7g">
         <w:r>
           <w:rPr>
             <w:rFonts w:ascii="Arial" w:cs="Arial" w:eastAsia="Arial" w:hAnsi="Arial"/>
@@ -19448,7 +19448,7 @@
               </w:rPr>
               <w:t xml:space="preserve">In previous lessons learners drew images given a mirror line; now they reverse the process — just as a traffic engineer might ask 'where exactly is the matatu's mirror positioned?' given only the object and its image — building the algebraic toolkit needed to prove congruence in Lesson </w:t>
             </w:r>
-            <w:del w:id="9230" w:author="Claude (AI) - proposed" w:date="2026-10-15T20:13:59Z">
+            <w:del w:id="9230" w:author="Claude (AI) - proposed" w:date="2026-10-18T00:27:27Z">
               <w:r>
                 <w:rPr>
                   <w:rFonts w:ascii="Arial" w:cs="Arial" w:eastAsia="Arial" w:hAnsi="Arial"/>
@@ -19463,7 +19463,7 @@
                 <w:delText xml:space="preserve">6</w:delText>
               </w:r>
             </w:del>
-            <w:ins w:id="9231" w:author="Claude (AI) - proposed" w:date="2026-10-15T20:13:59Z">
+            <w:ins w:id="9231" w:author="Claude (AI) - proposed" w:date="2026-10-18T00:27:27Z">
               <w:r>
                 <w:rPr>
                   <w:rFonts w:ascii="Arial" w:cs="Arial" w:eastAsia="Arial" w:hAnsi="Arial"/>
@@ -19734,7 +19734,7 @@
               </w:rPr>
               <w:t xml:space="preserve">The lesson closes with learners updating the class Driving Question Board and revising their cumulative models. By the end of the lesson learners can state that: (i) the midpoint of any object–image pair lies on the mirror line; (ii) the mirror line is perpendicular to the object–image connector; and (iii) these two facts together uniquely determine the equation of the mirror line — a result that will directly support the congruence </w:t>
             </w:r>
-            <w:del w:id="9232" w:author="Claude (AI) - proposed" w:date="2026-10-15T20:13:59Z">
+            <w:del w:id="9232" w:author="Claude (AI) - proposed" w:date="2026-10-18T00:27:27Z">
               <w:r>
                 <w:rPr>
                   <w:rFonts w:ascii="Arial" w:cs="Arial" w:eastAsia="Arial" w:hAnsi="Arial"/>
@@ -19749,7 +19749,7 @@
                 <w:delText xml:space="preserve">proofs in Lessons 6 and</w:delText>
               </w:r>
             </w:del>
-            <w:ins w:id="9233" w:author="Claude (AI) - proposed" w:date="2026-10-15T20:13:59Z">
+            <w:ins w:id="9233" w:author="Claude (AI) - proposed" w:date="2026-10-18T00:27:27Z">
               <w:r>
                 <w:rPr>
                   <w:rFonts w:ascii="Arial" w:cs="Arial" w:eastAsia="Arial" w:hAnsi="Arial"/>
@@ -19784,10 +19784,10 @@
               <w:spacing w:after="40" w:before="0"/>
               <w:jc w:val="left"/>
               <w:rPr>
-                <w:ins w:id="9235" w:author="Claude (AI) - proposed" w:date="2026-10-15T20:13:59Z"/>
-              </w:rPr>
-            </w:pPr>
-            <w:ins w:id="9234" w:author="Claude (AI) - proposed" w:date="2026-10-15T20:13:59Z">
+                <w:ins w:id="9235" w:author="Claude (AI) - proposed" w:date="2026-10-18T00:27:27Z"/>
+              </w:rPr>
+            </w:pPr>
+            <w:ins w:id="9234" w:author="Claude (AI) - proposed" w:date="2026-10-18T00:27:27Z">
               <w:r>
                 <w:rPr>
                   <w:rFonts w:ascii="Arial" w:cs="Arial" w:eastAsia="Arial" w:hAnsi="Arial"/>
@@ -19809,10 +19809,10 @@
               <w:spacing w:after="40" w:before="0"/>
               <w:jc w:val="left"/>
               <w:rPr>
-                <w:ins w:id="9237" w:author="Claude (AI) - proposed" w:date="2026-10-15T20:13:59Z"/>
-              </w:rPr>
-            </w:pPr>
-            <w:ins w:id="9236" w:author="Claude (AI) - proposed" w:date="2026-10-15T20:13:59Z">
+                <w:ins w:id="9237" w:author="Claude (AI) - proposed" w:date="2026-10-18T00:27:27Z"/>
+              </w:rPr>
+            </w:pPr>
+            <w:ins w:id="9236" w:author="Claude (AI) - proposed" w:date="2026-10-18T00:27:27Z">
               <w:r>
                 <w:rPr>
                   <w:rFonts w:ascii="Arial" w:cs="Arial" w:eastAsia="Arial" w:hAnsi="Arial"/>
@@ -20115,7 +20115,7 @@
             <w:pPr>
               <w:spacing w:after="20" w:before="0"/>
             </w:pPr>
-            <w:hyperlink w:history="1" r:id="rIdeeejusumu1x4eo_5pbsg9">
+            <w:hyperlink w:history="1" r:id="rIdv9pk2rax1wlvitl7cgty-">
               <w:r>
                 <w:rPr>
                   <w:rFonts w:ascii="Arial" w:cs="Arial" w:eastAsia="Arial" w:hAnsi="Arial"/>
@@ -20148,7 +20148,7 @@
               <w:spacing w:after="10" w:before="0"/>
               <w:ind w:left="120"/>
             </w:pPr>
-            <w:hyperlink w:history="1" r:id="rIdy0ahmpauj6g4sh4pekoci">
+            <w:hyperlink w:history="1" r:id="rIdo8mn1p4am-ske_wmajn8z">
               <w:r>
                 <w:rPr>
                   <w:rFonts w:ascii="Arial" w:cs="Arial" w:eastAsia="Arial" w:hAnsi="Arial"/>
@@ -20193,7 +20193,7 @@
             <w:pPr>
               <w:spacing w:after="20" w:before="0"/>
             </w:pPr>
-            <w:hyperlink w:history="1" r:id="rIdanrrjj-q0435m9x2dq4pe">
+            <w:hyperlink w:history="1" r:id="rIdwczwsy9oqaf-mbyjtii3m">
               <w:r>
                 <w:rPr>
                   <w:rFonts w:ascii="Arial" w:cs="Arial" w:eastAsia="Arial" w:hAnsi="Arial"/>
@@ -20226,7 +20226,7 @@
               <w:spacing w:after="10" w:before="0"/>
               <w:ind w:left="120"/>
             </w:pPr>
-            <w:hyperlink w:history="1" r:id="rIdzluyr8ejhwwpk605ogumk">
+            <w:hyperlink w:history="1" r:id="rIdnezjshsg00o6hkbdfdnl4">
               <w:r>
                 <w:rPr>
                   <w:rFonts w:ascii="Arial" w:cs="Arial" w:eastAsia="Arial" w:hAnsi="Arial"/>
@@ -20426,7 +20426,7 @@
             <w:pPr>
               <w:spacing w:after="20" w:before="0"/>
             </w:pPr>
-            <w:hyperlink w:history="1" r:id="rIdddti9ajmlexjtfvajzhls">
+            <w:hyperlink w:history="1" r:id="rId4cdhglzwzwly5_tkt5tpo">
               <w:r>
                 <w:rPr>
                   <w:rFonts w:ascii="Arial" w:cs="Arial" w:eastAsia="Arial" w:hAnsi="Arial"/>
@@ -20459,7 +20459,7 @@
               <w:spacing w:after="10" w:before="0"/>
               <w:ind w:left="120"/>
             </w:pPr>
-            <w:hyperlink w:history="1" r:id="rId88f-_0tngrth9ebofuuf2">
+            <w:hyperlink w:history="1" r:id="rIdejwnmzrnpmsdboyglmicf">
               <w:r>
                 <w:rPr>
                   <w:rFonts w:ascii="Arial" w:cs="Arial" w:eastAsia="Arial" w:hAnsi="Arial"/>
@@ -20504,7 +20504,7 @@
             <w:pPr>
               <w:spacing w:after="20" w:before="0"/>
             </w:pPr>
-            <w:hyperlink w:history="1" r:id="rIdn6e5n3riqb7xyxlzzh1qp">
+            <w:hyperlink w:history="1" r:id="rIdcrem4m3cwaezsokytzq_3">
               <w:r>
                 <w:rPr>
                   <w:rFonts w:ascii="Arial" w:cs="Arial" w:eastAsia="Arial" w:hAnsi="Arial"/>
@@ -20537,7 +20537,7 @@
               <w:spacing w:after="10" w:before="0"/>
               <w:ind w:left="120"/>
             </w:pPr>
-            <w:hyperlink w:history="1" r:id="rIdwwoqaugosfgtdtzcydhgj">
+            <w:hyperlink w:history="1" r:id="rId7xsumzubwsumwnkdymu1l">
               <w:r>
                 <w:rPr>
                   <w:rFonts w:ascii="Arial" w:cs="Arial" w:eastAsia="Arial" w:hAnsi="Arial"/>
@@ -20737,7 +20737,7 @@
             <w:pPr>
               <w:spacing w:after="20" w:before="0"/>
             </w:pPr>
-            <w:hyperlink w:history="1" r:id="rIdgihepqbfsaeioudgqjxav">
+            <w:hyperlink w:history="1" r:id="rIdyt60rjywrgxiex-guweal">
               <w:r>
                 <w:rPr>
                   <w:rFonts w:ascii="Arial" w:cs="Arial" w:eastAsia="Arial" w:hAnsi="Arial"/>
@@ -20770,7 +20770,7 @@
               <w:spacing w:after="10" w:before="0"/>
               <w:ind w:left="120"/>
             </w:pPr>
-            <w:hyperlink w:history="1" r:id="rIduwynm3ohlxhyn-5ehn79h">
+            <w:hyperlink w:history="1" r:id="rIdv2b-uagsx3sleltvm-ruy">
               <w:r>
                 <w:rPr>
                   <w:rFonts w:ascii="Arial" w:cs="Arial" w:eastAsia="Arial" w:hAnsi="Arial"/>
@@ -20815,7 +20815,7 @@
             <w:pPr>
               <w:spacing w:after="20" w:before="0"/>
             </w:pPr>
-            <w:hyperlink w:history="1" r:id="rIdckoam9ywxs4xvdwuw6op9">
+            <w:hyperlink w:history="1" r:id="rId7-pv4zabvvkx0nany4kyd">
               <w:r>
                 <w:rPr>
                   <w:rFonts w:ascii="Arial" w:cs="Arial" w:eastAsia="Arial" w:hAnsi="Arial"/>
@@ -20848,7 +20848,7 @@
               <w:spacing w:after="10" w:before="0"/>
               <w:ind w:left="120"/>
             </w:pPr>
-            <w:hyperlink w:history="1" r:id="rIdnoiocut40zbk1996sy7cs">
+            <w:hyperlink w:history="1" r:id="rId9nmctobtqqv0qmwpkx1fv">
               <w:r>
                 <w:rPr>
                   <w:rFonts w:ascii="Arial" w:cs="Arial" w:eastAsia="Arial" w:hAnsi="Arial"/>
@@ -20926,7 +20926,7 @@
               </w:rPr>
               <w:t xml:space="preserve">Bring the class back together at the board. Say: 'We have M(4,3) and gradient −1. How do we write the equation of this line? Think back to your coordinate geometry work.' Cold-call ONE learner to come to the board and write the derivation: 'Njeri — come and show us y − y₁ = m(x − x₁) with our values.' Allow 15 seconds WAIT TIME while Njeri writes. If she stalls, prompt: 'Start by substituting m = −1 and the point (4, 3).' After Njeri finishes, ask the class: 'Thumbs up if you agree with y = −x + 7. Thumbs sideways if unsure.' Address any thumbs-sideways before moving on. Then say: 'Now let us verify this is truly the mirror line. Take point P(2,1). Can you show that P is the same distance from the line y = −x + 7 as P′(6,5) is?' Guide learners through the perpendicular distance formula or graphical verification. Transition to the second example: 'A ugali-delivery lorry is at A(−1, 4) and its image in a new mirror is at A′(3, 0). Find the mirror line.' Give </w:t>
             </w:r>
-            <w:del w:id="9238" w:author="Claude (AI) - proposed" w:date="2026-10-15T20:13:59Z">
+            <w:del w:id="9238" w:author="Claude (AI) - proposed" w:date="2026-10-18T00:27:27Z">
               <w:r>
                 <w:rPr>
                   <w:rFonts w:ascii="Arial" w:cs="Arial" w:eastAsia="Arial" w:hAnsi="Arial"/>
@@ -20941,7 +20941,7 @@
                 <w:delText xml:space="preserve">4</w:delText>
               </w:r>
             </w:del>
-            <w:ins w:id="9239" w:author="Claude (AI) - proposed" w:date="2026-10-15T20:13:59Z">
+            <w:ins w:id="9239" w:author="Claude (AI) - proposed" w:date="2026-10-18T00:27:27Z">
               <w:r>
                 <w:rPr>
                   <w:rFonts w:ascii="Arial" w:cs="Arial" w:eastAsia="Arial" w:hAnsi="Arial"/>
@@ -20969,7 +20969,7 @@
               </w:rPr>
               <w:t xml:space="preserve"> minutes of independent work time. Cold-call TWO learners for different steps: 'Baraka — what is the midpoint?' [Expected: M(1,2).] 'Amina — what is the gradient of the mirror line?' [Expected: gradient of AA′ = (0−4)/(3−(−1)) = −1; perpendicular gradient = 1.] Consolidate the three-step algorithm on the board and have all learners copy it into their books with a box around it labelled 'Mirror Line Algorithm'.</w:t>
             </w:r>
-            <w:ins w:id="9240" w:author="Claude (AI) - proposed" w:date="2026-10-15T20:13:59Z">
+            <w:ins w:id="9240" w:author="Claude (AI) - proposed" w:date="2026-10-18T00:27:27Z">
               <w:r>
                 <w:rPr>
                   <w:rFonts w:ascii="Arial" w:cs="Arial" w:eastAsia="Arial" w:hAnsi="Arial"/>
@@ -21017,7 +21017,7 @@
               </w:rPr>
               <w:t xml:space="preserve">Worked Example → Generalisation (Fading Scaffolding): The teacher fully models the first example, partially models the second with cold-calls filling in steps, and learners independently apply the algorithm. This 'I do – We do – You do' structure with explicit generalisation of the algorithm makes the procedure transferable to any object–image pair and builds towards the autonomous congruence-testing work in </w:t>
             </w:r>
-            <w:del w:id="9241" w:author="Claude (AI) - proposed" w:date="2026-10-15T20:13:59Z">
+            <w:del w:id="9241" w:author="Claude (AI) - proposed" w:date="2026-10-18T00:27:27Z">
               <w:r>
                 <w:rPr>
                   <w:rFonts w:ascii="Arial" w:cs="Arial" w:eastAsia="Arial" w:hAnsi="Arial"/>
@@ -21032,7 +21032,7 @@
                 <w:delText xml:space="preserve">Lessons 6–</w:delText>
               </w:r>
             </w:del>
-            <w:ins w:id="9242" w:author="Claude (AI) - proposed" w:date="2026-10-15T20:13:59Z">
+            <w:ins w:id="9242" w:author="Claude (AI) - proposed" w:date="2026-10-18T00:27:27Z">
               <w:r>
                 <w:rPr>
                   <w:rFonts w:ascii="Arial" w:cs="Arial" w:eastAsia="Arial" w:hAnsi="Arial"/>
@@ -21149,7 +21149,7 @@
             <w:pPr>
               <w:spacing w:after="20" w:before="0"/>
             </w:pPr>
-            <w:hyperlink w:history="1" r:id="rIdoxbczbn8dpzbqrmf6cmj-">
+            <w:hyperlink w:history="1" r:id="rIdnbpof1tja2rpramvkdckv">
               <w:r>
                 <w:rPr>
                   <w:rFonts w:ascii="Arial" w:cs="Arial" w:eastAsia="Arial" w:hAnsi="Arial"/>
@@ -21182,7 +21182,7 @@
               <w:spacing w:after="10" w:before="0"/>
               <w:ind w:left="120"/>
             </w:pPr>
-            <w:hyperlink w:history="1" r:id="rId3buururdnv3l-ayqq8l50">
+            <w:hyperlink w:history="1" r:id="rIdewplc53p3am6vk9r9ceb4">
               <w:r>
                 <w:rPr>
                   <w:rFonts w:ascii="Arial" w:cs="Arial" w:eastAsia="Arial" w:hAnsi="Arial"/>
@@ -21227,7 +21227,7 @@
             <w:pPr>
               <w:spacing w:after="20" w:before="0"/>
             </w:pPr>
-            <w:hyperlink w:history="1" r:id="rIdqgudofn3uhpj20mq447rc">
+            <w:hyperlink w:history="1" r:id="rIdaewjna7cckktepjitgd4c">
               <w:r>
                 <w:rPr>
                   <w:rFonts w:ascii="Arial" w:cs="Arial" w:eastAsia="Arial" w:hAnsi="Arial"/>
@@ -21260,7 +21260,7 @@
               <w:spacing w:after="10" w:before="0"/>
               <w:ind w:left="120"/>
             </w:pPr>
-            <w:hyperlink w:history="1" r:id="rIdksr7u6y7pogxiui-zmqs9">
+            <w:hyperlink w:history="1" r:id="rIdfmctwzqjbuqo074ppifqc">
               <w:r>
                 <w:rPr>
                   <w:rFonts w:ascii="Arial" w:cs="Arial" w:eastAsia="Arial" w:hAnsi="Arial"/>
@@ -21305,7 +21305,7 @@
               </w:rPr>
               <w:t xml:space="preserve">Learners return to the class Driving Question Board displayed at the front. In pairs, they review the board's existing sticky notes from Lessons 1–4 and discuss two questions: 'Which of our earlier questions can we now fully answer because we can find the mirror line equation?' and 'What new questions has today's lesson raised?' Each pair writes one 'NOW WE KNOW' card (green) and one 'NEW QUESTION' card (yellow) and places them on the board. The teacher then facilitates a </w:t>
             </w:r>
-            <w:del w:id="9243" w:author="Claude (AI) - proposed" w:date="2026-10-15T20:13:59Z">
+            <w:del w:id="9243" w:author="Claude (AI) - proposed" w:date="2026-10-18T00:27:27Z">
               <w:r>
                 <w:rPr>
                   <w:rFonts w:ascii="Arial" w:cs="Arial" w:eastAsia="Arial" w:hAnsi="Arial"/>
@@ -21320,7 +21320,7 @@
                 <w:delText xml:space="preserve">3</w:delText>
               </w:r>
             </w:del>
-            <w:ins w:id="9244" w:author="Claude (AI) - proposed" w:date="2026-10-15T20:13:59Z">
+            <w:ins w:id="9244" w:author="Claude (AI) - proposed" w:date="2026-10-18T00:27:27Z">
               <w:r>
                 <w:rPr>
                   <w:rFonts w:ascii="Arial" w:cs="Arial" w:eastAsia="Arial" w:hAnsi="Arial"/>
@@ -21503,7 +21503,7 @@
             <w:pPr>
               <w:spacing w:after="20" w:before="0"/>
             </w:pPr>
-            <w:hyperlink w:history="1" r:id="rId9n7dukzdg35ut27agdnwy">
+            <w:hyperlink w:history="1" r:id="rIdutoubsfed7wsc0pvvtchx">
               <w:r>
                 <w:rPr>
                   <w:rFonts w:ascii="Arial" w:cs="Arial" w:eastAsia="Arial" w:hAnsi="Arial"/>
@@ -21536,7 +21536,7 @@
               <w:spacing w:after="10" w:before="0"/>
               <w:ind w:left="120"/>
             </w:pPr>
-            <w:hyperlink w:history="1" r:id="rId-38pmshwhluegi5gndgk3">
+            <w:hyperlink w:history="1" r:id="rIddn1vgkckstj6l_0oj0xwd">
               <w:r>
                 <w:rPr>
                   <w:rFonts w:ascii="Arial" w:cs="Arial" w:eastAsia="Arial" w:hAnsi="Arial"/>
@@ -21581,7 +21581,7 @@
             <w:pPr>
               <w:spacing w:after="20" w:before="0"/>
             </w:pPr>
-            <w:hyperlink w:history="1" r:id="rIdth5taky5h9py8fl1a9wdm">
+            <w:hyperlink w:history="1" r:id="rIda4povnajaoeviywub59sr">
               <w:r>
                 <w:rPr>
                   <w:rFonts w:ascii="Arial" w:cs="Arial" w:eastAsia="Arial" w:hAnsi="Arial"/>
@@ -21614,7 +21614,7 @@
               <w:spacing w:after="10" w:before="0"/>
               <w:ind w:left="120"/>
             </w:pPr>
-            <w:hyperlink w:history="1" r:id="rIdpnonmusixie77ifdch8dk">
+            <w:hyperlink w:history="1" r:id="rId_h4zqjrpkyrs7boy69n1a">
               <w:r>
                 <w:rPr>
                   <w:rFonts w:ascii="Arial" w:cs="Arial" w:eastAsia="Arial" w:hAnsi="Arial"/>
@@ -21692,7 +21692,7 @@
               </w:rPr>
               <w:t xml:space="preserve">Say: 'Open your cumulative model. You have been building this since we first looked at the matatu conductor's mirror. Today add a new section titled: Finding the Mirror Line. Include: (1) the three-step algorithm in your own words; (2) your own invented example with full working; (3) one sentence connecting this to our driving question.' Allow </w:t>
             </w:r>
-            <w:del w:id="9245" w:author="Claude (AI) - proposed" w:date="2026-10-15T20:13:59Z">
+            <w:del w:id="9245" w:author="Claude (AI) - proposed" w:date="2026-10-18T00:27:27Z">
               <w:r>
                 <w:rPr>
                   <w:rFonts w:ascii="Arial" w:cs="Arial" w:eastAsia="Arial" w:hAnsi="Arial"/>
@@ -21707,7 +21707,7 @@
                 <w:delText xml:space="preserve">5</w:delText>
               </w:r>
             </w:del>
-            <w:ins w:id="9246" w:author="Claude (AI) - proposed" w:date="2026-10-15T20:13:59Z">
+            <w:ins w:id="9246" w:author="Claude (AI) - proposed" w:date="2026-10-18T00:27:27Z">
               <w:r>
                 <w:rPr>
                   <w:rFonts w:ascii="Arial" w:cs="Arial" w:eastAsia="Arial" w:hAnsi="Arial"/>
@@ -21735,7 +21735,7 @@
               </w:rPr>
               <w:t xml:space="preserve"> minutes of independent work. Circulate and look for three things: (a) the algorithm is correctly stated (midpoint → perpendicular gradient → equation); (b) the invented example is correctly solved; (c) the phenomenon connection sentence is substantive (not just 'this is about mirrors'). Cold-call ONE learner to share their invented example and phenomenon sentence: 'Odhiambo — read us your example and your matatu sentence.' After Odhiambo shares, ask the class: 'Did anyone invent an example where the mirror line turned out to be vertical or horizontal? What does that tell us about the lorry's position relative to the mirror?' Allow 10 seconds WAIT TIME. Close the lesson by pointing to the DQB: 'Next lesson we will use </w:t>
             </w:r>
-            <w:del w:id="9247" w:author="Claude (AI) - proposed" w:date="2026-10-15T20:13:59Z">
+            <w:del w:id="9247" w:author="Claude (AI) - proposed" w:date="2026-10-18T00:27:27Z">
               <w:r>
                 <w:rPr>
                   <w:rFonts w:ascii="Arial" w:cs="Arial" w:eastAsia="Arial" w:hAnsi="Arial"/>
@@ -21750,7 +21750,7 @@
                 <w:delText xml:space="preserve">everything we know about mirror lines and image properties to test whether two triangles are truly congruent</w:delText>
               </w:r>
             </w:del>
-            <w:ins w:id="9248" w:author="Claude (AI) - proposed" w:date="2026-10-15T20:13:59Z">
+            <w:ins w:id="9248" w:author="Claude (AI) - proposed" w:date="2026-10-18T00:27:27Z">
               <w:r>
                 <w:rPr>
                   <w:rFonts w:ascii="Arial" w:cs="Arial" w:eastAsia="Arial" w:hAnsi="Arial"/>
@@ -21778,7 +21778,7 @@
               </w:rPr>
               <w:t xml:space="preserve"> — the same question that started our unit</w:t>
             </w:r>
-            <w:del w:id="9249" w:author="Claude (AI) - proposed" w:date="2026-10-15T20:13:59Z">
+            <w:del w:id="9249" w:author="Claude (AI) - proposed" w:date="2026-10-18T00:27:27Z">
               <w:r>
                 <w:rPr>
                   <w:rFonts w:ascii="Arial" w:cs="Arial" w:eastAsia="Arial" w:hAnsi="Arial"/>
@@ -21793,7 +21793,7 @@
                 <w:delText xml:space="preserve">: is the lorry's mirror image truly identical to the lorry itself?'</w:delText>
               </w:r>
             </w:del>
-            <w:ins w:id="9250" w:author="Claude (AI) - proposed" w:date="2026-10-15T20:13:59Z">
+            <w:ins w:id="9250" w:author="Claude (AI) - proposed" w:date="2026-10-18T00:27:27Z">
               <w:r>
                 <w:rPr>
                   <w:rFonts w:ascii="Arial" w:cs="Arial" w:eastAsia="Arial" w:hAnsi="Arial"/>
@@ -22247,7 +22247,7 @@
               </w:rPr>
               <w:t xml:space="preserve">The mirror line is always the perpendicular bisector of the segment joining an object point to its image. To find its equation: (1) calculate the midpoint M of the object–image segment; (2) find the gradient of the object–image segment and take its negative reciprocal to get the mirror line gradient; (3) substitute M and the gradient into y − y₁ = m(x − x₁) to write the equation. This three-step algorithm works </w:t>
             </w:r>
-            <w:del w:id="9251" w:author="Claude (AI) - proposed" w:date="2026-10-15T20:13:59Z">
+            <w:del w:id="9251" w:author="Claude (AI) - proposed" w:date="2026-10-18T00:27:27Z">
               <w:r>
                 <w:rPr>
                   <w:rFonts w:ascii="Arial" w:cs="Arial" w:eastAsia="Arial" w:hAnsi="Arial"/>
@@ -22262,7 +22262,7 @@
                 <w:delText xml:space="preserve">for any</w:delText>
               </w:r>
             </w:del>
-            <w:ins w:id="9252" w:author="Claude (AI) - proposed" w:date="2026-10-15T20:13:59Z">
+            <w:ins w:id="9252" w:author="Claude (AI) - proposed" w:date="2026-10-18T00:27:27Z">
               <w:r>
                 <w:rPr>
                   <w:rFonts w:ascii="Arial" w:cs="Arial" w:eastAsia="Arial" w:hAnsi="Arial"/>
@@ -22290,7 +22290,7 @@
               </w:rPr>
               <w:t xml:space="preserve"> object–image </w:t>
             </w:r>
-            <w:del w:id="9253" w:author="Claude (AI) - proposed" w:date="2026-10-15T20:13:59Z">
+            <w:del w:id="9253" w:author="Claude (AI) - proposed" w:date="2026-10-18T00:27:27Z">
               <w:r>
                 <w:rPr>
                   <w:rFonts w:ascii="Arial" w:cs="Arial" w:eastAsia="Arial" w:hAnsi="Arial"/>
@@ -22305,7 +22305,7 @@
                 <w:delText xml:space="preserve">pair, including cases where</w:delText>
               </w:r>
             </w:del>
-            <w:ins w:id="9254" w:author="Claude (AI) - proposed" w:date="2026-10-15T20:13:59Z">
+            <w:ins w:id="9254" w:author="Claude (AI) - proposed" w:date="2026-10-18T00:27:27Z">
               <w:r>
                 <w:rPr>
                   <w:rFonts w:ascii="Arial" w:cs="Arial" w:eastAsia="Arial" w:hAnsi="Arial"/>
@@ -22333,7 +22333,7 @@
               </w:rPr>
               <w:t xml:space="preserve"> the mirror line is vertical (x = k</w:t>
             </w:r>
-            <w:del w:id="9255" w:author="Claude (AI) - proposed" w:date="2026-10-15T20:13:59Z">
+            <w:del w:id="9255" w:author="Claude (AI) - proposed" w:date="2026-10-18T00:27:27Z">
               <w:r>
                 <w:rPr>
                   <w:rFonts w:ascii="Arial" w:cs="Arial" w:eastAsia="Arial" w:hAnsi="Arial"/>
@@ -22348,7 +22348,7 @@
                 <w:delText xml:space="preserve">) or</w:delText>
               </w:r>
             </w:del>
-            <w:ins w:id="9256" w:author="Claude (AI) - proposed" w:date="2026-10-15T20:13:59Z">
+            <w:ins w:id="9256" w:author="Claude (AI) - proposed" w:date="2026-10-18T00:27:27Z">
               <w:r>
                 <w:rPr>
                   <w:rFonts w:ascii="Arial" w:cs="Arial" w:eastAsia="Arial" w:hAnsi="Arial"/>
@@ -22464,7 +22464,7 @@
         </w:rPr>
         <w:t xml:space="preserve">© 2026 SeaVuria and ARES. Aligned with KICD objectives. Developed by SeaVuria; technical implementation by ARES (with AI assistance from Claude). Licensed under </w:t>
       </w:r>
-      <w:hyperlink w:history="1" r:id="rIda5c0e-civlciqv9jy3ise">
+      <w:hyperlink w:history="1" r:id="rIdx6hzxb-fsrsqw1gokx30m">
         <w:r>
           <w:rPr>
             <w:rFonts w:ascii="Arial" w:cs="Arial" w:eastAsia="Arial" w:hAnsi="Arial"/>
@@ -22485,7 +22485,7 @@
         </w:rPr>
         <w:t xml:space="preserve"> (</w:t>
       </w:r>
-      <w:hyperlink w:history="1" r:id="rIdnw6gg1bqcagm-8dsfmee5">
+      <w:hyperlink w:history="1" r:id="rIdyipeki5jifvdnwp5ddfie">
         <w:r>
           <w:rPr>
             <w:rFonts w:ascii="Arial" w:cs="Arial" w:eastAsia="Arial" w:hAnsi="Arial"/>
@@ -23154,7 +23154,7 @@
               </w:rPr>
               <w:t xml:space="preserve">Having discovered the four properties of reflection (Lesson 4) and learned to find the mirror line equation (Lesson 5), learners now reverse the process — given an object and a mirror line, they construct the image step by step, proving that the image is always congruent to the object and setting the stage for formal congruence tests in </w:t>
             </w:r>
-            <w:del w:id="9257" w:author="Claude (AI) - proposed" w:date="2026-10-15T20:13:59Z">
+            <w:del w:id="9257" w:author="Claude (AI) - proposed" w:date="2026-10-18T00:27:27Z">
               <w:r>
                 <w:rPr>
                   <w:rFonts w:ascii="Arial" w:cs="Arial" w:eastAsia="Arial" w:hAnsi="Arial"/>
@@ -23169,7 +23169,7 @@
                 <w:delText xml:space="preserve">Lessons 7 and 8</w:delText>
               </w:r>
             </w:del>
-            <w:ins w:id="9258" w:author="Claude (AI) - proposed" w:date="2026-10-15T20:13:59Z">
+            <w:ins w:id="9258" w:author="Claude (AI) - proposed" w:date="2026-10-18T00:27:27Z">
               <w:r>
                 <w:rPr>
                   <w:rFonts w:ascii="Arial" w:cs="Arial" w:eastAsia="Arial" w:hAnsi="Arial"/>
@@ -23400,7 +23400,7 @@
               </w:rPr>
               <w:t xml:space="preserve">The lesson is structured so that the flag outline (a recognisable, meaningful Kenyan shape) provides a motivating first construction task, and a second irregular polygon (a quadrilateral or pentagon with no special symmetry) challenges learners to generalise the method beyond familiar shapes. Throughout, the teacher emphasises that the image produced is not an approximation — it is geometrically exact — and that measurement of corresponding sides and angles will confirm this congruence. This prepares learners for the formal statement of congruence conditions in the next </w:t>
             </w:r>
-            <w:del w:id="9259" w:author="Claude (AI) - proposed" w:date="2026-10-15T20:13:59Z">
+            <w:del w:id="9259" w:author="Claude (AI) - proposed" w:date="2026-10-18T00:27:27Z">
               <w:r>
                 <w:rPr>
                   <w:rFonts w:ascii="Arial" w:cs="Arial" w:eastAsia="Arial" w:hAnsi="Arial"/>
@@ -23415,7 +23415,7 @@
                 <w:delText xml:space="preserve">two lessons</w:delText>
               </w:r>
             </w:del>
-            <w:ins w:id="9260" w:author="Claude (AI) - proposed" w:date="2026-10-15T20:13:59Z">
+            <w:ins w:id="9260" w:author="Claude (AI) - proposed" w:date="2026-10-18T00:27:27Z">
               <w:r>
                 <w:rPr>
                   <w:rFonts w:ascii="Arial" w:cs="Arial" w:eastAsia="Arial" w:hAnsi="Arial"/>
@@ -23490,10 +23490,10 @@
               <w:spacing w:after="40" w:before="0"/>
               <w:jc w:val="left"/>
               <w:rPr>
-                <w:ins w:id="9262" w:author="Claude (AI) - proposed" w:date="2026-10-15T20:13:59Z"/>
-              </w:rPr>
-            </w:pPr>
-            <w:ins w:id="9261" w:author="Claude (AI) - proposed" w:date="2026-10-15T20:13:59Z">
+                <w:ins w:id="9262" w:author="Claude (AI) - proposed" w:date="2026-10-18T00:27:27Z"/>
+              </w:rPr>
+            </w:pPr>
+            <w:ins w:id="9261" w:author="Claude (AI) - proposed" w:date="2026-10-18T00:27:27Z">
               <w:r>
                 <w:rPr>
                   <w:rFonts w:ascii="Arial" w:cs="Arial" w:eastAsia="Arial" w:hAnsi="Arial"/>
@@ -23515,10 +23515,10 @@
               <w:spacing w:after="40" w:before="0"/>
               <w:jc w:val="left"/>
               <w:rPr>
-                <w:ins w:id="9264" w:author="Claude (AI) - proposed" w:date="2026-10-15T20:13:59Z"/>
-              </w:rPr>
-            </w:pPr>
-            <w:ins w:id="9263" w:author="Claude (AI) - proposed" w:date="2026-10-15T20:13:59Z">
+                <w:ins w:id="9264" w:author="Claude (AI) - proposed" w:date="2026-10-18T00:27:27Z"/>
+              </w:rPr>
+            </w:pPr>
+            <w:ins w:id="9263" w:author="Claude (AI) - proposed" w:date="2026-10-18T00:27:27Z">
               <w:r>
                 <w:rPr>
                   <w:rFonts w:ascii="Arial" w:cs="Arial" w:eastAsia="Arial" w:hAnsi="Arial"/>
@@ -23821,7 +23821,7 @@
             <w:pPr>
               <w:spacing w:after="20" w:before="0"/>
             </w:pPr>
-            <w:hyperlink w:history="1" r:id="rIdufsixfb15y2sz3-jnf6is">
+            <w:hyperlink w:history="1" r:id="rId1hjx12prncnfqzlscio_k">
               <w:r>
                 <w:rPr>
                   <w:rFonts w:ascii="Arial" w:cs="Arial" w:eastAsia="Arial" w:hAnsi="Arial"/>
@@ -23854,7 +23854,7 @@
               <w:spacing w:after="10" w:before="0"/>
               <w:ind w:left="120"/>
             </w:pPr>
-            <w:hyperlink w:history="1" r:id="rIdjhpiz6tti-wd6usepxdxk">
+            <w:hyperlink w:history="1" r:id="rId6vhr3lk8stezuybz_2gah">
               <w:r>
                 <w:rPr>
                   <w:rFonts w:ascii="Arial" w:cs="Arial" w:eastAsia="Arial" w:hAnsi="Arial"/>
@@ -23899,7 +23899,7 @@
             <w:pPr>
               <w:spacing w:after="20" w:before="0"/>
             </w:pPr>
-            <w:hyperlink w:history="1" r:id="rIdvlwdv6mxvekke80qu85ci">
+            <w:hyperlink w:history="1" r:id="rIdvrq6nlcfeb2hvnwmeq0qe">
               <w:r>
                 <w:rPr>
                   <w:rFonts w:ascii="Arial" w:cs="Arial" w:eastAsia="Arial" w:hAnsi="Arial"/>
@@ -23932,7 +23932,7 @@
               <w:spacing w:after="10" w:before="0"/>
               <w:ind w:left="120"/>
             </w:pPr>
-            <w:hyperlink w:history="1" r:id="rIdwbhv4udighb-xblt6m_ir">
+            <w:hyperlink w:history="1" r:id="rId-1mgibjzq1f-gdww0btev">
               <w:r>
                 <w:rPr>
                   <w:rFonts w:ascii="Arial" w:cs="Arial" w:eastAsia="Arial" w:hAnsi="Arial"/>
@@ -24132,7 +24132,7 @@
             <w:pPr>
               <w:spacing w:after="20" w:before="0"/>
             </w:pPr>
-            <w:hyperlink w:history="1" r:id="rIddj-kaaqluda2lnzs8clr2">
+            <w:hyperlink w:history="1" r:id="rId2uuavyayumhkanbqmn5ae">
               <w:r>
                 <w:rPr>
                   <w:rFonts w:ascii="Arial" w:cs="Arial" w:eastAsia="Arial" w:hAnsi="Arial"/>
@@ -24165,7 +24165,7 @@
               <w:spacing w:after="10" w:before="0"/>
               <w:ind w:left="120"/>
             </w:pPr>
-            <w:hyperlink w:history="1" r:id="rIdikbkzq_zqp3ekfmkfdswl">
+            <w:hyperlink w:history="1" r:id="rIdgspwdi37-milqifl3bqys">
               <w:r>
                 <w:rPr>
                   <w:rFonts w:ascii="Arial" w:cs="Arial" w:eastAsia="Arial" w:hAnsi="Arial"/>
@@ -24210,7 +24210,7 @@
             <w:pPr>
               <w:spacing w:after="20" w:before="0"/>
             </w:pPr>
-            <w:hyperlink w:history="1" r:id="rIdwctrigxkmdhthz4ysln47">
+            <w:hyperlink w:history="1" r:id="rIdloo4jtr8x7qnz6flvazha">
               <w:r>
                 <w:rPr>
                   <w:rFonts w:ascii="Arial" w:cs="Arial" w:eastAsia="Arial" w:hAnsi="Arial"/>
@@ -24243,7 +24243,7 @@
               <w:spacing w:after="10" w:before="0"/>
               <w:ind w:left="120"/>
             </w:pPr>
-            <w:hyperlink w:history="1" r:id="rIdmcmcrhdjneasdtmh4nplc">
+            <w:hyperlink w:history="1" r:id="rIdcgeuqpxbopkdmckqv8jbi">
               <w:r>
                 <w:rPr>
                   <w:rFonts w:ascii="Arial" w:cs="Arial" w:eastAsia="Arial" w:hAnsi="Arial"/>
@@ -24321,7 +24321,7 @@
               </w:rPr>
               <w:t xml:space="preserve">Before learners begin, model the construction of ONE vertex (vertex A) live on the board or on a large sheet of paper pinned to the wall. Narrate each step aloud: 'I place my set square so one edge lies exactly along the mirror line m. I slide it until the perpendicular edge passes through vertex A. I draw the perpendicular line — this is the construction line, so I draw it lightly. Now I measure from A to where my perpendicular crosses m — I get 3.2 cm. I mark 3.2 cm on the other side and put a dot — that is A-prime.' Then say: 'Now you do vertex B the same way. I am coming around — I want to see your set square correctly aligned before you draw anything.' Circulate for 5 minutes, crouching to eye level with learners. For any learner who has their set square misaligned, say: 'Your set square needs to sit flush along the mirror line — show me the edge touching m first, then rotate until the perpendicular edge reaches your vertex.' [WAIT TIME: 10 seconds after corrective prompt before checking again.] After the first three vertices, pause the class: 'Stop. Hold up your page. Can you see your image starting to take shape?' Cold-call 2 learners: 'Wanjiku — describe what your image looks like so far compared to the object.' 'Otieno — is the image on the correct side of the mirror line?' After all five vertices are located, say: 'Now measure corresponding sides and fill in the table. I want numbers, not estimates.'</w:t>
             </w:r>
-            <w:ins w:id="9265" w:author="Claude (AI) - proposed" w:date="2026-10-15T20:13:59Z">
+            <w:ins w:id="9265" w:author="Claude (AI) - proposed" w:date="2026-10-18T00:27:27Z">
               <w:r>
                 <w:rPr>
                   <w:rFonts w:ascii="Arial" w:cs="Arial" w:eastAsia="Arial" w:hAnsi="Arial"/>
@@ -24458,7 +24458,7 @@
             <w:pPr>
               <w:spacing w:after="20" w:before="0"/>
             </w:pPr>
-            <w:hyperlink w:history="1" r:id="rId8ui3wrjsw0j3yj8lltier">
+            <w:hyperlink w:history="1" r:id="rId_hjrgsriufxwxmrbfnxz1">
               <w:r>
                 <w:rPr>
                   <w:rFonts w:ascii="Arial" w:cs="Arial" w:eastAsia="Arial" w:hAnsi="Arial"/>
@@ -24491,7 +24491,7 @@
               <w:spacing w:after="10" w:before="0"/>
               <w:ind w:left="120"/>
             </w:pPr>
-            <w:hyperlink w:history="1" r:id="rId31nunhpbvewjcq2cxrs_z">
+            <w:hyperlink w:history="1" r:id="rIdxeglks3abn-8namw_piws">
               <w:r>
                 <w:rPr>
                   <w:rFonts w:ascii="Arial" w:cs="Arial" w:eastAsia="Arial" w:hAnsi="Arial"/>
@@ -24536,7 +24536,7 @@
             <w:pPr>
               <w:spacing w:after="20" w:before="0"/>
             </w:pPr>
-            <w:hyperlink w:history="1" r:id="rIdu09celv-ckrr4fxami1o-">
+            <w:hyperlink w:history="1" r:id="rIdfae-ag2oseeoigz11quny">
               <w:r>
                 <w:rPr>
                   <w:rFonts w:ascii="Arial" w:cs="Arial" w:eastAsia="Arial" w:hAnsi="Arial"/>
@@ -24585,7 +24585,7 @@
               <w:spacing w:after="10" w:before="0"/>
               <w:ind w:left="120"/>
             </w:pPr>
-            <w:hyperlink w:history="1" r:id="rIdve6bogptyeexuwg3bp6et">
+            <w:hyperlink w:history="1" r:id="rIdl-se32pemwymj2qev7r-a">
               <w:r>
                 <w:rPr>
                   <w:rFonts w:ascii="Arial" w:cs="Arial" w:eastAsia="Arial" w:hAnsi="Arial"/>
@@ -24696,7 +24696,7 @@
               </w:rPr>
               <w:t xml:space="preserve">Explanation Prompts with Phenomenon Re-anchoring: The three written prompts escalate from procedural explanation (why PQ = P'Q') to conceptual transfer (would moving the mirror change size?) to phenomenon application (the matatu lorry). This sequence ensures learners articulate the mathematical justification in their own words before connecting it back to the driving question — building the language of congruence they will need in </w:t>
             </w:r>
-            <w:del w:id="9266" w:author="Claude (AI) - proposed" w:date="2026-10-15T20:13:59Z">
+            <w:del w:id="9266" w:author="Claude (AI) - proposed" w:date="2026-10-18T00:27:27Z">
               <w:r>
                 <w:rPr>
                   <w:rFonts w:ascii="Arial" w:cs="Arial" w:eastAsia="Arial" w:hAnsi="Arial"/>
@@ -24711,7 +24711,7 @@
                 <w:delText xml:space="preserve">Lessons 7 and </w:delText>
               </w:r>
             </w:del>
-            <w:ins w:id="9267" w:author="Claude (AI) - proposed" w:date="2026-10-15T20:13:59Z">
+            <w:ins w:id="9267" w:author="Claude (AI) - proposed" w:date="2026-10-18T00:27:27Z">
               <w:r>
                 <w:rPr>
                   <w:rFonts w:ascii="Arial" w:cs="Arial" w:eastAsia="Arial" w:hAnsi="Arial"/>
@@ -24772,7 +24772,7 @@
               </w:rPr>
               <w:t xml:space="preserve">Teacher reads prompt 3 responses over learners' shoulders during circulation. Target response: 'The image of the lorry is also 8 m long because reflection preserves length — every point of the lorry reflects to a unique image point at equal perpendicular distance from the mirror, and the distance between any two image points equals the distance between the corresponding object points.' Learners who write 'it depends on how far the lorry is' </w:t>
             </w:r>
-            <w:del w:id="9268" w:author="Claude (AI) - proposed" w:date="2026-10-15T20:13:59Z">
+            <w:del w:id="9268" w:author="Claude (AI) - proposed" w:date="2026-10-18T00:27:27Z">
               <w:r>
                 <w:rPr>
                   <w:rFonts w:ascii="Arial" w:cs="Arial" w:eastAsia="Arial" w:hAnsi="Arial"/>
@@ -24787,7 +24787,7 @@
                 <w:delText xml:space="preserve">have confused reflection with perspective/enlargement and need a one-to-one follow-up question: '</w:delText>
               </w:r>
             </w:del>
-            <w:ins w:id="9269" w:author="Claude (AI) - proposed" w:date="2026-10-15T20:13:59Z">
+            <w:ins w:id="9269" w:author="Claude (AI) - proposed" w:date="2026-10-18T00:27:27Z">
               <w:r>
                 <w:rPr>
                   <w:rFonts w:ascii="Arial" w:cs="Arial" w:eastAsia="Arial" w:hAnsi="Arial"/>
@@ -24815,7 +24815,7 @@
               </w:rPr>
               <w:t xml:space="preserve">Did the length of your polygon PQRS change when you reflected it? Check your measurement table.'</w:t>
             </w:r>
-            <w:ins w:id="9270" w:author="Claude (AI) - proposed" w:date="2026-10-15T20:13:59Z">
+            <w:ins w:id="9270" w:author="Claude (AI) - proposed" w:date="2026-10-18T00:27:27Z">
               <w:r>
                 <w:rPr>
                   <w:rFonts w:ascii="Arial" w:cs="Arial" w:eastAsia="Arial" w:hAnsi="Arial"/>
@@ -24886,7 +24886,7 @@
             <w:pPr>
               <w:spacing w:after="20" w:before="0"/>
             </w:pPr>
-            <w:hyperlink w:history="1" r:id="rIda-8zedzesybgusz7zop45">
+            <w:hyperlink w:history="1" r:id="rId0tab9wwh7l8kc2ms2glde">
               <w:r>
                 <w:rPr>
                   <w:rFonts w:ascii="Arial" w:cs="Arial" w:eastAsia="Arial" w:hAnsi="Arial"/>
@@ -24919,7 +24919,7 @@
               <w:spacing w:after="10" w:before="0"/>
               <w:ind w:left="120"/>
             </w:pPr>
-            <w:hyperlink w:history="1" r:id="rIdklw95qvbicoc0lsngpxln">
+            <w:hyperlink w:history="1" r:id="rIdfmk-04vakxxcau9xhghf-">
               <w:r>
                 <w:rPr>
                   <w:rFonts w:ascii="Arial" w:cs="Arial" w:eastAsia="Arial" w:hAnsi="Arial"/>
@@ -24964,7 +24964,7 @@
             <w:pPr>
               <w:spacing w:after="20" w:before="0"/>
             </w:pPr>
-            <w:hyperlink w:history="1" r:id="rIdwovg6h6znaq-2t5qxdit9">
+            <w:hyperlink w:history="1" r:id="rId1k5lmnnrmbka4-z9gc4h5">
               <w:r>
                 <w:rPr>
                   <w:rFonts w:ascii="Arial" w:cs="Arial" w:eastAsia="Arial" w:hAnsi="Arial"/>
@@ -25013,7 +25013,7 @@
               <w:spacing w:after="10" w:before="0"/>
               <w:ind w:left="120"/>
             </w:pPr>
-            <w:hyperlink w:history="1" r:id="rId1krcu_gaseuaag2-xg-wf">
+            <w:hyperlink w:history="1" r:id="rIdwxl-twyq5d-aey0ahhfdc">
               <w:r>
                 <w:rPr>
                   <w:rFonts w:ascii="Arial" w:cs="Arial" w:eastAsia="Arial" w:hAnsi="Arial"/>
@@ -25091,7 +25091,7 @@
               </w:rPr>
               <w:t xml:space="preserve">Say: 'Look at your best construction. Write underneath it: one sentence — what you did today; one sentence — what it proves about reflection.' Allow </w:t>
             </w:r>
-            <w:del w:id="9271" w:author="Claude (AI) - proposed" w:date="2026-10-15T20:13:59Z">
+            <w:del w:id="9271" w:author="Claude (AI) - proposed" w:date="2026-10-18T00:27:27Z">
               <w:r>
                 <w:rPr>
                   <w:rFonts w:ascii="Arial" w:cs="Arial" w:eastAsia="Arial" w:hAnsi="Arial"/>
@@ -25106,7 +25106,7 @@
                 <w:delText xml:space="preserve">3</w:delText>
               </w:r>
             </w:del>
-            <w:ins w:id="9272" w:author="Claude (AI) - proposed" w:date="2026-10-15T20:13:59Z">
+            <w:ins w:id="9272" w:author="Claude (AI) - proposed" w:date="2026-10-18T00:27:27Z">
               <w:r>
                 <w:rPr>
                   <w:rFonts w:ascii="Arial" w:cs="Arial" w:eastAsia="Arial" w:hAnsi="Arial"/>
@@ -25134,7 +25134,7 @@
               </w:rPr>
               <w:t xml:space="preserve"> minutes. Cold-call </w:t>
             </w:r>
-            <w:del w:id="9273" w:author="Claude (AI) - proposed" w:date="2026-10-15T20:13:59Z">
+            <w:del w:id="9273" w:author="Claude (AI) - proposed" w:date="2026-10-18T00:27:27Z">
               <w:r>
                 <w:rPr>
                   <w:rFonts w:ascii="Arial" w:cs="Arial" w:eastAsia="Arial" w:hAnsi="Arial"/>
@@ -25149,7 +25149,7 @@
                 <w:delText xml:space="preserve">4</w:delText>
               </w:r>
             </w:del>
-            <w:ins w:id="9274" w:author="Claude (AI) - proposed" w:date="2026-10-15T20:13:59Z">
+            <w:ins w:id="9274" w:author="Claude (AI) - proposed" w:date="2026-10-18T00:27:27Z">
               <w:r>
                 <w:rPr>
                   <w:rFonts w:ascii="Arial" w:cs="Arial" w:eastAsia="Arial" w:hAnsi="Arial"/>
@@ -25177,7 +25177,7 @@
               </w:rPr>
               <w:t xml:space="preserve"> learners to read their captions. After each, ask the class: 'Thumbs up if your caption says something similar. Thumbs sideways if you said it differently.' Use the strongest caption (or a composite) to model the consensus DQB entry. Pin the chosen diagram to the DQB and say: 'This diagram answers part of our driving question — yes, the mirror image is always the same shape and size as the object. But look at our driving question again [point to it]: it also asks WHY the image appears flipped and how this proves congruence. We have shown congruence through construction — but we have not yet stated the MINIMUM conditions needed to guarantee two triangles are congruent. That is where we are heading.' Then say: 'Write one new question your construction raised — stick it on the DQB under the heading Things We Are Still Wondering.' [WAIT TIME: </w:t>
             </w:r>
-            <w:del w:id="9275" w:author="Claude (AI) - proposed" w:date="2026-10-15T20:13:59Z">
+            <w:del w:id="9275" w:author="Claude (AI) - proposed" w:date="2026-10-18T00:27:27Z">
               <w:r>
                 <w:rPr>
                   <w:rFonts w:ascii="Arial" w:cs="Arial" w:eastAsia="Arial" w:hAnsi="Arial"/>
@@ -25192,7 +25192,7 @@
                 <w:delText xml:space="preserve">2 minutes</w:delText>
               </w:r>
             </w:del>
-            <w:ins w:id="9276" w:author="Claude (AI) - proposed" w:date="2026-10-15T20:13:59Z">
+            <w:ins w:id="9276" w:author="Claude (AI) - proposed" w:date="2026-10-18T00:27:27Z">
               <w:r>
                 <w:rPr>
                   <w:rFonts w:ascii="Arial" w:cs="Arial" w:eastAsia="Arial" w:hAnsi="Arial"/>
@@ -25253,7 +25253,7 @@
               </w:rPr>
               <w:t xml:space="preserve">Caption Writing and DQB Progressive Update: Requiring learners to write a two-sentence caption (what I did / what it proves) forces consolidation of procedural and conceptual learning simultaneously. The DQB update makes the class's growing understanding visible and cumulative — each lesson's addition builds a public record of the evidence-gathering sequence. The 'new questions' sticky notes maintain intellectual curiosity and preview the congruence test focus of </w:t>
             </w:r>
-            <w:del w:id="9277" w:author="Claude (AI) - proposed" w:date="2026-10-15T20:13:59Z">
+            <w:del w:id="9277" w:author="Claude (AI) - proposed" w:date="2026-10-18T00:27:27Z">
               <w:r>
                 <w:rPr>
                   <w:rFonts w:ascii="Arial" w:cs="Arial" w:eastAsia="Arial" w:hAnsi="Arial"/>
@@ -25268,7 +25268,7 @@
                 <w:delText xml:space="preserve">Lessons 7 and 8</w:delText>
               </w:r>
             </w:del>
-            <w:ins w:id="9278" w:author="Claude (AI) - proposed" w:date="2026-10-15T20:13:59Z">
+            <w:ins w:id="9278" w:author="Claude (AI) - proposed" w:date="2026-10-18T00:27:27Z">
               <w:r>
                 <w:rPr>
                   <w:rFonts w:ascii="Arial" w:cs="Arial" w:eastAsia="Arial" w:hAnsi="Arial"/>
@@ -25385,7 +25385,7 @@
             <w:pPr>
               <w:spacing w:after="20" w:before="0"/>
             </w:pPr>
-            <w:hyperlink w:history="1" r:id="rIdt3kvzbnuzd5qgn_3nzgj3">
+            <w:hyperlink w:history="1" r:id="rId3n_da3jglkewykrhhh21x">
               <w:r>
                 <w:rPr>
                   <w:rFonts w:ascii="Arial" w:cs="Arial" w:eastAsia="Arial" w:hAnsi="Arial"/>
@@ -25434,7 +25434,7 @@
               <w:spacing w:after="10" w:before="0"/>
               <w:ind w:left="120"/>
             </w:pPr>
-            <w:hyperlink w:history="1" r:id="rIdbsyqmoksp0tqelfy3dvtq">
+            <w:hyperlink w:history="1" r:id="rIdjryxojwkd-6v1k_5vkl9w">
               <w:r>
                 <w:rPr>
                   <w:rFonts w:ascii="Arial" w:cs="Arial" w:eastAsia="Arial" w:hAnsi="Arial"/>
@@ -25479,7 +25479,7 @@
             <w:pPr>
               <w:spacing w:after="20" w:before="0"/>
             </w:pPr>
-            <w:hyperlink w:history="1" r:id="rIdyb8z25hdftugvrjmqhejm">
+            <w:hyperlink w:history="1" r:id="rId4w1osoffsaqmvqyxvnrxn">
               <w:r>
                 <w:rPr>
                   <w:rFonts w:ascii="Arial" w:cs="Arial" w:eastAsia="Arial" w:hAnsi="Arial"/>
@@ -25512,7 +25512,7 @@
               <w:spacing w:after="10" w:before="0"/>
               <w:ind w:left="120"/>
             </w:pPr>
-            <w:hyperlink w:history="1" r:id="rId-ixtz8a3hun69lmot9qyb">
+            <w:hyperlink w:history="1" r:id="rIdnpwy2etjdbrcsfogmtmho">
               <w:r>
                 <w:rPr>
                   <w:rFonts w:ascii="Arial" w:cs="Arial" w:eastAsia="Arial" w:hAnsi="Arial"/>
@@ -26117,7 +26117,7 @@
         </w:rPr>
         <w:t xml:space="preserve">© 2026 SeaVuria and ARES. Aligned with KICD objectives. Developed by SeaVuria; technical implementation by ARES (with AI assistance from Claude). Licensed under </w:t>
       </w:r>
-      <w:hyperlink w:history="1" r:id="rId2k_b-8gpenb-v9xzkxgfr">
+      <w:hyperlink w:history="1" r:id="rId-28msfn57wk3ktdmgbc3y">
         <w:r>
           <w:rPr>
             <w:rFonts w:ascii="Arial" w:cs="Arial" w:eastAsia="Arial" w:hAnsi="Arial"/>
@@ -26138,7 +26138,7 @@
         </w:rPr>
         <w:t xml:space="preserve"> (</w:t>
       </w:r>
-      <w:hyperlink w:history="1" r:id="rIdn9zyo6ucor7q5o1vh4kwz">
+      <w:hyperlink w:history="1" r:id="rId5wgd5fouw24q-6jdd-jgc">
         <w:r>
           <w:rPr>
             <w:rFonts w:ascii="Arial" w:cs="Arial" w:eastAsia="Arial" w:hAnsi="Arial"/>
@@ -26957,10 +26957,10 @@
               <w:spacing w:after="40" w:before="0"/>
               <w:jc w:val="left"/>
               <w:rPr>
-                <w:ins w:id="9280" w:author="Claude (AI) - proposed" w:date="2026-10-15T20:13:59Z"/>
-              </w:rPr>
-            </w:pPr>
-            <w:ins w:id="9279" w:author="Claude (AI) - proposed" w:date="2026-10-15T20:13:59Z">
+                <w:ins w:id="9280" w:author="Claude (AI) - proposed" w:date="2026-10-18T00:27:27Z"/>
+              </w:rPr>
+            </w:pPr>
+            <w:ins w:id="9279" w:author="Claude (AI) - proposed" w:date="2026-10-18T00:27:27Z">
               <w:r>
                 <w:rPr>
                   <w:rFonts w:ascii="Arial" w:cs="Arial" w:eastAsia="Arial" w:hAnsi="Arial"/>
@@ -26982,10 +26982,10 @@
               <w:spacing w:after="40" w:before="0"/>
               <w:jc w:val="left"/>
               <w:rPr>
-                <w:ins w:id="9282" w:author="Claude (AI) - proposed" w:date="2026-10-15T20:13:59Z"/>
-              </w:rPr>
-            </w:pPr>
-            <w:ins w:id="9281" w:author="Claude (AI) - proposed" w:date="2026-10-15T20:13:59Z">
+                <w:ins w:id="9282" w:author="Claude (AI) - proposed" w:date="2026-10-18T00:27:27Z"/>
+              </w:rPr>
+            </w:pPr>
+            <w:ins w:id="9281" w:author="Claude (AI) - proposed" w:date="2026-10-18T00:27:27Z">
               <w:r>
                 <w:rPr>
                   <w:rFonts w:ascii="Arial" w:cs="Arial" w:eastAsia="Arial" w:hAnsi="Arial"/>
@@ -27007,7 +27007,7 @@
               <w:spacing w:after="40" w:before="0"/>
               <w:jc w:val="left"/>
             </w:pPr>
-            <w:del w:id="9283" w:author="Claude (AI) - proposed" w:date="2026-10-15T20:13:59Z">
+            <w:del w:id="9283" w:author="Claude (AI) - proposed" w:date="2026-10-18T00:27:27Z">
               <w:r>
                 <w:rPr>
                   <w:rFonts w:ascii="Arial" w:cs="Arial" w:eastAsia="Arial" w:hAnsi="Arial"/>
@@ -27022,7 +27022,7 @@
                 <w:delText xml:space="preserve">This lesson is the seventh and penultimate lesson in the evidence-gathering sequence for Sub-Strand 2.2. In lessons 1–6, learners anchored their investigation in the matatu rear-view mirror phenomenon, discovered properties of reflection, plotted reflected images on the Cartesian plane, determined mirror line equations, and constructed reflected images on plain paper. What has remained unresolved — and explicitly tracked on the Driving Question Board — is the formal proof of why the mirror image is always an exact copy (same shape, same size) of the object. This lesson provides that proof through the four triangle congruence tests: SSS, SAS, AAS/ASA, and RHS.\n\nLearners</w:delText>
               </w:r>
             </w:del>
-            <w:ins w:id="9284" w:author="Claude (AI) - proposed" w:date="2026-10-15T20:13:59Z">
+            <w:ins w:id="9284" w:author="Claude (AI) - proposed" w:date="2026-10-18T00:27:27Z">
               <w:r>
                 <w:rPr>
                   <w:rFonts w:ascii="Arial" w:cs="Arial" w:eastAsia="Arial" w:hAnsi="Arial"/>
@@ -27050,7 +27050,7 @@
               </w:rPr>
               <w:t xml:space="preserve"> begin by predicting what minimum information about two triangles would be needed to be certain they are identical, connecting this to the matatu mirror context. They then carry out a hands-on investigation using paper cutouts of triangles, ruler, and compasses, attempting to construct a second triangle that matches a given one using only partial information (three sides; two sides and included angle; two angles and a side; right angle, hypotenuse and side). By comparing their constructions they observe that each test produces a unique triangle — sometimes a direct copy, sometimes a mirror-flipped copy — establishing the four congruence tests empirically before formalising them. In the explain phase learners apply these tests to a reflected triangle on the Cartesian plane to formally prove that a reflected image is always congruent (opposite/indirect congruence) to its object, directly answering the driving question.</w:t>
             </w:r>
-            <w:del w:id="9285" w:author="Claude (AI) - proposed" w:date="2026-10-15T20:13:59Z">
+            <w:del w:id="9285" w:author="Claude (AI) - proposed" w:date="2026-10-18T00:27:27Z">
               <w:r>
                 <w:rPr>
                   <w:rFonts w:ascii="Arial" w:cs="Arial" w:eastAsia="Arial" w:hAnsi="Arial"/>
@@ -27072,10 +27072,10 @@
               <w:spacing w:after="40" w:before="0"/>
               <w:jc w:val="left"/>
               <w:rPr>
-                <w:ins w:id="9287" w:author="Claude (AI) - proposed" w:date="2026-10-15T20:13:59Z"/>
-              </w:rPr>
-            </w:pPr>
-            <w:ins w:id="9286" w:author="Claude (AI) - proposed" w:date="2026-10-15T20:13:59Z">
+                <w:ins w:id="9287" w:author="Claude (AI) - proposed" w:date="2026-10-18T00:27:27Z"/>
+              </w:rPr>
+            </w:pPr>
+            <w:ins w:id="9286" w:author="Claude (AI) - proposed" w:date="2026-10-18T00:27:27Z">
               <w:r>
                 <w:rPr>
                   <w:rFonts w:ascii="Arial" w:cs="Arial" w:eastAsia="Arial" w:hAnsi="Arial"/>
@@ -27097,10 +27097,10 @@
               <w:spacing w:after="40" w:before="0"/>
               <w:jc w:val="left"/>
               <w:rPr>
-                <w:ins w:id="9289" w:author="Claude (AI) - proposed" w:date="2026-10-15T20:13:59Z"/>
-              </w:rPr>
-            </w:pPr>
-            <w:ins w:id="9288" w:author="Claude (AI) - proposed" w:date="2026-10-15T20:13:59Z">
+                <w:ins w:id="9289" w:author="Claude (AI) - proposed" w:date="2026-10-18T00:27:27Z"/>
+              </w:rPr>
+            </w:pPr>
+            <w:ins w:id="9288" w:author="Claude (AI) - proposed" w:date="2026-10-18T00:27:27Z">
               <w:r>
                 <w:rPr>
                   <w:rFonts w:ascii="Arial" w:cs="Arial" w:eastAsia="Arial" w:hAnsi="Arial"/>
@@ -27122,10 +27122,10 @@
               <w:spacing w:after="40" w:before="0"/>
               <w:jc w:val="left"/>
               <w:rPr>
-                <w:ins w:id="9291" w:author="Claude (AI) - proposed" w:date="2026-10-15T20:13:59Z"/>
-              </w:rPr>
-            </w:pPr>
-            <w:ins w:id="9290" w:author="Claude (AI) - proposed" w:date="2026-10-15T20:13:59Z">
+                <w:ins w:id="9291" w:author="Claude (AI) - proposed" w:date="2026-10-18T00:27:27Z"/>
+              </w:rPr>
+            </w:pPr>
+            <w:ins w:id="9290" w:author="Claude (AI) - proposed" w:date="2026-10-18T00:27:27Z">
               <w:r>
                 <w:rPr>
                   <w:rFonts w:ascii="Arial" w:cs="Arial" w:eastAsia="Arial" w:hAnsi="Arial"/>
@@ -27147,10 +27147,10 @@
               <w:spacing w:after="40" w:before="0"/>
               <w:jc w:val="left"/>
               <w:rPr>
-                <w:ins w:id="9293" w:author="Claude (AI) - proposed" w:date="2026-10-15T20:13:59Z"/>
-              </w:rPr>
-            </w:pPr>
-            <w:ins w:id="9292" w:author="Claude (AI) - proposed" w:date="2026-10-15T20:13:59Z">
+                <w:ins w:id="9293" w:author="Claude (AI) - proposed" w:date="2026-10-18T00:27:27Z"/>
+              </w:rPr>
+            </w:pPr>
+            <w:ins w:id="9292" w:author="Claude (AI) - proposed" w:date="2026-10-18T00:27:27Z">
               <w:r>
                 <w:rPr>
                   <w:rFonts w:ascii="Arial" w:cs="Arial" w:eastAsia="Arial" w:hAnsi="Arial"/>
@@ -27453,7 +27453,7 @@
             <w:pPr>
               <w:spacing w:after="20" w:before="0"/>
             </w:pPr>
-            <w:hyperlink w:history="1" r:id="rIdljlbp_zqw--cdpwd8illj">
+            <w:hyperlink w:history="1" r:id="rIduroyu14z8a2rxcpgstg-p">
               <w:r>
                 <w:rPr>
                   <w:rFonts w:ascii="Arial" w:cs="Arial" w:eastAsia="Arial" w:hAnsi="Arial"/>
@@ -27486,7 +27486,7 @@
               <w:spacing w:after="10" w:before="0"/>
               <w:ind w:left="120"/>
             </w:pPr>
-            <w:hyperlink w:history="1" r:id="rId83m-iam8w_9o8th-hfqnc">
+            <w:hyperlink w:history="1" r:id="rIdlux5fo8x6qmigroktyn5h">
               <w:r>
                 <w:rPr>
                   <w:rFonts w:ascii="Arial" w:cs="Arial" w:eastAsia="Arial" w:hAnsi="Arial"/>
@@ -27531,7 +27531,7 @@
             <w:pPr>
               <w:spacing w:after="20" w:before="0"/>
             </w:pPr>
-            <w:hyperlink w:history="1" r:id="rIdaydzza4cyfntvqjaac-__">
+            <w:hyperlink w:history="1" r:id="rIdy71vgdx9mfqz2wfq0wwov">
               <w:r>
                 <w:rPr>
                   <w:rFonts w:ascii="Arial" w:cs="Arial" w:eastAsia="Arial" w:hAnsi="Arial"/>
@@ -27564,7 +27564,7 @@
               <w:spacing w:after="10" w:before="0"/>
               <w:ind w:left="120"/>
             </w:pPr>
-            <w:hyperlink w:history="1" r:id="rIdrmjcrgzmkae_w9usw8hc7">
+            <w:hyperlink w:history="1" r:id="rIdyxwgmvmcplx-obxaugzx0">
               <w:r>
                 <w:rPr>
                   <w:rFonts w:ascii="Arial" w:cs="Arial" w:eastAsia="Arial" w:hAnsi="Arial"/>
@@ -27764,7 +27764,7 @@
             <w:pPr>
               <w:spacing w:after="20" w:before="0"/>
             </w:pPr>
-            <w:hyperlink w:history="1" r:id="rId9tleghiuthnoijb2fglpb">
+            <w:hyperlink w:history="1" r:id="rId7igxamkz2rx7ama474jh2">
               <w:r>
                 <w:rPr>
                   <w:rFonts w:ascii="Arial" w:cs="Arial" w:eastAsia="Arial" w:hAnsi="Arial"/>
@@ -27797,7 +27797,7 @@
               <w:spacing w:after="10" w:before="0"/>
               <w:ind w:left="120"/>
             </w:pPr>
-            <w:hyperlink w:history="1" r:id="rIdcxlgdgoxfpddqwzwkovcl">
+            <w:hyperlink w:history="1" r:id="rId2dwg6antytlqtu1ga7zlb">
               <w:r>
                 <w:rPr>
                   <w:rFonts w:ascii="Arial" w:cs="Arial" w:eastAsia="Arial" w:hAnsi="Arial"/>
@@ -27842,7 +27842,7 @@
             <w:pPr>
               <w:spacing w:after="20" w:before="0"/>
             </w:pPr>
-            <w:hyperlink w:history="1" r:id="rIdxllb8bnhefy6tz9go5ikc">
+            <w:hyperlink w:history="1" r:id="rIdfdid18wue1pdk1mid_560">
               <w:r>
                 <w:rPr>
                   <w:rFonts w:ascii="Arial" w:cs="Arial" w:eastAsia="Arial" w:hAnsi="Arial"/>
@@ -27875,7 +27875,7 @@
               <w:spacing w:after="10" w:before="0"/>
               <w:ind w:left="120"/>
             </w:pPr>
-            <w:hyperlink w:history="1" r:id="rIdagecbrnmsczo9hqa6txap">
+            <w:hyperlink w:history="1" r:id="rId_yrtjdkeqlhuke9rebhgf">
               <w:r>
                 <w:rPr>
                   <w:rFonts w:ascii="Arial" w:cs="Arial" w:eastAsia="Arial" w:hAnsi="Arial"/>
@@ -27920,7 +27920,7 @@
               </w:rPr>
               <w:t xml:space="preserve">Working in pairs, learners carry out four short construction tasks using ruler and compasses. Each pair receives a printed or hand-drawn reference triangle (sides 5 cm, 7 cm, 9 cm; scalene) and attempts to construct a new triangle using only the information given for each test: Task A — given all three side lengths (SSS); Task B — given two sides (5 cm and 7 cm) and the included angle </w:t>
             </w:r>
-            <w:ins w:id="9294" w:author="Claude (AI) - proposed" w:date="2026-10-15T20:13:59Z">
+            <w:ins w:id="9294" w:author="Claude (AI) - proposed" w:date="2026-10-18T00:27:27Z">
               <w:r>
                 <w:rPr>
                   <w:rFonts w:ascii="Arial" w:cs="Arial" w:eastAsia="Arial" w:hAnsi="Arial"/>
@@ -27948,7 +27948,7 @@
               </w:rPr>
               <w:t xml:space="preserve">between them (SAS</w:t>
             </w:r>
-            <w:ins w:id="9295" w:author="Claude (AI) - proposed" w:date="2026-10-15T20:13:59Z">
+            <w:ins w:id="9295" w:author="Claude (AI) - proposed" w:date="2026-10-18T00:27:27Z">
               <w:r>
                 <w:rPr>
                   <w:rFonts w:ascii="Arial" w:cs="Arial" w:eastAsia="Arial" w:hAnsi="Arial"/>
@@ -27976,7 +27976,7 @@
               </w:rPr>
               <w:t xml:space="preserve">); Task C — </w:t>
             </w:r>
-            <w:del w:id="9296" w:author="Claude (AI) - proposed" w:date="2026-10-15T20:13:59Z">
+            <w:del w:id="9296" w:author="Claude (AI) - proposed" w:date="2026-10-18T00:27:27Z">
               <w:r>
                 <w:rPr>
                   <w:rFonts w:ascii="Arial" w:cs="Arial" w:eastAsia="Arial" w:hAnsi="Arial"/>
@@ -27991,7 +27991,7 @@
                 <w:delText xml:space="preserve">given two angles (at Nairobi vertex</w:delText>
               </w:r>
             </w:del>
-            <w:ins w:id="9297" w:author="Claude (AI) - proposed" w:date="2026-10-15T20:13:59Z">
+            <w:ins w:id="9297" w:author="Claude (AI) - proposed" w:date="2026-10-18T00:27:27Z">
               <w:r>
                 <w:rPr>
                   <w:rFonts w:ascii="Arial" w:cs="Arial" w:eastAsia="Arial" w:hAnsi="Arial"/>
@@ -28019,7 +28019,7 @@
               </w:rPr>
               <w:t xml:space="preserve"> 40° and </w:t>
             </w:r>
-            <w:del w:id="9298" w:author="Claude (AI) - proposed" w:date="2026-10-15T20:13:59Z">
+            <w:del w:id="9298" w:author="Claude (AI) - proposed" w:date="2026-10-18T00:27:27Z">
               <w:r>
                 <w:rPr>
                   <w:rFonts w:ascii="Arial" w:cs="Arial" w:eastAsia="Arial" w:hAnsi="Arial"/>
@@ -28034,7 +28034,7 @@
                 <w:delText xml:space="preserve">Mombasa vertex 60°) and the side between them (ASA</w:delText>
               </w:r>
             </w:del>
-            <w:ins w:id="9299" w:author="Claude (AI) - proposed" w:date="2026-10-15T20:13:59Z">
+            <w:ins w:id="9299" w:author="Claude (AI) - proposed" w:date="2026-10-18T00:27:27Z">
               <w:r>
                 <w:rPr>
                   <w:rFonts w:ascii="Arial" w:cs="Arial" w:eastAsia="Arial" w:hAnsi="Arial"/>
@@ -28062,7 +28062,7 @@
               </w:rPr>
               <w:t xml:space="preserve">); Task D — </w:t>
             </w:r>
-            <w:del w:id="9300" w:author="Claude (AI) - proposed" w:date="2026-10-15T20:13:59Z">
+            <w:del w:id="9300" w:author="Claude (AI) - proposed" w:date="2026-10-18T00:27:27Z">
               <w:r>
                 <w:rPr>
                   <w:rFonts w:ascii="Arial" w:cs="Arial" w:eastAsia="Arial" w:hAnsi="Arial"/>
@@ -28077,7 +28077,7 @@
                 <w:delText xml:space="preserve">given it</w:delText>
               </w:r>
             </w:del>
-            <w:ins w:id="9301" w:author="Claude (AI) - proposed" w:date="2026-10-15T20:13:59Z">
+            <w:ins w:id="9301" w:author="Claude (AI) - proposed" w:date="2026-10-18T00:27:27Z">
               <w:r>
                 <w:rPr>
                   <w:rFonts w:ascii="Arial" w:cs="Arial" w:eastAsia="Arial" w:hAnsi="Arial"/>
@@ -28105,7 +28105,7 @@
               </w:rPr>
               <w:t xml:space="preserve"> is right-angled</w:t>
             </w:r>
-            <w:del w:id="9302" w:author="Claude (AI) - proposed" w:date="2026-10-15T20:13:59Z">
+            <w:del w:id="9302" w:author="Claude (AI) - proposed" w:date="2026-10-18T00:27:27Z">
               <w:r>
                 <w:rPr>
                   <w:rFonts w:ascii="Arial" w:cs="Arial" w:eastAsia="Arial" w:hAnsi="Arial"/>
@@ -28120,7 +28120,7 @@
                 <w:delText xml:space="preserve">, hypotenuse 9 cm,</w:delText>
               </w:r>
             </w:del>
-            <w:ins w:id="9303" w:author="Claude (AI) - proposed" w:date="2026-10-15T20:13:59Z">
+            <w:ins w:id="9303" w:author="Claude (AI) - proposed" w:date="2026-10-18T00:27:27Z">
               <w:r>
                 <w:rPr>
                   <w:rFonts w:ascii="Arial" w:cs="Arial" w:eastAsia="Arial" w:hAnsi="Arial"/>
@@ -28148,7 +28148,7 @@
               </w:rPr>
               <w:t xml:space="preserve"> and one leg </w:t>
             </w:r>
-            <w:del w:id="9304" w:author="Claude (AI) - proposed" w:date="2026-10-15T20:13:59Z">
+            <w:del w:id="9304" w:author="Claude (AI) - proposed" w:date="2026-10-18T00:27:27Z">
               <w:r>
                 <w:rPr>
                   <w:rFonts w:ascii="Arial" w:cs="Arial" w:eastAsia="Arial" w:hAnsi="Arial"/>
@@ -28163,7 +28163,7 @@
                 <w:delText xml:space="preserve">5</w:delText>
               </w:r>
             </w:del>
-            <w:ins w:id="9305" w:author="Claude (AI) - proposed" w:date="2026-10-15T20:13:59Z">
+            <w:ins w:id="9305" w:author="Claude (AI) - proposed" w:date="2026-10-18T00:27:27Z">
               <w:r>
                 <w:rPr>
                   <w:rFonts w:ascii="Arial" w:cs="Arial" w:eastAsia="Arial" w:hAnsi="Arial"/>
@@ -28191,7 +28191,7 @@
               </w:rPr>
               <w:t xml:space="preserve"> cm (RHS</w:t>
             </w:r>
-            <w:del w:id="9306" w:author="Claude (AI) - proposed" w:date="2026-10-15T20:13:59Z">
+            <w:del w:id="9306" w:author="Claude (AI) - proposed" w:date="2026-10-18T00:27:27Z">
               <w:r>
                 <w:rPr>
                   <w:rFonts w:ascii="Arial" w:cs="Arial" w:eastAsia="Arial" w:hAnsi="Arial"/>
@@ -28206,7 +28206,7 @@
                 <w:delText xml:space="preserve">)</w:delText>
               </w:r>
             </w:del>
-            <w:ins w:id="9307" w:author="Claude (AI) - proposed" w:date="2026-10-15T20:13:59Z">
+            <w:ins w:id="9307" w:author="Claude (AI) - proposed" w:date="2026-10-18T00:27:27Z">
               <w:r>
                 <w:rPr>
                   <w:rFonts w:ascii="Arial" w:cs="Arial" w:eastAsia="Arial" w:hAnsi="Arial"/>
@@ -28234,7 +28234,7 @@
               </w:rPr>
               <w:t xml:space="preserve">. After each construction, pairs measure the remaining sides/angles of their new triangle and compare it to the reference</w:t>
             </w:r>
-            <w:ins w:id="9308" w:author="Claude (AI) - proposed" w:date="2026-10-15T20:13:59Z">
+            <w:ins w:id="9308" w:author="Claude (AI) - proposed" w:date="2026-10-18T00:27:27Z">
               <w:r>
                 <w:rPr>
                   <w:rFonts w:ascii="Arial" w:cs="Arial" w:eastAsia="Arial" w:hAnsi="Arial"/>
@@ -28295,7 +28295,7 @@
               </w:rPr>
               <w:t xml:space="preserve">Distribute geometrical sets (ruler, compass, protractor). Say: 'You are going to try to build a copy of triangle NMK using only partial information — just like the matatu driver can only see part of the lorry in the mirror. I will give you four tasks. For each one, try to construct the triangle, then measure what you did not know and check if it matches our original.' [WAIT TIME: Allow </w:t>
             </w:r>
-            <w:del w:id="9309" w:author="Claude (AI) - proposed" w:date="2026-10-15T20:13:59Z">
+            <w:del w:id="9309" w:author="Claude (AI) - proposed" w:date="2026-10-18T00:27:27Z">
               <w:r>
                 <w:rPr>
                   <w:rFonts w:ascii="Arial" w:cs="Arial" w:eastAsia="Arial" w:hAnsi="Arial"/>
@@ -28310,7 +28310,7 @@
                 <w:delText xml:space="preserve">12 minutes for all four construction tasks</w:delText>
               </w:r>
             </w:del>
-            <w:ins w:id="9310" w:author="Claude (AI) - proposed" w:date="2026-10-15T20:13:59Z">
+            <w:ins w:id="9310" w:author="Claude (AI) - proposed" w:date="2026-10-18T00:27:27Z">
               <w:r>
                 <w:rPr>
                   <w:rFonts w:ascii="Arial" w:cs="Arial" w:eastAsia="Arial" w:hAnsi="Arial"/>
@@ -28404,7 +28404,7 @@
               </w:rPr>
               <w:t xml:space="preserve">Teacher checks constructions during circulation: (a) Does the pair's SSS construction, when measured, match all three sides of the reference? (b) Does the SAS construction match? (c) Are learners correctly using the compass to mark off side lengths (not estimating)? Flag pairs who measure angles with a ruler — redirect: 'Use your protractor for angles, your compass and ruler for sides.' </w:t>
             </w:r>
-            <w:ins w:id="9311" w:author="Claude (AI) - proposed" w:date="2026-10-15T20:13:59Z">
+            <w:ins w:id="9311" w:author="Claude (AI) - proposed" w:date="2026-10-18T00:27:27Z">
               <w:r>
                 <w:rPr>
                   <w:rFonts w:ascii="Arial" w:cs="Arial" w:eastAsia="Arial" w:hAnsi="Arial"/>
@@ -28488,7 +28488,7 @@
             <w:pPr>
               <w:spacing w:after="20" w:before="0"/>
             </w:pPr>
-            <w:hyperlink w:history="1" r:id="rIdzmszvoynvv4qbqp-6w7vm">
+            <w:hyperlink w:history="1" r:id="rIdrmyu-wtvcnlmty8iwxiib">
               <w:r>
                 <w:rPr>
                   <w:rFonts w:ascii="Arial" w:cs="Arial" w:eastAsia="Arial" w:hAnsi="Arial"/>
@@ -28521,7 +28521,7 @@
               <w:spacing w:after="10" w:before="0"/>
               <w:ind w:left="120"/>
             </w:pPr>
-            <w:hyperlink w:history="1" r:id="rIdoba_urdvjrp5me-enrfak">
+            <w:hyperlink w:history="1" r:id="rIde_5a-d1vwit2bgdjvelnm">
               <w:r>
                 <w:rPr>
                   <w:rFonts w:ascii="Arial" w:cs="Arial" w:eastAsia="Arial" w:hAnsi="Arial"/>
@@ -28566,7 +28566,7 @@
             <w:pPr>
               <w:spacing w:after="20" w:before="0"/>
             </w:pPr>
-            <w:hyperlink w:history="1" r:id="rIdk5jvef-btamz39rmsjooj">
+            <w:hyperlink w:history="1" r:id="rId7kqxu5j0ohpuzvvpnwodh">
               <w:r>
                 <w:rPr>
                   <w:rFonts w:ascii="Arial" w:cs="Arial" w:eastAsia="Arial" w:hAnsi="Arial"/>
@@ -28599,7 +28599,7 @@
               <w:spacing w:after="10" w:before="0"/>
               <w:ind w:left="120"/>
             </w:pPr>
-            <w:hyperlink w:history="1" r:id="rIdn1qoaeuesfz73ngsadypf">
+            <w:hyperlink w:history="1" r:id="rIdwcjzsy2aybpcyprfizsrk">
               <w:r>
                 <w:rPr>
                   <w:rFonts w:ascii="Arial" w:cs="Arial" w:eastAsia="Arial" w:hAnsi="Arial"/>
@@ -28799,7 +28799,7 @@
             <w:pPr>
               <w:spacing w:after="20" w:before="0"/>
             </w:pPr>
-            <w:hyperlink w:history="1" r:id="rIdanozavvip4xqnmz8zkb1h">
+            <w:hyperlink w:history="1" r:id="rId9ae12s-drei-yi9pakctx">
               <w:r>
                 <w:rPr>
                   <w:rFonts w:ascii="Arial" w:cs="Arial" w:eastAsia="Arial" w:hAnsi="Arial"/>
@@ -28832,7 +28832,7 @@
               <w:spacing w:after="10" w:before="0"/>
               <w:ind w:left="120"/>
             </w:pPr>
-            <w:hyperlink w:history="1" r:id="rIdm763n025o64r43odawbte">
+            <w:hyperlink w:history="1" r:id="rIdzpplp5wqjlgwhnikysrf3">
               <w:r>
                 <w:rPr>
                   <w:rFonts w:ascii="Arial" w:cs="Arial" w:eastAsia="Arial" w:hAnsi="Arial"/>
@@ -28877,7 +28877,7 @@
             <w:pPr>
               <w:spacing w:after="20" w:before="0"/>
             </w:pPr>
-            <w:hyperlink w:history="1" r:id="rIdeelhnqqkzwlc2non0jrkm">
+            <w:hyperlink w:history="1" r:id="rIddpjki5uailou7a0n6lbjo">
               <w:r>
                 <w:rPr>
                   <w:rFonts w:ascii="Arial" w:cs="Arial" w:eastAsia="Arial" w:hAnsi="Arial"/>
@@ -28910,7 +28910,7 @@
               <w:spacing w:after="10" w:before="0"/>
               <w:ind w:left="120"/>
             </w:pPr>
-            <w:hyperlink w:history="1" r:id="rId6ttx3zphfzeurrdfuk-7z">
+            <w:hyperlink w:history="1" r:id="rIdi-ujo-oipq_d4imrdkebs">
               <w:r>
                 <w:rPr>
                   <w:rFonts w:ascii="Arial" w:cs="Arial" w:eastAsia="Arial" w:hAnsi="Arial"/>
@@ -28955,7 +28955,7 @@
               </w:rPr>
               <w:t xml:space="preserve">In small groups of three, learners review the class Driving Question Board. They are given two sticky notes each. On the first (green), they write one claim their group can now confidently make to answer part of the driving question: e.g. '</w:t>
             </w:r>
-            <w:del w:id="9312" w:author="Claude (AI) - proposed" w:date="2026-10-15T20:13:59Z">
+            <w:del w:id="9312" w:author="Claude (AI) - proposed" w:date="2026-10-18T00:27:27Z">
               <w:r>
                 <w:rPr>
                   <w:rFonts w:ascii="Arial" w:cs="Arial" w:eastAsia="Arial" w:hAnsi="Arial"/>
@@ -28970,7 +28970,7 @@
                 <w:delText xml:space="preserve">We can prove</w:delText>
               </w:r>
             </w:del>
-            <w:ins w:id="9313" w:author="Claude (AI) - proposed" w:date="2026-10-15T20:13:59Z">
+            <w:ins w:id="9313" w:author="Claude (AI) - proposed" w:date="2026-10-18T00:27:27Z">
               <w:r>
                 <w:rPr>
                   <w:rFonts w:ascii="Arial" w:cs="Arial" w:eastAsia="Arial" w:hAnsi="Arial"/>
@@ -28998,7 +28998,7 @@
               </w:rPr>
               <w:t xml:space="preserve"> the mirror image of the lorry is congruent to the lorry</w:t>
             </w:r>
-            <w:del w:id="9314" w:author="Claude (AI) - proposed" w:date="2026-10-15T20:13:59Z">
+            <w:del w:id="9314" w:author="Claude (AI) - proposed" w:date="2026-10-18T00:27:27Z">
               <w:r>
                 <w:rPr>
                   <w:rFonts w:ascii="Arial" w:cs="Arial" w:eastAsia="Arial" w:hAnsi="Arial"/>
@@ -29013,7 +29013,7 @@
                 <w:delText xml:space="preserve"> by SSS</w:delText>
               </w:r>
             </w:del>
-            <w:ins w:id="9315" w:author="Claude (AI) - proposed" w:date="2026-10-15T20:13:59Z">
+            <w:ins w:id="9315" w:author="Claude (AI) - proposed" w:date="2026-10-18T00:27:27Z">
               <w:r>
                 <w:rPr>
                   <w:rFonts w:ascii="Arial" w:cs="Arial" w:eastAsia="Arial" w:hAnsi="Arial"/>
@@ -29074,7 +29074,7 @@
               </w:rPr>
               <w:t xml:space="preserve">Direct learners' attention to the DQB. Say: 'Look at the questions we have posted since Lesson 1. Which ones can we now answer — or partially answer — after today?' [WAIT TIME: 30 seconds for learners to scan the board.] Distribute sticky notes. Say: 'Green note: write one thing you can now PROVE about the matatu mirror image, using the congruence tests from today. Orange note: write one question this lesson has raised for you that we have not yet fully answered.' [WAIT TIME: </w:t>
             </w:r>
-            <w:del w:id="9316" w:author="Claude (AI) - proposed" w:date="2026-10-15T20:13:59Z">
+            <w:del w:id="9316" w:author="Claude (AI) - proposed" w:date="2026-10-18T00:27:27Z">
               <w:r>
                 <w:rPr>
                   <w:rFonts w:ascii="Arial" w:cs="Arial" w:eastAsia="Arial" w:hAnsi="Arial"/>
@@ -29089,7 +29089,7 @@
                 <w:delText xml:space="preserve">3</w:delText>
               </w:r>
             </w:del>
-            <w:ins w:id="9317" w:author="Claude (AI) - proposed" w:date="2026-10-15T20:13:59Z">
+            <w:ins w:id="9317" w:author="Claude (AI) - proposed" w:date="2026-10-18T00:27:27Z">
               <w:r>
                 <w:rPr>
                   <w:rFonts w:ascii="Arial" w:cs="Arial" w:eastAsia="Arial" w:hAnsi="Arial"/>
@@ -29239,7 +29239,7 @@
             <w:pPr>
               <w:spacing w:after="20" w:before="0"/>
             </w:pPr>
-            <w:hyperlink w:history="1" r:id="rIdn31ytlkqghrvndo8-ef8o">
+            <w:hyperlink w:history="1" r:id="rIdzsjvu1pxbixvlleakzahf">
               <w:r>
                 <w:rPr>
                   <w:rFonts w:ascii="Arial" w:cs="Arial" w:eastAsia="Arial" w:hAnsi="Arial"/>
@@ -29272,7 +29272,7 @@
               <w:spacing w:after="10" w:before="0"/>
               <w:ind w:left="120"/>
             </w:pPr>
-            <w:hyperlink w:history="1" r:id="rIddkezokdk8suudfivrxdvy">
+            <w:hyperlink w:history="1" r:id="rIdau4unhjhf34kd2wyrcwuz">
               <w:r>
                 <w:rPr>
                   <w:rFonts w:ascii="Arial" w:cs="Arial" w:eastAsia="Arial" w:hAnsi="Arial"/>
@@ -29317,7 +29317,7 @@
             <w:pPr>
               <w:spacing w:after="20" w:before="0"/>
             </w:pPr>
-            <w:hyperlink w:history="1" r:id="rIdq5luo5kxhgvhe2j1g9dzo">
+            <w:hyperlink w:history="1" r:id="rIduefvq22_s9fqf2ohz7va0">
               <w:r>
                 <w:rPr>
                   <w:rFonts w:ascii="Arial" w:cs="Arial" w:eastAsia="Arial" w:hAnsi="Arial"/>
@@ -29366,7 +29366,7 @@
               <w:spacing w:after="10" w:before="0"/>
               <w:ind w:left="120"/>
             </w:pPr>
-            <w:hyperlink w:history="1" r:id="rIdkwwotndb9moeeaunoidhm">
+            <w:hyperlink w:history="1" r:id="rIdunoa_uwv6osrvrr6ywfzr">
               <w:r>
                 <w:rPr>
                   <w:rFonts w:ascii="Arial" w:cs="Arial" w:eastAsia="Arial" w:hAnsi="Arial"/>
@@ -29444,7 +29444,7 @@
               </w:rPr>
               <w:t xml:space="preserve">Say: 'Open your cumulative model from </w:t>
             </w:r>
-            <w:del w:id="9318" w:author="Claude (AI) - proposed" w:date="2026-10-15T20:13:59Z">
+            <w:del w:id="9318" w:author="Claude (AI) - proposed" w:date="2026-10-18T00:27:27Z">
               <w:r>
                 <w:rPr>
                   <w:rFonts w:ascii="Arial" w:cs="Arial" w:eastAsia="Arial" w:hAnsi="Arial"/>
@@ -29459,7 +29459,7 @@
                 <w:delText xml:space="preserve">Lesson 3</w:delText>
               </w:r>
             </w:del>
-            <w:ins w:id="9319" w:author="Claude (AI) - proposed" w:date="2026-10-15T20:13:59Z">
+            <w:ins w:id="9319" w:author="Claude (AI) - proposed" w:date="2026-10-18T00:27:27Z">
               <w:r>
                 <w:rPr>
                   <w:rFonts w:ascii="Arial" w:cs="Arial" w:eastAsia="Arial" w:hAnsi="Arial"/>
@@ -29487,7 +29487,7 @@
               </w:rPr>
               <w:t xml:space="preserve">. Today you are going to add the most important layer yet — the formal mathematical proof that seals our answer to the driving question.' Display a model example on the board showing where the proof box should go (adjacent to the diagram, connected with an arrow). Say: 'Add tick marks on your diagram to show equal sides — one tick on the shortest sides, two ticks on the medium sides, three ticks on the longest sides — just like engineers mark identical parts in a blueprint.' [WAIT TIME: </w:t>
             </w:r>
-            <w:del w:id="9320" w:author="Claude (AI) - proposed" w:date="2026-10-15T20:13:59Z">
+            <w:del w:id="9320" w:author="Claude (AI) - proposed" w:date="2026-10-18T00:27:27Z">
               <w:r>
                 <w:rPr>
                   <w:rFonts w:ascii="Arial" w:cs="Arial" w:eastAsia="Arial" w:hAnsi="Arial"/>
@@ -29502,7 +29502,7 @@
                 <w:delText xml:space="preserve">5</w:delText>
               </w:r>
             </w:del>
-            <w:ins w:id="9321" w:author="Claude (AI) - proposed" w:date="2026-10-15T20:13:59Z">
+            <w:ins w:id="9321" w:author="Claude (AI) - proposed" w:date="2026-10-18T00:27:27Z">
               <w:r>
                 <w:rPr>
                   <w:rFonts w:ascii="Arial" w:cs="Arial" w:eastAsia="Arial" w:hAnsi="Arial"/>
@@ -29678,10 +29678,10 @@
               <w:spacing w:after="40" w:before="0"/>
               <w:jc w:val="left"/>
               <w:rPr>
-                <w:ins w:id="9323" w:author="Claude (AI) - proposed" w:date="2026-10-15T20:13:59Z"/>
-              </w:rPr>
-            </w:pPr>
-            <w:ins w:id="9322" w:author="Claude (AI) - proposed" w:date="2026-10-15T20:13:59Z">
+                <w:ins w:id="9323" w:author="Claude (AI) - proposed" w:date="2026-10-18T00:27:27Z"/>
+              </w:rPr>
+            </w:pPr>
+            <w:ins w:id="9322" w:author="Claude (AI) - proposed" w:date="2026-10-18T00:27:27Z">
               <w:r>
                 <w:rPr>
                   <w:rFonts w:ascii="Arial" w:cs="Arial" w:eastAsia="Arial" w:hAnsi="Arial"/>
@@ -29703,10 +29703,10 @@
               <w:spacing w:after="40" w:before="0"/>
               <w:jc w:val="left"/>
               <w:rPr>
-                <w:ins w:id="9325" w:author="Claude (AI) - proposed" w:date="2026-10-15T20:13:59Z"/>
-              </w:rPr>
-            </w:pPr>
-            <w:ins w:id="9324" w:author="Claude (AI) - proposed" w:date="2026-10-15T20:13:59Z">
+                <w:ins w:id="9325" w:author="Claude (AI) - proposed" w:date="2026-10-18T00:27:27Z"/>
+              </w:rPr>
+            </w:pPr>
+            <w:ins w:id="9324" w:author="Claude (AI) - proposed" w:date="2026-10-18T00:27:27Z">
               <w:r>
                 <w:rPr>
                   <w:rFonts w:ascii="Arial" w:cs="Arial" w:eastAsia="Arial" w:hAnsi="Arial"/>
@@ -29728,10 +29728,10 @@
               <w:spacing w:after="40" w:before="0"/>
               <w:jc w:val="left"/>
               <w:rPr>
-                <w:ins w:id="9327" w:author="Claude (AI) - proposed" w:date="2026-10-15T20:13:59Z"/>
-              </w:rPr>
-            </w:pPr>
-            <w:ins w:id="9326" w:author="Claude (AI) - proposed" w:date="2026-10-15T20:13:59Z">
+                <w:ins w:id="9327" w:author="Claude (AI) - proposed" w:date="2026-10-18T00:27:27Z"/>
+              </w:rPr>
+            </w:pPr>
+            <w:ins w:id="9326" w:author="Claude (AI) - proposed" w:date="2026-10-18T00:27:27Z">
               <w:r>
                 <w:rPr>
                   <w:rFonts w:ascii="Arial" w:cs="Arial" w:eastAsia="Arial" w:hAnsi="Arial"/>
@@ -29753,10 +29753,10 @@
               <w:spacing w:after="40" w:before="0"/>
               <w:jc w:val="left"/>
               <w:rPr>
-                <w:ins w:id="9329" w:author="Claude (AI) - proposed" w:date="2026-10-15T20:13:59Z"/>
-              </w:rPr>
-            </w:pPr>
-            <w:ins w:id="9328" w:author="Claude (AI) - proposed" w:date="2026-10-15T20:13:59Z">
+                <w:ins w:id="9329" w:author="Claude (AI) - proposed" w:date="2026-10-18T00:27:27Z"/>
+              </w:rPr>
+            </w:pPr>
+            <w:ins w:id="9328" w:author="Claude (AI) - proposed" w:date="2026-10-18T00:27:27Z">
               <w:r>
                 <w:rPr>
                   <w:rFonts w:ascii="Arial" w:cs="Arial" w:eastAsia="Arial" w:hAnsi="Arial"/>
@@ -29778,10 +29778,10 @@
               <w:spacing w:after="40" w:before="0"/>
               <w:jc w:val="left"/>
               <w:rPr>
-                <w:ins w:id="9331" w:author="Claude (AI) - proposed" w:date="2026-10-15T20:13:59Z"/>
-              </w:rPr>
-            </w:pPr>
-            <w:ins w:id="9330" w:author="Claude (AI) - proposed" w:date="2026-10-15T20:13:59Z">
+                <w:ins w:id="9331" w:author="Claude (AI) - proposed" w:date="2026-10-18T00:27:27Z"/>
+              </w:rPr>
+            </w:pPr>
+            <w:ins w:id="9330" w:author="Claude (AI) - proposed" w:date="2026-10-18T00:27:27Z">
               <w:r>
                 <w:rPr>
                   <w:rFonts w:ascii="Arial" w:cs="Arial" w:eastAsia="Arial" w:hAnsi="Arial"/>
@@ -29803,10 +29803,10 @@
               <w:spacing w:after="40" w:before="0"/>
               <w:jc w:val="left"/>
               <w:rPr>
-                <w:del w:id="9333" w:author="Claude (AI) - proposed" w:date="2026-10-15T20:13:59Z"/>
-              </w:rPr>
-            </w:pPr>
-            <w:del w:id="9332" w:author="Claude (AI) - proposed" w:date="2026-10-15T20:13:59Z">
+                <w:del w:id="9333" w:author="Claude (AI) - proposed" w:date="2026-10-18T00:27:27Z"/>
+              </w:rPr>
+            </w:pPr>
+            <w:del w:id="9332" w:author="Claude (AI) - proposed" w:date="2026-10-18T00:27:27Z">
               <w:r>
                 <w:rPr>
                   <w:rFonts w:ascii="Arial" w:cs="Arial" w:eastAsia="Arial" w:hAnsi="Arial"/>
@@ -30107,7 +30107,7 @@
         </w:rPr>
         <w:t xml:space="preserve">© 2026 SeaVuria and ARES. Aligned with KICD objectives. Developed by SeaVuria; technical implementation by ARES (with AI assistance from Claude). Licensed under </w:t>
       </w:r>
-      <w:hyperlink w:history="1" r:id="rIdtedorawc41n7fkltrslai">
+      <w:hyperlink w:history="1" r:id="rIdcrp27osjxalhnuuyzlx_y">
         <w:r>
           <w:rPr>
             <w:rFonts w:ascii="Arial" w:cs="Arial" w:eastAsia="Arial" w:hAnsi="Arial"/>
@@ -30128,7 +30128,7 @@
         </w:rPr>
         <w:t xml:space="preserve"> (</w:t>
       </w:r>
-      <w:hyperlink w:history="1" r:id="rIdjyoqz6qmbh13x_vrbkmwo">
+      <w:hyperlink w:history="1" r:id="rId-ofxc0npdq0scc785m7-u">
         <w:r>
           <w:rPr>
             <w:rFonts w:ascii="Arial" w:cs="Arial" w:eastAsia="Arial" w:hAnsi="Arial"/>
@@ -30445,7 +30445,7 @@
               </w:rPr>
               <w:t xml:space="preserve">–  Reflection maps every object point to a unique image point according to a specific algebraic coordinate rule determined by the mirror line (y-axis: (a,b)→(−a,b); x-axis: (a,b)→(a,−b); y=x: (a,b)→(b,a); y=−x: (a,b)→(−b,−a)</w:t>
             </w:r>
-            <w:del w:id="9334" w:author="Claude (AI) - proposed" w:date="2026-10-15T20:13:59Z">
+            <w:del w:id="9334" w:author="Claude (AI) - proposed" w:date="2026-10-18T00:27:27Z">
               <w:r>
                 <w:rPr>
                   <w:rFonts w:ascii="Arial" w:cs="Arial" w:eastAsia="Arial" w:hAnsi="Arial"/>
@@ -30460,7 +30460,7 @@
                 <w:delText xml:space="preserve">; y=k:</w:delText>
               </w:r>
             </w:del>
-            <w:ins w:id="9335" w:author="Claude (AI) - proposed" w:date="2026-10-15T20:13:59Z">
+            <w:ins w:id="9335" w:author="Claude (AI) - proposed" w:date="2026-10-18T00:27:27Z">
               <w:r>
                 <w:rPr>
                   <w:rFonts w:ascii="Arial" w:cs="Arial" w:eastAsia="Arial" w:hAnsi="Arial"/>
@@ -30488,7 +30488,7 @@
               </w:rPr>
               <w:t xml:space="preserve"> (a,b)</w:t>
             </w:r>
-            <w:del w:id="9336" w:author="Claude (AI) - proposed" w:date="2026-10-15T20:13:59Z">
+            <w:del w:id="9336" w:author="Claude (AI) - proposed" w:date="2026-10-18T00:27:27Z">
               <w:r>
                 <w:rPr>
                   <w:rFonts w:ascii="Arial" w:cs="Arial" w:eastAsia="Arial" w:hAnsi="Arial"/>
@@ -30503,7 +30503,7 @@
                 <w:delText xml:space="preserve">→</w:delText>
               </w:r>
             </w:del>
-            <w:ins w:id="9337" w:author="Claude (AI) - proposed" w:date="2026-10-15T20:13:59Z">
+            <w:ins w:id="9337" w:author="Claude (AI) - proposed" w:date="2026-10-18T00:27:27Z">
               <w:r>
                 <w:rPr>
                   <w:rFonts w:ascii="Arial" w:cs="Arial" w:eastAsia="Arial" w:hAnsi="Arial"/>
@@ -30531,7 +30531,7 @@
               </w:rPr>
               <w:t xml:space="preserve">(a,</w:t>
             </w:r>
-            <w:ins w:id="9338" w:author="Claude (AI) - proposed" w:date="2026-10-15T20:13:59Z">
+            <w:ins w:id="9338" w:author="Claude (AI) - proposed" w:date="2026-10-18T00:27:27Z">
               <w:r>
                 <w:rPr>
                   <w:rFonts w:ascii="Arial" w:cs="Arial" w:eastAsia="Arial" w:hAnsi="Arial"/>
@@ -30559,7 +30559,7 @@
               </w:rPr>
               <w:t xml:space="preserve">2k−b)</w:t>
             </w:r>
-            <w:del w:id="9339" w:author="Claude (AI) - proposed" w:date="2026-10-15T20:13:59Z">
+            <w:del w:id="9339" w:author="Claude (AI) - proposed" w:date="2026-10-18T00:27:27Z">
               <w:r>
                 <w:rPr>
                   <w:rFonts w:ascii="Arial" w:cs="Arial" w:eastAsia="Arial" w:hAnsi="Arial"/>
@@ -30574,7 +30574,7 @@
                 <w:delText xml:space="preserve">; x=k: (a,b)→</w:delText>
               </w:r>
             </w:del>
-            <w:ins w:id="9340" w:author="Claude (AI) - proposed" w:date="2026-10-15T20:13:59Z">
+            <w:ins w:id="9340" w:author="Claude (AI) - proposed" w:date="2026-10-18T00:27:27Z">
               <w:r>
                 <w:rPr>
                   <w:rFonts w:ascii="Arial" w:cs="Arial" w:eastAsia="Arial" w:hAnsi="Arial"/>
@@ -30602,7 +30602,7 @@
               </w:rPr>
               <w:t xml:space="preserve">(2k−a,</w:t>
             </w:r>
-            <w:del w:id="9341" w:author="Claude (AI) - proposed" w:date="2026-10-15T20:13:59Z">
+            <w:del w:id="9341" w:author="Claude (AI) - proposed" w:date="2026-10-18T00:27:27Z">
               <w:r>
                 <w:rPr>
                   <w:rFonts w:ascii="Arial" w:cs="Arial" w:eastAsia="Arial" w:hAnsi="Arial"/>
@@ -30617,7 +30617,7 @@
                 <w:delText xml:space="preserve">b))</w:delText>
               </w:r>
             </w:del>
-            <w:ins w:id="9342" w:author="Claude (AI) - proposed" w:date="2026-10-15T20:13:59Z">
+            <w:ins w:id="9342" w:author="Claude (AI) - proposed" w:date="2026-10-18T00:27:27Z">
               <w:r>
                 <w:rPr>
                   <w:rFonts w:ascii="Arial" w:cs="Arial" w:eastAsia="Arial" w:hAnsi="Arial"/>
@@ -31240,7 +31240,7 @@
               </w:rPr>
               <w:t xml:space="preserve">The lesson closes with a brief road-safety connection — the matatu conductor's use of mirrors is not just a mathematical curiosity but a life-saving application of reflection and congruence — and with </w:t>
             </w:r>
-            <w:del w:id="9343" w:author="Claude (AI) - proposed" w:date="2026-10-15T20:13:59Z">
+            <w:del w:id="9343" w:author="Claude (AI) - proposed" w:date="2026-10-18T00:27:27Z">
               <w:r>
                 <w:rPr>
                   <w:rFonts w:ascii="Arial" w:cs="Arial" w:eastAsia="Arial" w:hAnsi="Arial"/>
@@ -31255,7 +31255,7 @@
                 <w:delText xml:space="preserve">teacher-led consolidation of the six coordinate rules as a reference card learners can keep</w:delText>
               </w:r>
             </w:del>
-            <w:ins w:id="9344" w:author="Claude (AI) - proposed" w:date="2026-10-15T20:13:59Z">
+            <w:ins w:id="9344" w:author="Claude (AI) - proposed" w:date="2026-10-18T00:27:27Z">
               <w:r>
                 <w:rPr>
                   <w:rFonts w:ascii="Arial" w:cs="Arial" w:eastAsia="Arial" w:hAnsi="Arial"/>
@@ -31290,10 +31290,10 @@
               <w:spacing w:after="40" w:before="0"/>
               <w:jc w:val="left"/>
               <w:rPr>
-                <w:ins w:id="9346" w:author="Claude (AI) - proposed" w:date="2026-10-15T20:13:59Z"/>
-              </w:rPr>
-            </w:pPr>
-            <w:ins w:id="9345" w:author="Claude (AI) - proposed" w:date="2026-10-15T20:13:59Z">
+                <w:ins w:id="9346" w:author="Claude (AI) - proposed" w:date="2026-10-18T00:27:27Z"/>
+              </w:rPr>
+            </w:pPr>
+            <w:ins w:id="9345" w:author="Claude (AI) - proposed" w:date="2026-10-18T00:27:27Z">
               <w:r>
                 <w:rPr>
                   <w:rFonts w:ascii="Arial" w:cs="Arial" w:eastAsia="Arial" w:hAnsi="Arial"/>
@@ -31315,10 +31315,10 @@
               <w:spacing w:after="40" w:before="0"/>
               <w:jc w:val="left"/>
               <w:rPr>
-                <w:ins w:id="9348" w:author="Claude (AI) - proposed" w:date="2026-10-15T20:13:59Z"/>
-              </w:rPr>
-            </w:pPr>
-            <w:ins w:id="9347" w:author="Claude (AI) - proposed" w:date="2026-10-15T20:13:59Z">
+                <w:ins w:id="9348" w:author="Claude (AI) - proposed" w:date="2026-10-18T00:27:27Z"/>
+              </w:rPr>
+            </w:pPr>
+            <w:ins w:id="9347" w:author="Claude (AI) - proposed" w:date="2026-10-18T00:27:27Z">
               <w:r>
                 <w:rPr>
                   <w:rFonts w:ascii="Arial" w:cs="Arial" w:eastAsia="Arial" w:hAnsi="Arial"/>
@@ -31621,7 +31621,7 @@
             <w:pPr>
               <w:spacing w:after="20" w:before="0"/>
             </w:pPr>
-            <w:hyperlink w:history="1" r:id="rIdjnjrv_tuk1gbywejpdmmo">
+            <w:hyperlink w:history="1" r:id="rIdbz6fvukt-ppyo9rlr5cdc">
               <w:r>
                 <w:rPr>
                   <w:rFonts w:ascii="Arial" w:cs="Arial" w:eastAsia="Arial" w:hAnsi="Arial"/>
@@ -31654,7 +31654,7 @@
               <w:spacing w:after="10" w:before="0"/>
               <w:ind w:left="120"/>
             </w:pPr>
-            <w:hyperlink w:history="1" r:id="rIdsxzkqyfxw1u3mxomxmmhf">
+            <w:hyperlink w:history="1" r:id="rIdpnskhmeoedw77bvhzjit7">
               <w:r>
                 <w:rPr>
                   <w:rFonts w:ascii="Arial" w:cs="Arial" w:eastAsia="Arial" w:hAnsi="Arial"/>
@@ -31699,7 +31699,7 @@
             <w:pPr>
               <w:spacing w:after="20" w:before="0"/>
             </w:pPr>
-            <w:hyperlink w:history="1" r:id="rIdz1ug475sio1rvnfj6vkuu">
+            <w:hyperlink w:history="1" r:id="rId0lm6a2f0zbtjy9fauzi6l">
               <w:r>
                 <w:rPr>
                   <w:rFonts w:ascii="Arial" w:cs="Arial" w:eastAsia="Arial" w:hAnsi="Arial"/>
@@ -31732,7 +31732,7 @@
               <w:spacing w:after="10" w:before="0"/>
               <w:ind w:left="120"/>
             </w:pPr>
-            <w:hyperlink w:history="1" r:id="rId8hrjlebh00wq6yguhdzdw">
+            <w:hyperlink w:history="1" r:id="rIdddcsxako5oylnarbodfhk">
               <w:r>
                 <w:rPr>
                   <w:rFonts w:ascii="Arial" w:cs="Arial" w:eastAsia="Arial" w:hAnsi="Arial"/>
@@ -31932,7 +31932,7 @@
             <w:pPr>
               <w:spacing w:after="20" w:before="0"/>
             </w:pPr>
-            <w:hyperlink w:history="1" r:id="rIddwgizz2405fa5httnpmhh">
+            <w:hyperlink w:history="1" r:id="rIdcdegeg2l5pi8j9xud74_c">
               <w:r>
                 <w:rPr>
                   <w:rFonts w:ascii="Arial" w:cs="Arial" w:eastAsia="Arial" w:hAnsi="Arial"/>
@@ -31965,7 +31965,7 @@
               <w:spacing w:after="10" w:before="0"/>
               <w:ind w:left="120"/>
             </w:pPr>
-            <w:hyperlink w:history="1" r:id="rIdlave6hscgsk0dweifr8ez">
+            <w:hyperlink w:history="1" r:id="rIdzta4pdwre2kefmxquqal3">
               <w:r>
                 <w:rPr>
                   <w:rFonts w:ascii="Arial" w:cs="Arial" w:eastAsia="Arial" w:hAnsi="Arial"/>
@@ -32010,7 +32010,7 @@
             <w:pPr>
               <w:spacing w:after="20" w:before="0"/>
             </w:pPr>
-            <w:hyperlink w:history="1" r:id="rIdbktwsxt_bnf82eqfutt63">
+            <w:hyperlink w:history="1" r:id="rIdfsu3zbt1g48ewcljp6j3o">
               <w:r>
                 <w:rPr>
                   <w:rFonts w:ascii="Arial" w:cs="Arial" w:eastAsia="Arial" w:hAnsi="Arial"/>
@@ -32043,7 +32043,7 @@
               <w:spacing w:after="10" w:before="0"/>
               <w:ind w:left="120"/>
             </w:pPr>
-            <w:hyperlink w:history="1" r:id="rIdojeedfk07tno3n4ah6waz">
+            <w:hyperlink w:history="1" r:id="rIdqcfmzu9rjsqcwmerom0aa">
               <w:r>
                 <w:rPr>
                   <w:rFonts w:ascii="Arial" w:cs="Arial" w:eastAsia="Arial" w:hAnsi="Arial"/>
@@ -32088,7 +32088,7 @@
               </w:rPr>
               <w:t xml:space="preserve">Groups of four receive a 'Final Evidence Pack' — a single A3 sheet containing: (a) a Cartesian grid showing a lorry outline (quadrilateral ABCD with given coordinates) reflected in the line x = 0 (the y-axis, representing the mirror surface), with all object and image coordinates labelled; (b) a table of the four coordinate reflection rules from Lesson 3; (c) measurements confirming AB = A'B', BC = B'C', CD = C'D', DA = D'A'. Learners read and annotate the sheet in silence for </w:t>
             </w:r>
-            <w:del w:id="9349" w:author="Claude (AI) - proposed" w:date="2026-10-15T20:13:59Z">
+            <w:del w:id="9349" w:author="Claude (AI) - proposed" w:date="2026-10-18T00:27:27Z">
               <w:r>
                 <w:rPr>
                   <w:rFonts w:ascii="Arial" w:cs="Arial" w:eastAsia="Arial" w:hAnsi="Arial"/>
@@ -32103,7 +32103,7 @@
                 <w:delText xml:space="preserve">4</w:delText>
               </w:r>
             </w:del>
-            <w:ins w:id="9350" w:author="Claude (AI) - proposed" w:date="2026-10-15T20:13:59Z">
+            <w:ins w:id="9350" w:author="Claude (AI) - proposed" w:date="2026-10-18T00:27:27Z">
               <w:r>
                 <w:rPr>
                   <w:rFonts w:ascii="Arial" w:cs="Arial" w:eastAsia="Arial" w:hAnsi="Arial"/>
@@ -32164,7 +32164,7 @@
               </w:rPr>
               <w:t xml:space="preserve">Distribute the A3 Evidence Pack face-down. Say: 'Turn it over — read everything on this sheet silently for </w:t>
             </w:r>
-            <w:del w:id="9351" w:author="Claude (AI) - proposed" w:date="2026-10-15T20:13:59Z">
+            <w:del w:id="9351" w:author="Claude (AI) - proposed" w:date="2026-10-18T00:27:27Z">
               <w:r>
                 <w:rPr>
                   <w:rFonts w:ascii="Arial" w:cs="Arial" w:eastAsia="Arial" w:hAnsi="Arial"/>
@@ -32179,7 +32179,7 @@
                 <w:delText xml:space="preserve">4</w:delText>
               </w:r>
             </w:del>
-            <w:ins w:id="9352" w:author="Claude (AI) - proposed" w:date="2026-10-15T20:13:59Z">
+            <w:ins w:id="9352" w:author="Claude (AI) - proposed" w:date="2026-10-18T00:27:27Z">
               <w:r>
                 <w:rPr>
                   <w:rFonts w:ascii="Arial" w:cs="Arial" w:eastAsia="Arial" w:hAnsi="Arial"/>
@@ -32207,7 +32207,7 @@
               </w:rPr>
               <w:t xml:space="preserve"> minutes. You are detectives. You are looking for the mathematical proof that explains the matatu mirror.' Set timer for </w:t>
             </w:r>
-            <w:del w:id="9353" w:author="Claude (AI) - proposed" w:date="2026-10-15T20:13:59Z">
+            <w:del w:id="9353" w:author="Claude (AI) - proposed" w:date="2026-10-18T00:27:27Z">
               <w:r>
                 <w:rPr>
                   <w:rFonts w:ascii="Arial" w:cs="Arial" w:eastAsia="Arial" w:hAnsi="Arial"/>
@@ -32222,7 +32222,7 @@
                 <w:delText xml:space="preserve">4</w:delText>
               </w:r>
             </w:del>
-            <w:ins w:id="9354" w:author="Claude (AI) - proposed" w:date="2026-10-15T20:13:59Z">
+            <w:ins w:id="9354" w:author="Claude (AI) - proposed" w:date="2026-10-18T00:27:27Z">
               <w:r>
                 <w:rPr>
                   <w:rFonts w:ascii="Arial" w:cs="Arial" w:eastAsia="Arial" w:hAnsi="Arial"/>
@@ -32372,7 +32372,7 @@
             <w:pPr>
               <w:spacing w:after="20" w:before="0"/>
             </w:pPr>
-            <w:hyperlink w:history="1" r:id="rId68dlm4u2hc3gz3noozyct">
+            <w:hyperlink w:history="1" r:id="rIdr_ejw2jmk8kai4rzi-rzi">
               <w:r>
                 <w:rPr>
                   <w:rFonts w:ascii="Arial" w:cs="Arial" w:eastAsia="Arial" w:hAnsi="Arial"/>
@@ -32405,7 +32405,7 @@
               <w:spacing w:after="10" w:before="0"/>
               <w:ind w:left="120"/>
             </w:pPr>
-            <w:hyperlink w:history="1" r:id="rIdz_8ur27rkh0f-bftqk1od">
+            <w:hyperlink w:history="1" r:id="rIdhk1cqjxr9tetjkge58rbg">
               <w:r>
                 <w:rPr>
                   <w:rFonts w:ascii="Arial" w:cs="Arial" w:eastAsia="Arial" w:hAnsi="Arial"/>
@@ -32450,7 +32450,7 @@
             <w:pPr>
               <w:spacing w:after="20" w:before="0"/>
             </w:pPr>
-            <w:hyperlink w:history="1" r:id="rIdox5bz2o8vcs-npqfluhjw">
+            <w:hyperlink w:history="1" r:id="rIdemmrtghhiu3l4er9brogu">
               <w:r>
                 <w:rPr>
                   <w:rFonts w:ascii="Arial" w:cs="Arial" w:eastAsia="Arial" w:hAnsi="Arial"/>
@@ -32483,7 +32483,7 @@
               <w:spacing w:after="10" w:before="0"/>
               <w:ind w:left="120"/>
             </w:pPr>
-            <w:hyperlink w:history="1" r:id="rIdfx3w1eacvjq0apduvfkzf">
+            <w:hyperlink w:history="1" r:id="rIdlq4zq-z1bajfwb6wryz_a">
               <w:r>
                 <w:rPr>
                   <w:rFonts w:ascii="Arial" w:cs="Arial" w:eastAsia="Arial" w:hAnsi="Arial"/>
@@ -32561,7 +32561,7 @@
               </w:rPr>
               <w:t xml:space="preserve">Give explicit instructions: 'Your poster has exactly four sections — I have written them on the board. Every section must have a diagram AND words. You have 10 minutes</w:t>
             </w:r>
-            <w:ins w:id="9355" w:author="Claude (AI) - proposed" w:date="2026-10-15T20:13:59Z">
+            <w:ins w:id="9355" w:author="Claude (AI) - proposed" w:date="2026-10-18T00:27:27Z">
               <w:r>
                 <w:rPr>
                   <w:rFonts w:ascii="Arial" w:cs="Arial" w:eastAsia="Arial" w:hAnsi="Arial"/>
@@ -32589,7 +32589,7 @@
               </w:rPr>
               <w:t xml:space="preserve">.' Write the four section headings on the board with a timer visible. Circulate and use targeted prompts: For Section 2 — 'What is the coordinate rule for reflection in the y-axis? Can you show me with numbers from your grid?' For Section 3 — 'How do you find the midpoint between A(3,4) and A'(−3,4)? What does that midpoint tell you about the mirror line?' For Section 4 — 'Why can't you flip the lorry's image back onto the lorry without lifting it? What is that called?' At the 8-minute mark, say: 'Two minutes left — write your headline sentence first if you have not done so.' After 10 minutes, conduct a </w:t>
             </w:r>
-            <w:del w:id="9356" w:author="Claude (AI) - proposed" w:date="2026-10-15T20:13:59Z">
+            <w:del w:id="9356" w:author="Claude (AI) - proposed" w:date="2026-10-18T00:27:27Z">
               <w:r>
                 <w:rPr>
                   <w:rFonts w:ascii="Arial" w:cs="Arial" w:eastAsia="Arial" w:hAnsi="Arial"/>
@@ -32604,7 +32604,7 @@
                 <w:delText xml:space="preserve">4</w:delText>
               </w:r>
             </w:del>
-            <w:ins w:id="9357" w:author="Claude (AI) - proposed" w:date="2026-10-15T20:13:59Z">
+            <w:ins w:id="9357" w:author="Claude (AI) - proposed" w:date="2026-10-18T00:27:27Z">
               <w:r>
                 <w:rPr>
                   <w:rFonts w:ascii="Arial" w:cs="Arial" w:eastAsia="Arial" w:hAnsi="Arial"/>
@@ -32632,7 +32632,7 @@
               </w:rPr>
               <w:t xml:space="preserve">-minute Gallery Walk: post all posters around the room; each group silently reads two other groups' posters and places a green dot sticker on the most clearly explained section and a question-mark sticker anywhere they are confused. Cold-call one learner per poster to read the headline sentence aloud — WAIT TIME: 10 seconds.</w:t>
             </w:r>
-            <w:ins w:id="9358" w:author="Claude (AI) - proposed" w:date="2026-10-15T20:13:59Z">
+            <w:ins w:id="9358" w:author="Claude (AI) - proposed" w:date="2026-10-18T00:27:27Z">
               <w:r>
                 <w:rPr>
                   <w:rFonts w:ascii="Arial" w:cs="Arial" w:eastAsia="Arial" w:hAnsi="Arial"/>
@@ -32769,7 +32769,7 @@
             <w:pPr>
               <w:spacing w:after="20" w:before="0"/>
             </w:pPr>
-            <w:hyperlink w:history="1" r:id="rIdj3wqh525xu6souguenpz2">
+            <w:hyperlink w:history="1" r:id="rId6gtlebqlpcv-w6rhqg0lq">
               <w:r>
                 <w:rPr>
                   <w:rFonts w:ascii="Arial" w:cs="Arial" w:eastAsia="Arial" w:hAnsi="Arial"/>
@@ -32802,7 +32802,7 @@
               <w:spacing w:after="10" w:before="0"/>
               <w:ind w:left="120"/>
             </w:pPr>
-            <w:hyperlink w:history="1" r:id="rIdsdeu3_eioknz6o5m5hs7u">
+            <w:hyperlink w:history="1" r:id="rId2eourtknho3oc3cg343zc">
               <w:r>
                 <w:rPr>
                   <w:rFonts w:ascii="Arial" w:cs="Arial" w:eastAsia="Arial" w:hAnsi="Arial"/>
@@ -32847,7 +32847,7 @@
             <w:pPr>
               <w:spacing w:after="20" w:before="0"/>
             </w:pPr>
-            <w:hyperlink w:history="1" r:id="rId04qd6nn0ilta9sx4jheum">
+            <w:hyperlink w:history="1" r:id="rIdzu0nwwrsmikih43-d8nax">
               <w:r>
                 <w:rPr>
                   <w:rFonts w:ascii="Arial" w:cs="Arial" w:eastAsia="Arial" w:hAnsi="Arial"/>
@@ -32880,7 +32880,7 @@
               <w:spacing w:after="10" w:before="0"/>
               <w:ind w:left="120"/>
             </w:pPr>
-            <w:hyperlink w:history="1" r:id="rId19vaugqe8i-mfiqa4xf-z">
+            <w:hyperlink w:history="1" r:id="rIdmpevbronpfr3pwqlvignn">
               <w:r>
                 <w:rPr>
                   <w:rFonts w:ascii="Arial" w:cs="Arial" w:eastAsia="Arial" w:hAnsi="Arial"/>
@@ -32958,7 +32958,7 @@
               </w:rPr>
               <w:t xml:space="preserve">Point to the DQB and say: 'This board has been with us since the very first lesson. Look at every question we posted. Some were posted by you, some were posted together.' Read three specific questions from the board aloud — choose one from Lesson 1, one from Lesson 4, one from Lesson 7. Then say: 'Take your two sticky notes. Blue note: choose one question you can now fully answer — write the question and write the answer in your own words. Yellow note: write one new wondering — something this unit made you curious about that we did not fully explore.' Give 3 minutes for writing. Cold-call </w:t>
             </w:r>
-            <w:del w:id="9359" w:author="Claude (AI) - proposed" w:date="2026-10-15T20:13:59Z">
+            <w:del w:id="9359" w:author="Claude (AI) - proposed" w:date="2026-10-18T00:27:27Z">
               <w:r>
                 <w:rPr>
                   <w:rFonts w:ascii="Arial" w:cs="Arial" w:eastAsia="Arial" w:hAnsi="Arial"/>
@@ -32973,7 +32973,7 @@
                 <w:delText xml:space="preserve">3</w:delText>
               </w:r>
             </w:del>
-            <w:ins w:id="9360" w:author="Claude (AI) - proposed" w:date="2026-10-15T20:13:59Z">
+            <w:ins w:id="9360" w:author="Claude (AI) - proposed" w:date="2026-10-18T00:27:27Z">
               <w:r>
                 <w:rPr>
                   <w:rFonts w:ascii="Arial" w:cs="Arial" w:eastAsia="Arial" w:hAnsi="Arial"/>
@@ -33123,7 +33123,7 @@
             <w:pPr>
               <w:spacing w:after="20" w:before="0"/>
             </w:pPr>
-            <w:hyperlink w:history="1" r:id="rIdl7bejdzx5tz8yjmmx4ubl">
+            <w:hyperlink w:history="1" r:id="rIdbsllxn6o4a3pymtoi97gh">
               <w:r>
                 <w:rPr>
                   <w:rFonts w:ascii="Arial" w:cs="Arial" w:eastAsia="Arial" w:hAnsi="Arial"/>
@@ -33156,7 +33156,7 @@
               <w:spacing w:after="10" w:before="0"/>
               <w:ind w:left="120"/>
             </w:pPr>
-            <w:hyperlink w:history="1" r:id="rIdgfbb3izxnb7qnk_irzdib">
+            <w:hyperlink w:history="1" r:id="rIdl4xb8teotrtkcnhkziimc">
               <w:r>
                 <w:rPr>
                   <w:rFonts w:ascii="Arial" w:cs="Arial" w:eastAsia="Arial" w:hAnsi="Arial"/>
@@ -33201,7 +33201,7 @@
             <w:pPr>
               <w:spacing w:after="20" w:before="0"/>
             </w:pPr>
-            <w:hyperlink w:history="1" r:id="rIdj78qp1lfjkhdrhnjmppwz">
+            <w:hyperlink w:history="1" r:id="rIdlmaloqltedjqppy9b4fjt">
               <w:r>
                 <w:rPr>
                   <w:rFonts w:ascii="Arial" w:cs="Arial" w:eastAsia="Arial" w:hAnsi="Arial"/>
@@ -33234,7 +33234,7 @@
               <w:spacing w:after="10" w:before="0"/>
               <w:ind w:left="120"/>
             </w:pPr>
-            <w:hyperlink w:history="1" r:id="rIdswdffo_0_th-q64rmktyw">
+            <w:hyperlink w:history="1" r:id="rId_d5ybl5iyutnsr_npq-nx">
               <w:r>
                 <w:rPr>
                   <w:rFonts w:ascii="Arial" w:cs="Arial" w:eastAsia="Arial" w:hAnsi="Arial"/>
@@ -33312,7 +33312,7 @@
               </w:rPr>
               <w:t xml:space="preserve">Say: 'The last thing we do today is the most important. You are going to look your Lesson 1 self in the eye and show how far you have come.' Allow 6 minutes for individual model drawing — circulate and use encouraging, specific prompts: 'Wanjiku — I can see your coordinate rule. Can you now add the perpendicular bisector annotation? Remember Lesson 5.' 'Otieno — your diagram is clear. Which three sides did you label for SSS?' At the 5-minute mark, cold-call two learners to share one improvement from their 'My model improved because…' sentence — WAIT TIME: 12 seconds. Write their improvement statements verbatim on the board as a class record. </w:t>
             </w:r>
-            <w:ins w:id="9361" w:author="Claude (AI) - proposed" w:date="2026-10-15T20:13:59Z">
+            <w:ins w:id="9361" w:author="Claude (AI) - proposed" w:date="2026-10-18T00:27:27Z">
               <w:r>
                 <w:rPr>
                   <w:rFonts w:ascii="Arial" w:cs="Arial" w:eastAsia="Arial" w:hAnsi="Arial"/>
@@ -33340,7 +33340,7 @@
               </w:rPr>
               <w:t xml:space="preserve">Conclude with: 'The matatu conductor on the Nairobi–Thika highway uses this mathematics every single day — he just does not know he is using SSS and perpendicular bisectors. You now know. That is the power of mathematics.' Assign a closing exit ticket (written on a half-sheet): '</w:t>
             </w:r>
-            <w:ins w:id="9362" w:author="Claude (AI) - proposed" w:date="2026-10-15T20:13:59Z">
+            <w:ins w:id="9362" w:author="Claude (AI) - proposed" w:date="2026-10-18T00:27:27Z">
               <w:r>
                 <w:rPr>
                   <w:rFonts w:ascii="Arial" w:cs="Arial" w:eastAsia="Arial" w:hAnsi="Arial"/>
@@ -33368,7 +33368,7 @@
               </w:rPr>
               <w:t xml:space="preserve">State the coordinate rule for reflection in the line y = x, then write one sentence connecting </w:t>
             </w:r>
-            <w:del w:id="9363" w:author="Claude (AI) - proposed" w:date="2026-10-15T20:13:59Z">
+            <w:del w:id="9363" w:author="Claude (AI) - proposed" w:date="2026-10-18T00:27:27Z">
               <w:r>
                 <w:rPr>
                   <w:rFonts w:ascii="Arial" w:cs="Arial" w:eastAsia="Arial" w:hAnsi="Arial"/>
@@ -33383,7 +33383,7 @@
                 <w:delText xml:space="preserve">this rule</w:delText>
               </w:r>
             </w:del>
-            <w:ins w:id="9364" w:author="Claude (AI) - proposed" w:date="2026-10-15T20:13:59Z">
+            <w:ins w:id="9364" w:author="Claude (AI) - proposed" w:date="2026-10-18T00:27:27Z">
               <w:r>
                 <w:rPr>
                   <w:rFonts w:ascii="Arial" w:cs="Arial" w:eastAsia="Arial" w:hAnsi="Arial"/>
@@ -33411,7 +33411,7 @@
               </w:rPr>
               <w:t xml:space="preserve"> to the matatu mirror phenomenon.</w:t>
             </w:r>
-            <w:ins w:id="9365" w:author="Claude (AI) - proposed" w:date="2026-10-15T20:13:59Z">
+            <w:ins w:id="9365" w:author="Claude (AI) - proposed" w:date="2026-10-18T00:27:27Z">
               <w:r>
                 <w:rPr>
                   <w:rFonts w:ascii="Arial" w:cs="Arial" w:eastAsia="Arial" w:hAnsi="Arial"/>
@@ -33505,7 +33505,7 @@
               </w:rPr>
               <w:t xml:space="preserve">Collect exit tickets as learners leave. Successful exit tickets state the rule (a,b)→(b,a) for y=x AND connect it to the phenomenon (e.g., '</w:t>
             </w:r>
-            <w:del w:id="9366" w:author="Claude (AI) - proposed" w:date="2026-10-15T20:13:59Z">
+            <w:del w:id="9366" w:author="Claude (AI) - proposed" w:date="2026-10-18T00:27:27Z">
               <w:r>
                 <w:rPr>
                   <w:rFonts w:ascii="Arial" w:cs="Arial" w:eastAsia="Arial" w:hAnsi="Arial"/>
@@ -33520,7 +33520,7 @@
                 <w:delText xml:space="preserve">If</w:delText>
               </w:r>
             </w:del>
-            <w:ins w:id="9367" w:author="Claude (AI) - proposed" w:date="2026-10-15T20:13:59Z">
+            <w:ins w:id="9367" w:author="Claude (AI) - proposed" w:date="2026-10-18T00:27:27Z">
               <w:r>
                 <w:rPr>
                   <w:rFonts w:ascii="Arial" w:cs="Arial" w:eastAsia="Arial" w:hAnsi="Arial"/>
@@ -33548,7 +33548,7 @@
               </w:rPr>
               <w:t xml:space="preserve"> the matatu mirror</w:t>
             </w:r>
-            <w:del w:id="9368" w:author="Claude (AI) - proposed" w:date="2026-10-15T20:13:59Z">
+            <w:del w:id="9368" w:author="Claude (AI) - proposed" w:date="2026-10-18T00:27:27Z">
               <w:r>
                 <w:rPr>
                   <w:rFonts w:ascii="Arial" w:cs="Arial" w:eastAsia="Arial" w:hAnsi="Arial"/>
@@ -33563,7 +33563,7 @@
                 <w:delText xml:space="preserve"> were tilted at 45°, the lorry's image would have its coordinates swapped — it would appear above rather than to the left</w:delText>
               </w:r>
             </w:del>
-            <w:ins w:id="9369" w:author="Claude (AI) - proposed" w:date="2026-10-15T20:13:59Z">
+            <w:ins w:id="9369" w:author="Claude (AI) - proposed" w:date="2026-10-18T00:27:27Z">
               <w:r>
                 <w:rPr>
                   <w:rFonts w:ascii="Arial" w:cs="Arial" w:eastAsia="Arial" w:hAnsi="Arial"/>
@@ -34052,7 +34052,7 @@
         </w:rPr>
         <w:t xml:space="preserve">© 2026 SeaVuria and ARES. Aligned with KICD objectives. Developed by SeaVuria; technical implementation by ARES (with AI assistance from Claude). Licensed under </w:t>
       </w:r>
-      <w:hyperlink w:history="1" r:id="rId34vwayhiajwol7l6lsmqo">
+      <w:hyperlink w:history="1" r:id="rIdli97giezirqjqujzrmg-z">
         <w:r>
           <w:rPr>
             <w:rFonts w:ascii="Arial" w:cs="Arial" w:eastAsia="Arial" w:hAnsi="Arial"/>
@@ -34073,7 +34073,7 @@
         </w:rPr>
         <w:t xml:space="preserve"> (</w:t>
       </w:r>
-      <w:hyperlink w:history="1" r:id="rIdt29nohwmrhx23vxqz9az0">
+      <w:hyperlink w:history="1" r:id="rIdxkurma3w_0cf-_brdt4et">
         <w:r>
           <w:rPr>
             <w:rFonts w:ascii="Arial" w:cs="Arial" w:eastAsia="Arial" w:hAnsi="Arial"/>
